--- a/public/programas/Programa_Cursos_Octubre_2026.docx
+++ b/public/programas/Programa_Cursos_Octubre_2026.docx
@@ -141,7 +141,7 @@
           <w:sz w:val="23"/>
           <w:szCs w:val="23"/>
         </w:rPr>
-        <w:t xml:space="preserve">US$150 pago único · o US$75/mes × 2</w:t>
+        <w:t xml:space="preserve">US$150 el curso completo · o 2 cuotas de US$75</w:t>
       </w:r>
     </w:p>
     <w:p>
@@ -439,7 +439,7 @@
                 <w:sz w:val="20"/>
                 <w:szCs w:val="20"/>
               </w:rPr>
-              <w:t xml:space="preserve">🧒</w:t>
+              <w:t xml:space="preserve">1</w:t>
             </w:r>
           </w:p>
         </w:tc>
@@ -465,7 +465,7 @@
                 <w:sz w:val="20"/>
                 <w:szCs w:val="20"/>
               </w:rPr>
-              <w:t xml:space="preserve">Coreano para Niños</w:t>
+              <w:t xml:space="preserve">Básico 1 (A1.1) · Primeras Palabras</w:t>
             </w:r>
           </w:p>
         </w:tc>
@@ -491,7 +491,7 @@
                 <w:sz w:val="20"/>
                 <w:szCs w:val="20"/>
               </w:rPr>
-              <w:t xml:space="preserve">A1.1K</w:t>
+              <w:t xml:space="preserve">A1.1</w:t>
             </w:r>
           </w:p>
         </w:tc>
@@ -517,7 +517,7 @@
                 <w:sz w:val="20"/>
                 <w:szCs w:val="20"/>
               </w:rPr>
-              <w:t xml:space="preserve">Niños y niñas de 8 a 12 años, desde cero</w:t>
+              <w:t xml:space="preserve">Adultos desde cero absoluto (antes: Nivel 1 · julio 2026)</w:t>
             </w:r>
           </w:p>
         </w:tc>
@@ -543,7 +543,7 @@
                 <w:sz w:val="20"/>
                 <w:szCs w:val="20"/>
               </w:rPr>
-              <w:t xml:space="preserve">Niños 2 / Básico 1</w:t>
+              <w:t xml:space="preserve">Básico 2</w:t>
             </w:r>
           </w:p>
         </w:tc>
@@ -575,7 +575,7 @@
                 <w:sz w:val="20"/>
                 <w:szCs w:val="20"/>
               </w:rPr>
-              <w:t xml:space="preserve">1</w:t>
+              <w:t xml:space="preserve">2</w:t>
             </w:r>
           </w:p>
         </w:tc>
@@ -602,7 +602,7 @@
                 <w:sz w:val="20"/>
                 <w:szCs w:val="20"/>
               </w:rPr>
-              <w:t xml:space="preserve">Básico 1 · Primeras Palabras</w:t>
+              <w:t xml:space="preserve">Básico 2 (A1.2) · Pasado, presente y futuro</w:t>
             </w:r>
           </w:p>
         </w:tc>
@@ -629,7 +629,7 @@
                 <w:sz w:val="20"/>
                 <w:szCs w:val="20"/>
               </w:rPr>
-              <w:t xml:space="preserve">A1.1</w:t>
+              <w:t xml:space="preserve">A1.2</w:t>
             </w:r>
           </w:p>
         </w:tc>
@@ -656,7 +656,7 @@
                 <w:sz w:val="20"/>
                 <w:szCs w:val="20"/>
               </w:rPr>
-              <w:t xml:space="preserve">Adultos desde cero absoluto</w:t>
+              <w:t xml:space="preserve">Requiere Básico 1 (A1.1) o el Nivel 1 de julio</w:t>
             </w:r>
           </w:p>
         </w:tc>
@@ -683,7 +683,7 @@
                 <w:sz w:val="20"/>
                 <w:szCs w:val="20"/>
               </w:rPr>
-              <w:t xml:space="preserve">Básico 2</w:t>
+              <w:t xml:space="preserve">Conversacional 1 / TOPIK I</w:t>
             </w:r>
           </w:p>
         </w:tc>
@@ -714,7 +714,7 @@
                 <w:sz w:val="20"/>
                 <w:szCs w:val="20"/>
               </w:rPr>
-              <w:t xml:space="preserve">2</w:t>
+              <w:t xml:space="preserve">3</w:t>
             </w:r>
           </w:p>
         </w:tc>
@@ -740,7 +740,7 @@
                 <w:sz w:val="20"/>
                 <w:szCs w:val="20"/>
               </w:rPr>
-              <w:t xml:space="preserve">Básico 2 · Tu primer año coreano</w:t>
+              <w:t xml:space="preserve">Conversacional 1 (A2.1) · Corea que amas</w:t>
             </w:r>
           </w:p>
         </w:tc>
@@ -766,7 +766,7 @@
                 <w:sz w:val="20"/>
                 <w:szCs w:val="20"/>
               </w:rPr>
-              <w:t xml:space="preserve">A1.2 → A2</w:t>
+              <w:t xml:space="preserve">A2.1</w:t>
             </w:r>
           </w:p>
         </w:tc>
@@ -792,7 +792,7 @@
                 <w:sz w:val="20"/>
                 <w:szCs w:val="20"/>
               </w:rPr>
-              <w:t xml:space="preserve">Quien terminó Básico 1 (o ya lee hangul y se presenta)</w:t>
+              <w:t xml:space="preserve">Requiere Básico 2 (A1.2) o test de nivel</w:t>
             </w:r>
           </w:p>
         </w:tc>
@@ -818,7 +818,7 @@
                 <w:sz w:val="20"/>
                 <w:szCs w:val="20"/>
               </w:rPr>
-              <w:t xml:space="preserve">Conversacional A2.1 / TOPIK I</w:t>
+              <w:t xml:space="preserve">Conversacional 2</w:t>
             </w:r>
           </w:p>
         </w:tc>
@@ -850,7 +850,7 @@
                 <w:sz w:val="20"/>
                 <w:szCs w:val="20"/>
               </w:rPr>
-              <w:t xml:space="preserve">3</w:t>
+              <w:t xml:space="preserve">4</w:t>
             </w:r>
           </w:p>
         </w:tc>
@@ -877,7 +877,7 @@
                 <w:sz w:val="20"/>
                 <w:szCs w:val="20"/>
               </w:rPr>
-              <w:t xml:space="preserve">Conversacional A2.1 · Corea que amas</w:t>
+              <w:t xml:space="preserve">Conversacional 2 (A2.2) · Corea por dentro</w:t>
             </w:r>
           </w:p>
         </w:tc>
@@ -904,7 +904,7 @@
                 <w:sz w:val="20"/>
                 <w:szCs w:val="20"/>
               </w:rPr>
-              <w:t xml:space="preserve">A2.1</w:t>
+              <w:t xml:space="preserve">A2.2</w:t>
             </w:r>
           </w:p>
         </w:tc>
@@ -931,7 +931,7 @@
                 <w:sz w:val="20"/>
                 <w:szCs w:val="20"/>
               </w:rPr>
-              <w:t xml:space="preserve">Quien tiene A1 completo y quiere HABLAR con una nativa</w:t>
+              <w:t xml:space="preserve">Requiere Conversacional 1 (abre en enero 2027)</w:t>
             </w:r>
           </w:p>
         </w:tc>
@@ -958,7 +958,7 @@
                 <w:sz w:val="20"/>
                 <w:szCs w:val="20"/>
               </w:rPr>
-              <w:t xml:space="preserve">Conversacional A2.2</w:t>
+              <w:t xml:space="preserve">TOPIK I-2 / B1</w:t>
             </w:r>
           </w:p>
         </w:tc>
@@ -989,7 +989,7 @@
                 <w:sz w:val="20"/>
                 <w:szCs w:val="20"/>
               </w:rPr>
-              <w:t xml:space="preserve">4</w:t>
+              <w:t xml:space="preserve">5</w:t>
             </w:r>
           </w:p>
         </w:tc>
@@ -1015,7 +1015,7 @@
                 <w:sz w:val="20"/>
                 <w:szCs w:val="20"/>
               </w:rPr>
-              <w:t xml:space="preserve">Conversacional A2.2 · Corea por dentro</w:t>
+              <w:t xml:space="preserve">TOPIK II (B1+) · Estrategia de examen</w:t>
             </w:r>
           </w:p>
         </w:tc>
@@ -1041,7 +1041,7 @@
                 <w:sz w:val="20"/>
                 <w:szCs w:val="20"/>
               </w:rPr>
-              <w:t xml:space="preserve">A2.2</w:t>
+              <w:t xml:space="preserve">B1+</w:t>
             </w:r>
           </w:p>
         </w:tc>
@@ -1067,7 +1067,7 @@
                 <w:sz w:val="20"/>
                 <w:szCs w:val="20"/>
               </w:rPr>
-              <w:t xml:space="preserve">Quien terminó A2.1 (abre en enero 2027)</w:t>
+              <w:t xml:space="preserve">Nivel intermedio (B1) · va a rendir el examen oficial</w:t>
             </w:r>
           </w:p>
         </w:tc>
@@ -1093,7 +1093,7 @@
                 <w:sz w:val="20"/>
                 <w:szCs w:val="20"/>
               </w:rPr>
-              <w:t xml:space="preserve">TOPIK I-2 / B1</w:t>
+              <w:t xml:space="preserve">TOPIK II 4–6</w:t>
             </w:r>
           </w:p>
         </w:tc>
@@ -1125,7 +1125,7 @@
                 <w:sz w:val="20"/>
                 <w:szCs w:val="20"/>
               </w:rPr>
-              <w:t xml:space="preserve">★</w:t>
+              <w:t xml:space="preserve">🧒</w:t>
             </w:r>
           </w:p>
         </w:tc>
@@ -1152,7 +1152,7 @@
                 <w:sz w:val="20"/>
                 <w:szCs w:val="20"/>
               </w:rPr>
-              <w:t xml:space="preserve">Preparación TOPIK II</w:t>
+              <w:t xml:space="preserve">Coreano para Niños (8–12) · Juega y aprende</w:t>
             </w:r>
           </w:p>
         </w:tc>
@@ -1179,7 +1179,7 @@
                 <w:sz w:val="20"/>
                 <w:szCs w:val="20"/>
               </w:rPr>
-              <w:t xml:space="preserve">B1+</w:t>
+              <w:t xml:space="preserve">8–12 años</w:t>
             </w:r>
           </w:p>
         </w:tc>
@@ -1206,7 +1206,7 @@
                 <w:sz w:val="20"/>
                 <w:szCs w:val="20"/>
               </w:rPr>
-              <w:t xml:space="preserve">Quien va a rendir el examen oficial</w:t>
+              <w:t xml:space="preserve">Niños y niñas desde cero · ruta propia</w:t>
             </w:r>
           </w:p>
         </w:tc>
@@ -1233,7 +1233,7 @@
                 <w:sz w:val="20"/>
                 <w:szCs w:val="20"/>
               </w:rPr>
-              <w:t xml:space="preserve">TOPIK II 4–6</w:t>
+              <w:t xml:space="preserve">Niños 2 / Básico 1</w:t>
             </w:r>
           </w:p>
         </w:tc>
@@ -1501,7 +1501,7 @@
                 <w:sz w:val="20"/>
                 <w:szCs w:val="20"/>
               </w:rPr>
-              <w:t xml:space="preserve">Lunes</w:t>
+              <w:t xml:space="preserve">Martes</w:t>
             </w:r>
           </w:p>
         </w:tc>
@@ -1527,7 +1527,7 @@
                 <w:sz w:val="20"/>
                 <w:szCs w:val="20"/>
               </w:rPr>
-              <w:t xml:space="preserve">18:00</w:t>
+              <w:t xml:space="preserve">20:00</w:t>
             </w:r>
           </w:p>
         </w:tc>
@@ -1553,7 +1553,7 @@
                 <w:sz w:val="20"/>
                 <w:szCs w:val="20"/>
               </w:rPr>
-              <w:t xml:space="preserve">🧒 Coreano para Niños</w:t>
+              <w:t xml:space="preserve">🌱 Básico 1 (A1.1)</w:t>
             </w:r>
           </w:p>
         </w:tc>
@@ -1579,7 +1579,7 @@
                 <w:sz w:val="20"/>
                 <w:szCs w:val="20"/>
               </w:rPr>
-              <w:t xml:space="preserve">Por anunciar</w:t>
+              <w:t xml:space="preserve">Guiran · 기란</w:t>
             </w:r>
           </w:p>
         </w:tc>
@@ -1605,7 +1605,7 @@
                 <w:sz w:val="20"/>
                 <w:szCs w:val="20"/>
               </w:rPr>
-              <w:t xml:space="preserve">lunes 5 de octubre</w:t>
+              <w:t xml:space="preserve">martes 6 de octubre</w:t>
             </w:r>
           </w:p>
         </w:tc>
@@ -1631,7 +1631,7 @@
                 <w:sz w:val="20"/>
                 <w:szCs w:val="20"/>
               </w:rPr>
-              <w:t xml:space="preserve">12</w:t>
+              <w:t xml:space="preserve">15</w:t>
             </w:r>
           </w:p>
         </w:tc>
@@ -1663,7 +1663,7 @@
                 <w:sz w:val="20"/>
                 <w:szCs w:val="20"/>
               </w:rPr>
-              <w:t xml:space="preserve">Martes</w:t>
+              <w:t xml:space="preserve">Jueves</w:t>
             </w:r>
           </w:p>
         </w:tc>
@@ -1717,7 +1717,7 @@
                 <w:sz w:val="20"/>
                 <w:szCs w:val="20"/>
               </w:rPr>
-              <w:t xml:space="preserve">🌱 Básico 1 · Primeras Palabras</w:t>
+              <w:t xml:space="preserve">🌱 Básico 1 (A1.1)</w:t>
             </w:r>
           </w:p>
         </w:tc>
@@ -1744,7 +1744,7 @@
                 <w:sz w:val="20"/>
                 <w:szCs w:val="20"/>
               </w:rPr>
-              <w:t xml:space="preserve">Prof.ª Guiran (기란)</w:t>
+              <w:t xml:space="preserve">Guiran · 기란</w:t>
             </w:r>
           </w:p>
         </w:tc>
@@ -1771,7 +1771,7 @@
                 <w:sz w:val="20"/>
                 <w:szCs w:val="20"/>
               </w:rPr>
-              <w:t xml:space="preserve">martes 6 de octubre</w:t>
+              <w:t xml:space="preserve">jueves 8 de octubre</w:t>
             </w:r>
           </w:p>
         </w:tc>
@@ -1829,7 +1829,7 @@
                 <w:sz w:val="20"/>
                 <w:szCs w:val="20"/>
               </w:rPr>
-              <w:t xml:space="preserve">Jueves</w:t>
+              <w:t xml:space="preserve">Miércoles</w:t>
             </w:r>
           </w:p>
         </w:tc>
@@ -1855,7 +1855,7 @@
                 <w:sz w:val="20"/>
                 <w:szCs w:val="20"/>
               </w:rPr>
-              <w:t xml:space="preserve">20:00</w:t>
+              <w:t xml:space="preserve">21:00</w:t>
             </w:r>
           </w:p>
         </w:tc>
@@ -1881,7 +1881,7 @@
                 <w:sz w:val="20"/>
                 <w:szCs w:val="20"/>
               </w:rPr>
-              <w:t xml:space="preserve">🌱 Básico 1 · Primeras Palabras</w:t>
+              <w:t xml:space="preserve">🚀 Básico 2 (A1.2)</w:t>
             </w:r>
           </w:p>
         </w:tc>
@@ -1907,7 +1907,7 @@
                 <w:sz w:val="20"/>
                 <w:szCs w:val="20"/>
               </w:rPr>
-              <w:t xml:space="preserve">Prof.ª Guiran (기란)</w:t>
+              <w:t xml:space="preserve">Jay Kim · 김재희</w:t>
             </w:r>
           </w:p>
         </w:tc>
@@ -1933,7 +1933,7 @@
                 <w:sz w:val="20"/>
                 <w:szCs w:val="20"/>
               </w:rPr>
-              <w:t xml:space="preserve">jueves 8 de octubre</w:t>
+              <w:t xml:space="preserve">miércoles 7 de octubre</w:t>
             </w:r>
           </w:p>
         </w:tc>
@@ -2045,7 +2045,7 @@
                 <w:sz w:val="20"/>
                 <w:szCs w:val="20"/>
               </w:rPr>
-              <w:t xml:space="preserve">💬 Conversacional A2.1 · Corea que amas</w:t>
+              <w:t xml:space="preserve">💬 Conversacional 1 (A2.1)</w:t>
             </w:r>
           </w:p>
         </w:tc>
@@ -2072,7 +2072,7 @@
                 <w:sz w:val="20"/>
                 <w:szCs w:val="20"/>
               </w:rPr>
-              <w:t xml:space="preserve">Prof.ª Abby (홍미영)</w:t>
+              <w:t xml:space="preserve">Abby · 홍미영</w:t>
             </w:r>
           </w:p>
         </w:tc>
@@ -2157,7 +2157,7 @@
                 <w:sz w:val="20"/>
                 <w:szCs w:val="20"/>
               </w:rPr>
-              <w:t xml:space="preserve">Miércoles</w:t>
+              <w:t xml:space="preserve">Jueves</w:t>
             </w:r>
           </w:p>
         </w:tc>
@@ -2209,7 +2209,7 @@
                 <w:sz w:val="20"/>
                 <w:szCs w:val="20"/>
               </w:rPr>
-              <w:t xml:space="preserve">🚀 Básico 2 · Tu primer año coreano</w:t>
+              <w:t xml:space="preserve">🎯 TOPIK II (B1+)</w:t>
             </w:r>
           </w:p>
         </w:tc>
@@ -2235,7 +2235,7 @@
                 <w:sz w:val="20"/>
                 <w:szCs w:val="20"/>
               </w:rPr>
-              <w:t xml:space="preserve">Prof. Jay (김재희)</w:t>
+              <w:t xml:space="preserve">Jay Kim · 김재희</w:t>
             </w:r>
           </w:p>
         </w:tc>
@@ -2261,7 +2261,7 @@
                 <w:sz w:val="20"/>
                 <w:szCs w:val="20"/>
               </w:rPr>
-              <w:t xml:space="preserve">miércoles 7 de octubre</w:t>
+              <w:t xml:space="preserve">jueves 8 de octubre</w:t>
             </w:r>
           </w:p>
         </w:tc>
@@ -2287,7 +2287,7 @@
                 <w:sz w:val="20"/>
                 <w:szCs w:val="20"/>
               </w:rPr>
-              <w:t xml:space="preserve">15</w:t>
+              <w:t xml:space="preserve">8</w:t>
             </w:r>
           </w:p>
         </w:tc>
@@ -2319,7 +2319,7 @@
                 <w:sz w:val="20"/>
                 <w:szCs w:val="20"/>
               </w:rPr>
-              <w:t xml:space="preserve">Jueves</w:t>
+              <w:t xml:space="preserve">Lunes</w:t>
             </w:r>
           </w:p>
         </w:tc>
@@ -2346,7 +2346,7 @@
                 <w:sz w:val="20"/>
                 <w:szCs w:val="20"/>
               </w:rPr>
-              <w:t xml:space="preserve">21:00</w:t>
+              <w:t xml:space="preserve">18:00</w:t>
             </w:r>
           </w:p>
         </w:tc>
@@ -2373,7 +2373,7 @@
                 <w:sz w:val="20"/>
                 <w:szCs w:val="20"/>
               </w:rPr>
-              <w:t xml:space="preserve">🎯 Preparación TOPIK II</w:t>
+              <w:t xml:space="preserve">🧒 Coreano para Niños (8–12)</w:t>
             </w:r>
           </w:p>
         </w:tc>
@@ -2400,7 +2400,7 @@
                 <w:sz w:val="20"/>
                 <w:szCs w:val="20"/>
               </w:rPr>
-              <w:t xml:space="preserve">Prof. Jay (김재희)</w:t>
+              <w:t xml:space="preserve">Profesor/a por confirmar</w:t>
             </w:r>
           </w:p>
         </w:tc>
@@ -2427,7 +2427,7 @@
                 <w:sz w:val="20"/>
                 <w:szCs w:val="20"/>
               </w:rPr>
-              <w:t xml:space="preserve">jueves 8 de octubre</w:t>
+              <w:t xml:space="preserve">lunes 5 de octubre</w:t>
             </w:r>
           </w:p>
         </w:tc>
@@ -2454,7 +2454,7 @@
                 <w:sz w:val="20"/>
                 <w:szCs w:val="20"/>
               </w:rPr>
-              <w:t xml:space="preserve">8</w:t>
+              <w:t xml:space="preserve">12</w:t>
             </w:r>
           </w:p>
         </w:tc>
@@ -2698,7 +2698,7 @@
                 <w:sz w:val="20"/>
                 <w:szCs w:val="20"/>
               </w:rPr>
-              <w:t xml:space="preserve">🧒 Niños</w:t>
+              <w:t xml:space="preserve">🧒 Niños (8–12)</w:t>
             </w:r>
           </w:p>
         </w:tc>
@@ -2862,7 +2862,7 @@
                 <w:sz w:val="20"/>
                 <w:szCs w:val="20"/>
               </w:rPr>
-              <w:t xml:space="preserve">🌱 Básico 1</w:t>
+              <w:t xml:space="preserve">🌱 Básico 1 (A1.1)</w:t>
             </w:r>
           </w:p>
         </w:tc>
@@ -2916,7 +2916,7 @@
                 <w:sz w:val="20"/>
                 <w:szCs w:val="20"/>
               </w:rPr>
-              <w:t xml:space="preserve">🌱 Básico 1</w:t>
+              <w:t xml:space="preserve">🌱 Básico 1 (A1.1)</w:t>
             </w:r>
           </w:p>
         </w:tc>
@@ -2999,7 +2999,7 @@
                 <w:sz w:val="20"/>
                 <w:szCs w:val="20"/>
               </w:rPr>
-              <w:t xml:space="preserve">💬 Conv. A2.1</w:t>
+              <w:t xml:space="preserve">💬 Conversacional 1 (A2.1)</w:t>
             </w:r>
           </w:p>
         </w:tc>
@@ -3025,7 +3025,7 @@
                 <w:sz w:val="20"/>
                 <w:szCs w:val="20"/>
               </w:rPr>
-              <w:t xml:space="preserve">🚀 Básico 2</w:t>
+              <w:t xml:space="preserve">🚀 Básico 2 (A1.2)</w:t>
             </w:r>
           </w:p>
         </w:tc>
@@ -3051,7 +3051,7 @@
                 <w:sz w:val="20"/>
                 <w:szCs w:val="20"/>
               </w:rPr>
-              <w:t xml:space="preserve">🎯 TOPIK II</w:t>
+              <w:t xml:space="preserve">🎯 TOPIK II (B1+)</w:t>
             </w:r>
           </w:p>
         </w:tc>
@@ -3885,7 +3885,7 @@
           <w:sz w:val="18"/>
           <w:szCs w:val="18"/>
         </w:rPr>
-        <w:t xml:space="preserve">España cambia de hora el 25 de octubre y EE.UU. el 1 de noviembre (la tabla muestra antes → después). Chile, Argentina, México, Colombia, Perú y Corea no cambian durante el curso.</w:t>
+        <w:t xml:space="preserve">España cambia de hora el 25 de octubre y EE.UU. el 1 de noviembre (se muestra antes → después). Chile, Argentina, México, Colombia, Perú y Corea no cambian durante el curso.</w:t>
       </w:r>
     </w:p>
     <w:p>
@@ -4220,7 +4220,7 @@
                 <w:sz w:val="20"/>
                 <w:szCs w:val="20"/>
               </w:rPr>
-              <w:t xml:space="preserve">🧒 Coreano para Niños (lun)</w:t>
+              <w:t xml:space="preserve">🌱 Básico 1 (mar)</w:t>
             </w:r>
           </w:p>
         </w:tc>
@@ -4246,7 +4246,7 @@
                 <w:sz w:val="20"/>
                 <w:szCs w:val="20"/>
               </w:rPr>
-              <w:t xml:space="preserve">5 oct</w:t>
+              <w:t xml:space="preserve">6 oct</w:t>
             </w:r>
           </w:p>
         </w:tc>
@@ -4272,7 +4272,7 @@
                 <w:sz w:val="20"/>
                 <w:szCs w:val="20"/>
               </w:rPr>
-              <w:t xml:space="preserve">12 oct*</w:t>
+              <w:t xml:space="preserve">13 oct</w:t>
             </w:r>
           </w:p>
         </w:tc>
@@ -4298,7 +4298,7 @@
                 <w:sz w:val="20"/>
                 <w:szCs w:val="20"/>
               </w:rPr>
-              <w:t xml:space="preserve">19 oct</w:t>
+              <w:t xml:space="preserve">20 oct</w:t>
             </w:r>
           </w:p>
         </w:tc>
@@ -4324,7 +4324,7 @@
                 <w:sz w:val="20"/>
                 <w:szCs w:val="20"/>
               </w:rPr>
-              <w:t xml:space="preserve">26 oct</w:t>
+              <w:t xml:space="preserve">27 oct</w:t>
             </w:r>
           </w:p>
         </w:tc>
@@ -4350,7 +4350,7 @@
                 <w:sz w:val="20"/>
                 <w:szCs w:val="20"/>
               </w:rPr>
-              <w:t xml:space="preserve">2 nov</w:t>
+              <w:t xml:space="preserve">3 nov</w:t>
             </w:r>
           </w:p>
         </w:tc>
@@ -4376,7 +4376,7 @@
                 <w:sz w:val="20"/>
                 <w:szCs w:val="20"/>
               </w:rPr>
-              <w:t xml:space="preserve">9 nov</w:t>
+              <w:t xml:space="preserve">10 nov</w:t>
             </w:r>
           </w:p>
         </w:tc>
@@ -4402,7 +4402,7 @@
                 <w:sz w:val="20"/>
                 <w:szCs w:val="20"/>
               </w:rPr>
-              <w:t xml:space="preserve">16 nov</w:t>
+              <w:t xml:space="preserve">17 nov</w:t>
             </w:r>
           </w:p>
         </w:tc>
@@ -4428,7 +4428,7 @@
                 <w:sz w:val="20"/>
                 <w:szCs w:val="20"/>
               </w:rPr>
-              <w:t xml:space="preserve">23 nov</w:t>
+              <w:t xml:space="preserve">24 nov</w:t>
             </w:r>
           </w:p>
         </w:tc>
@@ -4460,7 +4460,7 @@
                 <w:sz w:val="20"/>
                 <w:szCs w:val="20"/>
               </w:rPr>
-              <w:t xml:space="preserve">🌱 Básico 1 (mar)</w:t>
+              <w:t xml:space="preserve">🌱 Básico 1 (jue)</w:t>
             </w:r>
           </w:p>
         </w:tc>
@@ -4487,7 +4487,7 @@
                 <w:sz w:val="20"/>
                 <w:szCs w:val="20"/>
               </w:rPr>
-              <w:t xml:space="preserve">6 oct</w:t>
+              <w:t xml:space="preserve">8 oct</w:t>
             </w:r>
           </w:p>
         </w:tc>
@@ -4514,7 +4514,7 @@
                 <w:sz w:val="20"/>
                 <w:szCs w:val="20"/>
               </w:rPr>
-              <w:t xml:space="preserve">13 oct</w:t>
+              <w:t xml:space="preserve">15 oct</w:t>
             </w:r>
           </w:p>
         </w:tc>
@@ -4541,7 +4541,7 @@
                 <w:sz w:val="20"/>
                 <w:szCs w:val="20"/>
               </w:rPr>
-              <w:t xml:space="preserve">20 oct</w:t>
+              <w:t xml:space="preserve">22 oct</w:t>
             </w:r>
           </w:p>
         </w:tc>
@@ -4568,7 +4568,7 @@
                 <w:sz w:val="20"/>
                 <w:szCs w:val="20"/>
               </w:rPr>
-              <w:t xml:space="preserve">27 oct</w:t>
+              <w:t xml:space="preserve">29 oct</w:t>
             </w:r>
           </w:p>
         </w:tc>
@@ -4595,7 +4595,7 @@
                 <w:sz w:val="20"/>
                 <w:szCs w:val="20"/>
               </w:rPr>
-              <w:t xml:space="preserve">3 nov</w:t>
+              <w:t xml:space="preserve">5 nov</w:t>
             </w:r>
           </w:p>
         </w:tc>
@@ -4622,7 +4622,7 @@
                 <w:sz w:val="20"/>
                 <w:szCs w:val="20"/>
               </w:rPr>
-              <w:t xml:space="preserve">10 nov</w:t>
+              <w:t xml:space="preserve">12 nov</w:t>
             </w:r>
           </w:p>
         </w:tc>
@@ -4649,7 +4649,7 @@
                 <w:sz w:val="20"/>
                 <w:szCs w:val="20"/>
               </w:rPr>
-              <w:t xml:space="preserve">17 nov</w:t>
+              <w:t xml:space="preserve">19 nov</w:t>
             </w:r>
           </w:p>
         </w:tc>
@@ -4676,7 +4676,7 @@
                 <w:sz w:val="20"/>
                 <w:szCs w:val="20"/>
               </w:rPr>
-              <w:t xml:space="preserve">24 nov</w:t>
+              <w:t xml:space="preserve">26 nov</w:t>
             </w:r>
           </w:p>
         </w:tc>
@@ -4707,7 +4707,7 @@
                 <w:sz w:val="20"/>
                 <w:szCs w:val="20"/>
               </w:rPr>
-              <w:t xml:space="preserve">🌱 Básico 1 (jue)</w:t>
+              <w:t xml:space="preserve">🚀 Básico 2 (mié)</w:t>
             </w:r>
           </w:p>
         </w:tc>
@@ -4733,7 +4733,7 @@
                 <w:sz w:val="20"/>
                 <w:szCs w:val="20"/>
               </w:rPr>
-              <w:t xml:space="preserve">8 oct</w:t>
+              <w:t xml:space="preserve">7 oct</w:t>
             </w:r>
           </w:p>
         </w:tc>
@@ -4759,7 +4759,7 @@
                 <w:sz w:val="20"/>
                 <w:szCs w:val="20"/>
               </w:rPr>
-              <w:t xml:space="preserve">15 oct</w:t>
+              <w:t xml:space="preserve">14 oct</w:t>
             </w:r>
           </w:p>
         </w:tc>
@@ -4785,7 +4785,7 @@
                 <w:sz w:val="20"/>
                 <w:szCs w:val="20"/>
               </w:rPr>
-              <w:t xml:space="preserve">22 oct</w:t>
+              <w:t xml:space="preserve">21 oct</w:t>
             </w:r>
           </w:p>
         </w:tc>
@@ -4811,7 +4811,7 @@
                 <w:sz w:val="20"/>
                 <w:szCs w:val="20"/>
               </w:rPr>
-              <w:t xml:space="preserve">29 oct</w:t>
+              <w:t xml:space="preserve">28 oct</w:t>
             </w:r>
           </w:p>
         </w:tc>
@@ -4837,7 +4837,7 @@
                 <w:sz w:val="20"/>
                 <w:szCs w:val="20"/>
               </w:rPr>
-              <w:t xml:space="preserve">5 nov</w:t>
+              <w:t xml:space="preserve">4 nov</w:t>
             </w:r>
           </w:p>
         </w:tc>
@@ -4863,7 +4863,7 @@
                 <w:sz w:val="20"/>
                 <w:szCs w:val="20"/>
               </w:rPr>
-              <w:t xml:space="preserve">12 nov</w:t>
+              <w:t xml:space="preserve">11 nov</w:t>
             </w:r>
           </w:p>
         </w:tc>
@@ -4889,7 +4889,7 @@
                 <w:sz w:val="20"/>
                 <w:szCs w:val="20"/>
               </w:rPr>
-              <w:t xml:space="preserve">19 nov</w:t>
+              <w:t xml:space="preserve">18 nov</w:t>
             </w:r>
           </w:p>
         </w:tc>
@@ -4915,7 +4915,7 @@
                 <w:sz w:val="20"/>
                 <w:szCs w:val="20"/>
               </w:rPr>
-              <w:t xml:space="preserve">26 nov</w:t>
+              <w:t xml:space="preserve">25 nov</w:t>
             </w:r>
           </w:p>
         </w:tc>
@@ -4947,7 +4947,7 @@
                 <w:sz w:val="20"/>
                 <w:szCs w:val="20"/>
               </w:rPr>
-              <w:t xml:space="preserve">💬 Conversacional A2.1 (mar)</w:t>
+              <w:t xml:space="preserve">💬 Conversacional 1 (mar)</w:t>
             </w:r>
           </w:p>
         </w:tc>
@@ -5194,7 +5194,7 @@
                 <w:sz w:val="20"/>
                 <w:szCs w:val="20"/>
               </w:rPr>
-              <w:t xml:space="preserve">🚀 Básico 2 (mié)</w:t>
+              <w:t xml:space="preserve">🎯 TOPIK II (jue)</w:t>
             </w:r>
           </w:p>
         </w:tc>
@@ -5220,7 +5220,7 @@
                 <w:sz w:val="20"/>
                 <w:szCs w:val="20"/>
               </w:rPr>
-              <w:t xml:space="preserve">7 oct</w:t>
+              <w:t xml:space="preserve">8 oct</w:t>
             </w:r>
           </w:p>
         </w:tc>
@@ -5246,7 +5246,7 @@
                 <w:sz w:val="20"/>
                 <w:szCs w:val="20"/>
               </w:rPr>
-              <w:t xml:space="preserve">14 oct</w:t>
+              <w:t xml:space="preserve">15 oct</w:t>
             </w:r>
           </w:p>
         </w:tc>
@@ -5272,7 +5272,7 @@
                 <w:sz w:val="20"/>
                 <w:szCs w:val="20"/>
               </w:rPr>
-              <w:t xml:space="preserve">21 oct</w:t>
+              <w:t xml:space="preserve">22 oct</w:t>
             </w:r>
           </w:p>
         </w:tc>
@@ -5298,7 +5298,7 @@
                 <w:sz w:val="20"/>
                 <w:szCs w:val="20"/>
               </w:rPr>
-              <w:t xml:space="preserve">28 oct</w:t>
+              <w:t xml:space="preserve">29 oct</w:t>
             </w:r>
           </w:p>
         </w:tc>
@@ -5324,7 +5324,7 @@
                 <w:sz w:val="20"/>
                 <w:szCs w:val="20"/>
               </w:rPr>
-              <w:t xml:space="preserve">4 nov</w:t>
+              <w:t xml:space="preserve">5 nov</w:t>
             </w:r>
           </w:p>
         </w:tc>
@@ -5350,7 +5350,7 @@
                 <w:sz w:val="20"/>
                 <w:szCs w:val="20"/>
               </w:rPr>
-              <w:t xml:space="preserve">11 nov</w:t>
+              <w:t xml:space="preserve">12 nov</w:t>
             </w:r>
           </w:p>
         </w:tc>
@@ -5376,7 +5376,7 @@
                 <w:sz w:val="20"/>
                 <w:szCs w:val="20"/>
               </w:rPr>
-              <w:t xml:space="preserve">18 nov</w:t>
+              <w:t xml:space="preserve">19 nov</w:t>
             </w:r>
           </w:p>
         </w:tc>
@@ -5402,7 +5402,7 @@
                 <w:sz w:val="20"/>
                 <w:szCs w:val="20"/>
               </w:rPr>
-              <w:t xml:space="preserve">25 nov</w:t>
+              <w:t xml:space="preserve">26 nov</w:t>
             </w:r>
           </w:p>
         </w:tc>
@@ -5434,7 +5434,7 @@
                 <w:sz w:val="20"/>
                 <w:szCs w:val="20"/>
               </w:rPr>
-              <w:t xml:space="preserve">🎯 Preparación TOPIK II (jue)</w:t>
+              <w:t xml:space="preserve">🧒 Coreano para Niños (lun)</w:t>
             </w:r>
           </w:p>
         </w:tc>
@@ -5461,7 +5461,7 @@
                 <w:sz w:val="20"/>
                 <w:szCs w:val="20"/>
               </w:rPr>
-              <w:t xml:space="preserve">8 oct</w:t>
+              <w:t xml:space="preserve">5 oct</w:t>
             </w:r>
           </w:p>
         </w:tc>
@@ -5488,7 +5488,7 @@
                 <w:sz w:val="20"/>
                 <w:szCs w:val="20"/>
               </w:rPr>
-              <w:t xml:space="preserve">15 oct</w:t>
+              <w:t xml:space="preserve">12 oct*</w:t>
             </w:r>
           </w:p>
         </w:tc>
@@ -5515,7 +5515,7 @@
                 <w:sz w:val="20"/>
                 <w:szCs w:val="20"/>
               </w:rPr>
-              <w:t xml:space="preserve">22 oct</w:t>
+              <w:t xml:space="preserve">19 oct</w:t>
             </w:r>
           </w:p>
         </w:tc>
@@ -5542,7 +5542,7 @@
                 <w:sz w:val="20"/>
                 <w:szCs w:val="20"/>
               </w:rPr>
-              <w:t xml:space="preserve">29 oct</w:t>
+              <w:t xml:space="preserve">26 oct</w:t>
             </w:r>
           </w:p>
         </w:tc>
@@ -5569,7 +5569,7 @@
                 <w:sz w:val="20"/>
                 <w:szCs w:val="20"/>
               </w:rPr>
-              <w:t xml:space="preserve">5 nov</w:t>
+              <w:t xml:space="preserve">2 nov</w:t>
             </w:r>
           </w:p>
         </w:tc>
@@ -5596,7 +5596,7 @@
                 <w:sz w:val="20"/>
                 <w:szCs w:val="20"/>
               </w:rPr>
-              <w:t xml:space="preserve">12 nov</w:t>
+              <w:t xml:space="preserve">9 nov</w:t>
             </w:r>
           </w:p>
         </w:tc>
@@ -5623,7 +5623,7 @@
                 <w:sz w:val="20"/>
                 <w:szCs w:val="20"/>
               </w:rPr>
-              <w:t xml:space="preserve">19 nov</w:t>
+              <w:t xml:space="preserve">16 nov</w:t>
             </w:r>
           </w:p>
         </w:tc>
@@ -5650,7 +5650,7 @@
                 <w:sz w:val="20"/>
                 <w:szCs w:val="20"/>
               </w:rPr>
-              <w:t xml:space="preserve">26 nov</w:t>
+              <w:t xml:space="preserve">23 nov</w:t>
             </w:r>
           </w:p>
         </w:tc>
@@ -6191,7 +6191,3611 @@
           <w:sz w:val="23"/>
           <w:szCs w:val="23"/>
         </w:rPr>
-        <w:t xml:space="preserve">🧒 Coreano para Niños · A1.1K · 8 a 12 años</w:t>
+        <w:t xml:space="preserve">🌱 Básico 1 (A1.1) · Primeras Palabras · desde cero</w:t>
+      </w:r>
+    </w:p>
+    <w:p>
+      <w:pPr>
+        <w:spacing w:after="90"/>
+      </w:pPr>
+      <w:r>
+        <w:rPr>
+          <w:rFonts w:ascii="Arial" w:cs="Arial" w:eastAsia="Arial" w:hAnsi="Arial"/>
+          <w:color w:val="1B1C24"/>
+          <w:sz w:val="20"/>
+          <w:szCs w:val="20"/>
+        </w:rPr>
+        <w:t xml:space="preserve">El punto de partida: aprender a leer el alfabeto coreano y decir tus primeras frases reales. El drilling de lectura vive en el Lector de Hangul como tarea gamificada, así la hora en vivo se usa para hablar y ser corregido.</w:t>
+      </w:r>
+    </w:p>
+    <w:p>
+      <w:pPr>
+        <w:spacing w:after="90"/>
+      </w:pPr>
+      <w:r>
+        <w:rPr>
+          <w:rFonts w:ascii="Arial" w:cs="Arial" w:eastAsia="Arial" w:hAnsi="Arial"/>
+          <w:b/>
+          <w:bCs/>
+          <w:color w:val="1B1C24"/>
+          <w:sz w:val="20"/>
+          <w:szCs w:val="20"/>
+        </w:rPr>
+        <w:t xml:space="preserve">Material: </w:t>
+      </w:r>
+      <w:r>
+        <w:rPr>
+          <w:rFonts w:ascii="Arial" w:cs="Arial" w:eastAsia="Arial" w:hAnsi="Arial"/>
+          <w:color w:val="1B1C24"/>
+          <w:sz w:val="20"/>
+          <w:szCs w:val="20"/>
+        </w:rPr>
+        <w:t xml:space="preserve">한글학교 한국어 1 + Lector de Hangul (tarea con audio nativo)</w:t>
+      </w:r>
+      <w:r>
+        <w:rPr>
+          <w:rFonts w:ascii="Arial" w:cs="Arial" w:eastAsia="Arial" w:hAnsi="Arial"/>
+          <w:b/>
+          <w:bCs/>
+          <w:color w:val="1B1C24"/>
+          <w:sz w:val="20"/>
+          <w:szCs w:val="20"/>
+        </w:rPr>
+        <w:t xml:space="preserve">   ·   Horario: </w:t>
+      </w:r>
+      <w:r>
+        <w:rPr>
+          <w:rFonts w:ascii="Arial" w:cs="Arial" w:eastAsia="Arial" w:hAnsi="Arial"/>
+          <w:color w:val="1B1C24"/>
+          <w:sz w:val="20"/>
+          <w:szCs w:val="20"/>
+        </w:rPr>
+        <w:t xml:space="preserve">Martes 20:00 · Guiran / Jueves 20:00 · Guiran</w:t>
+      </w:r>
+    </w:p>
+    <w:tbl>
+      <w:tblPr>
+        <w:tblW w:type="dxa" w:w="9360"/>
+        <w:tblBorders>
+          <w:top w:val="single" w:color="CCCCCC" w:sz="4"/>
+          <w:left w:val="single" w:color="CCCCCC" w:sz="4"/>
+          <w:bottom w:val="single" w:color="CCCCCC" w:sz="4"/>
+          <w:right w:val="single" w:color="CCCCCC" w:sz="4"/>
+          <w:insideH w:val="single" w:color="CCCCCC" w:sz="4"/>
+          <w:insideV w:val="single" w:color="CCCCCC" w:sz="4"/>
+        </w:tblBorders>
+      </w:tblPr>
+      <w:tblGrid>
+        <w:gridCol w:w="500"/>
+        <w:gridCol w:w="3200"/>
+        <w:gridCol w:w="5660"/>
+      </w:tblGrid>
+      <w:tr>
+        <w:trPr>
+          <w:tblHeader/>
+        </w:trPr>
+        <w:tc>
+          <w:tcPr>
+            <w:tcW w:type="dxa" w:w="500"/>
+            <w:shd w:fill="003478" w:val="clear"/>
+            <w:tcMar>
+              <w:top w:type="dxa" w:w="70"/>
+              <w:left w:type="dxa" w:w="100"/>
+              <w:bottom w:type="dxa" w:w="70"/>
+              <w:right w:type="dxa" w:w="100"/>
+            </w:tcMar>
+            <w:vAlign w:val="center"/>
+          </w:tcPr>
+          <w:p>
+            <w:pPr>
+              <w:spacing w:after="0" w:line="264"/>
+            </w:pPr>
+            <w:r>
+              <w:rPr>
+                <w:rFonts w:ascii="Arial" w:cs="Arial" w:eastAsia="Arial" w:hAnsi="Arial"/>
+                <w:b/>
+                <w:bCs/>
+                <w:color w:val="FFFFFF"/>
+                <w:sz w:val="19"/>
+                <w:szCs w:val="19"/>
+              </w:rPr>
+              <w:t xml:space="preserve">#</w:t>
+            </w:r>
+          </w:p>
+        </w:tc>
+        <w:tc>
+          <w:tcPr>
+            <w:tcW w:type="dxa" w:w="3200"/>
+            <w:shd w:fill="003478" w:val="clear"/>
+            <w:tcMar>
+              <w:top w:type="dxa" w:w="70"/>
+              <w:left w:type="dxa" w:w="100"/>
+              <w:bottom w:type="dxa" w:w="70"/>
+              <w:right w:type="dxa" w:w="100"/>
+            </w:tcMar>
+            <w:vAlign w:val="center"/>
+          </w:tcPr>
+          <w:p>
+            <w:pPr>
+              <w:spacing w:after="0" w:line="264"/>
+            </w:pPr>
+            <w:r>
+              <w:rPr>
+                <w:rFonts w:ascii="Arial" w:cs="Arial" w:eastAsia="Arial" w:hAnsi="Arial"/>
+                <w:b/>
+                <w:bCs/>
+                <w:color w:val="FFFFFF"/>
+                <w:sz w:val="19"/>
+                <w:szCs w:val="19"/>
+              </w:rPr>
+              <w:t xml:space="preserve">Clase</w:t>
+            </w:r>
+          </w:p>
+        </w:tc>
+        <w:tc>
+          <w:tcPr>
+            <w:tcW w:type="dxa" w:w="5660"/>
+            <w:shd w:fill="003478" w:val="clear"/>
+            <w:tcMar>
+              <w:top w:type="dxa" w:w="70"/>
+              <w:left w:type="dxa" w:w="100"/>
+              <w:bottom w:type="dxa" w:w="70"/>
+              <w:right w:type="dxa" w:w="100"/>
+            </w:tcMar>
+            <w:vAlign w:val="center"/>
+          </w:tcPr>
+          <w:p>
+            <w:pPr>
+              <w:spacing w:after="0" w:line="264"/>
+            </w:pPr>
+            <w:r>
+              <w:rPr>
+                <w:rFonts w:ascii="Arial" w:cs="Arial" w:eastAsia="Arial" w:hAnsi="Arial"/>
+                <w:b/>
+                <w:bCs/>
+                <w:color w:val="FFFFFF"/>
+                <w:sz w:val="19"/>
+                <w:szCs w:val="19"/>
+              </w:rPr>
+              <w:t xml:space="preserve">Foco</w:t>
+            </w:r>
+          </w:p>
+        </w:tc>
+      </w:tr>
+      <w:tr>
+        <w:trPr>
+          <w:cantSplit/>
+        </w:trPr>
+        <w:tc>
+          <w:tcPr>
+            <w:tcW w:type="dxa" w:w="500"/>
+            <w:tcMar>
+              <w:top w:type="dxa" w:w="70"/>
+              <w:left w:type="dxa" w:w="100"/>
+              <w:bottom w:type="dxa" w:w="70"/>
+              <w:right w:type="dxa" w:w="100"/>
+            </w:tcMar>
+            <w:vAlign w:val="center"/>
+          </w:tcPr>
+          <w:p>
+            <w:pPr>
+              <w:spacing w:after="0" w:line="264"/>
+            </w:pPr>
+            <w:r>
+              <w:rPr>
+                <w:rFonts w:ascii="Arial" w:cs="Arial" w:eastAsia="Arial" w:hAnsi="Arial"/>
+                <w:color w:val="1B1C24"/>
+                <w:sz w:val="20"/>
+                <w:szCs w:val="20"/>
+              </w:rPr>
+              <w:t xml:space="preserve">1</w:t>
+            </w:r>
+          </w:p>
+        </w:tc>
+        <w:tc>
+          <w:tcPr>
+            <w:tcW w:type="dxa" w:w="3200"/>
+            <w:tcMar>
+              <w:top w:type="dxa" w:w="70"/>
+              <w:left w:type="dxa" w:w="100"/>
+              <w:bottom w:type="dxa" w:w="70"/>
+              <w:right w:type="dxa" w:w="100"/>
+            </w:tcMar>
+            <w:vAlign w:val="center"/>
+          </w:tcPr>
+          <w:p>
+            <w:pPr>
+              <w:spacing w:after="0" w:line="264"/>
+            </w:pPr>
+            <w:r>
+              <w:rPr>
+                <w:rFonts w:ascii="Arial" w:cs="Arial" w:eastAsia="Arial" w:hAnsi="Arial"/>
+                <w:b/>
+                <w:bCs/>
+                <w:color w:val="1B1C24"/>
+                <w:sz w:val="20"/>
+                <w:szCs w:val="20"/>
+              </w:rPr>
+              <w:t xml:space="preserve">가나다라 I · La sílaba</w:t>
+            </w:r>
+          </w:p>
+        </w:tc>
+        <w:tc>
+          <w:tcPr>
+            <w:tcW w:type="dxa" w:w="5660"/>
+            <w:tcMar>
+              <w:top w:type="dxa" w:w="70"/>
+              <w:left w:type="dxa" w:w="100"/>
+              <w:bottom w:type="dxa" w:w="70"/>
+              <w:right w:type="dxa" w:w="100"/>
+            </w:tcMar>
+            <w:vAlign w:val="center"/>
+          </w:tcPr>
+          <w:p>
+            <w:pPr>
+              <w:spacing w:after="0" w:line="264"/>
+            </w:pPr>
+            <w:r>
+              <w:rPr>
+                <w:rFonts w:ascii="Arial" w:cs="Arial" w:eastAsia="Arial" w:hAnsi="Arial"/>
+                <w:color w:val="1B1C24"/>
+                <w:sz w:val="20"/>
+                <w:szCs w:val="20"/>
+              </w:rPr>
+              <w:t xml:space="preserve">Vocales y consonantes básicas — lees tus primeras sílabas en voz alta</w:t>
+            </w:r>
+          </w:p>
+        </w:tc>
+      </w:tr>
+      <w:tr>
+        <w:trPr>
+          <w:cantSplit/>
+        </w:trPr>
+        <w:tc>
+          <w:tcPr>
+            <w:tcW w:type="dxa" w:w="500"/>
+            <w:shd w:fill="F7F8FA" w:val="clear"/>
+            <w:tcMar>
+              <w:top w:type="dxa" w:w="70"/>
+              <w:left w:type="dxa" w:w="100"/>
+              <w:bottom w:type="dxa" w:w="70"/>
+              <w:right w:type="dxa" w:w="100"/>
+            </w:tcMar>
+            <w:vAlign w:val="center"/>
+          </w:tcPr>
+          <w:p>
+            <w:pPr>
+              <w:spacing w:after="0" w:line="264"/>
+            </w:pPr>
+            <w:r>
+              <w:rPr>
+                <w:rFonts w:ascii="Arial" w:cs="Arial" w:eastAsia="Arial" w:hAnsi="Arial"/>
+                <w:color w:val="1B1C24"/>
+                <w:sz w:val="20"/>
+                <w:szCs w:val="20"/>
+              </w:rPr>
+              <w:t xml:space="preserve">2</w:t>
+            </w:r>
+          </w:p>
+        </w:tc>
+        <w:tc>
+          <w:tcPr>
+            <w:tcW w:type="dxa" w:w="3200"/>
+            <w:shd w:fill="F7F8FA" w:val="clear"/>
+            <w:tcMar>
+              <w:top w:type="dxa" w:w="70"/>
+              <w:left w:type="dxa" w:w="100"/>
+              <w:bottom w:type="dxa" w:w="70"/>
+              <w:right w:type="dxa" w:w="100"/>
+            </w:tcMar>
+            <w:vAlign w:val="center"/>
+          </w:tcPr>
+          <w:p>
+            <w:pPr>
+              <w:spacing w:after="0" w:line="264"/>
+            </w:pPr>
+            <w:r>
+              <w:rPr>
+                <w:rFonts w:ascii="Arial" w:cs="Arial" w:eastAsia="Arial" w:hAnsi="Arial"/>
+                <w:b/>
+                <w:bCs/>
+                <w:color w:val="1B1C24"/>
+                <w:sz w:val="20"/>
+                <w:szCs w:val="20"/>
+              </w:rPr>
+              <w:t xml:space="preserve">가나다라 II + 안녕하세요</w:t>
+            </w:r>
+          </w:p>
+        </w:tc>
+        <w:tc>
+          <w:tcPr>
+            <w:tcW w:type="dxa" w:w="5660"/>
+            <w:shd w:fill="F7F8FA" w:val="clear"/>
+            <w:tcMar>
+              <w:top w:type="dxa" w:w="70"/>
+              <w:left w:type="dxa" w:w="100"/>
+              <w:bottom w:type="dxa" w:w="70"/>
+              <w:right w:type="dxa" w:w="100"/>
+            </w:tcMar>
+            <w:vAlign w:val="center"/>
+          </w:tcPr>
+          <w:p>
+            <w:pPr>
+              <w:spacing w:after="0" w:line="264"/>
+            </w:pPr>
+            <w:r>
+              <w:rPr>
+                <w:rFonts w:ascii="Arial" w:cs="Arial" w:eastAsia="Arial" w:hAnsi="Arial"/>
+                <w:color w:val="1B1C24"/>
+                <w:sz w:val="20"/>
+                <w:szCs w:val="20"/>
+              </w:rPr>
+              <w:t xml:space="preserve">Batchim y dobles · saludos · 저는 ~예요: te presentas con nombre y país</w:t>
+            </w:r>
+          </w:p>
+        </w:tc>
+      </w:tr>
+      <w:tr>
+        <w:trPr>
+          <w:cantSplit/>
+        </w:trPr>
+        <w:tc>
+          <w:tcPr>
+            <w:tcW w:type="dxa" w:w="500"/>
+            <w:tcMar>
+              <w:top w:type="dxa" w:w="70"/>
+              <w:left w:type="dxa" w:w="100"/>
+              <w:bottom w:type="dxa" w:w="70"/>
+              <w:right w:type="dxa" w:w="100"/>
+            </w:tcMar>
+            <w:vAlign w:val="center"/>
+          </w:tcPr>
+          <w:p>
+            <w:pPr>
+              <w:spacing w:after="0" w:line="264"/>
+            </w:pPr>
+            <w:r>
+              <w:rPr>
+                <w:rFonts w:ascii="Arial" w:cs="Arial" w:eastAsia="Arial" w:hAnsi="Arial"/>
+                <w:color w:val="1B1C24"/>
+                <w:sz w:val="20"/>
+                <w:szCs w:val="20"/>
+              </w:rPr>
+              <w:t xml:space="preserve">3</w:t>
+            </w:r>
+          </w:p>
+        </w:tc>
+        <w:tc>
+          <w:tcPr>
+            <w:tcW w:type="dxa" w:w="3200"/>
+            <w:tcMar>
+              <w:top w:type="dxa" w:w="70"/>
+              <w:left w:type="dxa" w:w="100"/>
+              <w:bottom w:type="dxa" w:w="70"/>
+              <w:right w:type="dxa" w:w="100"/>
+            </w:tcMar>
+            <w:vAlign w:val="center"/>
+          </w:tcPr>
+          <w:p>
+            <w:pPr>
+              <w:spacing w:after="0" w:line="264"/>
+            </w:pPr>
+            <w:r>
+              <w:rPr>
+                <w:rFonts w:ascii="Arial" w:cs="Arial" w:eastAsia="Arial" w:hAnsi="Arial"/>
+                <w:b/>
+                <w:bCs/>
+                <w:color w:val="1B1C24"/>
+                <w:sz w:val="20"/>
+                <w:szCs w:val="20"/>
+              </w:rPr>
+              <w:t xml:space="preserve">이게 뭐예요? · ¿Qué es esto?</w:t>
+            </w:r>
+          </w:p>
+        </w:tc>
+        <w:tc>
+          <w:tcPr>
+            <w:tcW w:type="dxa" w:w="5660"/>
+            <w:tcMar>
+              <w:top w:type="dxa" w:w="70"/>
+              <w:left w:type="dxa" w:w="100"/>
+              <w:bottom w:type="dxa" w:w="70"/>
+              <w:right w:type="dxa" w:w="100"/>
+            </w:tcMar>
+            <w:vAlign w:val="center"/>
+          </w:tcPr>
+          <w:p>
+            <w:pPr>
+              <w:spacing w:after="0" w:line="264"/>
+            </w:pPr>
+            <w:r>
+              <w:rPr>
+                <w:rFonts w:ascii="Arial" w:cs="Arial" w:eastAsia="Arial" w:hAnsi="Arial"/>
+                <w:color w:val="1B1C24"/>
+                <w:sz w:val="20"/>
+                <w:szCs w:val="20"/>
+              </w:rPr>
+              <w:t xml:space="preserve">이거/그거/저거 · 이에요/예요 · preguntas y respondes qué es cualquier cosa</w:t>
+            </w:r>
+          </w:p>
+        </w:tc>
+      </w:tr>
+      <w:tr>
+        <w:trPr>
+          <w:cantSplit/>
+        </w:trPr>
+        <w:tc>
+          <w:tcPr>
+            <w:tcW w:type="dxa" w:w="500"/>
+            <w:shd w:fill="F7F8FA" w:val="clear"/>
+            <w:tcMar>
+              <w:top w:type="dxa" w:w="70"/>
+              <w:left w:type="dxa" w:w="100"/>
+              <w:bottom w:type="dxa" w:w="70"/>
+              <w:right w:type="dxa" w:w="100"/>
+            </w:tcMar>
+            <w:vAlign w:val="center"/>
+          </w:tcPr>
+          <w:p>
+            <w:pPr>
+              <w:spacing w:after="0" w:line="264"/>
+            </w:pPr>
+            <w:r>
+              <w:rPr>
+                <w:rFonts w:ascii="Arial" w:cs="Arial" w:eastAsia="Arial" w:hAnsi="Arial"/>
+                <w:color w:val="1B1C24"/>
+                <w:sz w:val="20"/>
+                <w:szCs w:val="20"/>
+              </w:rPr>
+              <w:t xml:space="preserve">4</w:t>
+            </w:r>
+          </w:p>
+        </w:tc>
+        <w:tc>
+          <w:tcPr>
+            <w:tcW w:type="dxa" w:w="3200"/>
+            <w:shd w:fill="F7F8FA" w:val="clear"/>
+            <w:tcMar>
+              <w:top w:type="dxa" w:w="70"/>
+              <w:left w:type="dxa" w:w="100"/>
+              <w:bottom w:type="dxa" w:w="70"/>
+              <w:right w:type="dxa" w:w="100"/>
+            </w:tcMar>
+            <w:vAlign w:val="center"/>
+          </w:tcPr>
+          <w:p>
+            <w:pPr>
+              <w:spacing w:after="0" w:line="264"/>
+            </w:pPr>
+            <w:r>
+              <w:rPr>
+                <w:rFonts w:ascii="Arial" w:cs="Arial" w:eastAsia="Arial" w:hAnsi="Arial"/>
+                <w:b/>
+                <w:bCs/>
+                <w:color w:val="1B1C24"/>
+                <w:sz w:val="20"/>
+                <w:szCs w:val="20"/>
+              </w:rPr>
+              <w:t xml:space="preserve">우리 엄마예요 · Mi familia</w:t>
+            </w:r>
+          </w:p>
+        </w:tc>
+        <w:tc>
+          <w:tcPr>
+            <w:tcW w:type="dxa" w:w="5660"/>
+            <w:shd w:fill="F7F8FA" w:val="clear"/>
+            <w:tcMar>
+              <w:top w:type="dxa" w:w="70"/>
+              <w:left w:type="dxa" w:w="100"/>
+              <w:bottom w:type="dxa" w:w="70"/>
+              <w:right w:type="dxa" w:w="100"/>
+            </w:tcMar>
+            <w:vAlign w:val="center"/>
+          </w:tcPr>
+          <w:p>
+            <w:pPr>
+              <w:spacing w:after="0" w:line="264"/>
+            </w:pPr>
+            <w:r>
+              <w:rPr>
+                <w:rFonts w:ascii="Arial" w:cs="Arial" w:eastAsia="Arial" w:hAnsi="Arial"/>
+                <w:color w:val="1B1C24"/>
+                <w:sz w:val="20"/>
+                <w:szCs w:val="20"/>
+              </w:rPr>
+              <w:t xml:space="preserve">Familia · el famoso 우리 · 누구예요? · números sino-coreanos</w:t>
+            </w:r>
+          </w:p>
+        </w:tc>
+      </w:tr>
+      <w:tr>
+        <w:trPr>
+          <w:cantSplit/>
+        </w:trPr>
+        <w:tc>
+          <w:tcPr>
+            <w:tcW w:type="dxa" w:w="500"/>
+            <w:tcMar>
+              <w:top w:type="dxa" w:w="70"/>
+              <w:left w:type="dxa" w:w="100"/>
+              <w:bottom w:type="dxa" w:w="70"/>
+              <w:right w:type="dxa" w:w="100"/>
+            </w:tcMar>
+            <w:vAlign w:val="center"/>
+          </w:tcPr>
+          <w:p>
+            <w:pPr>
+              <w:spacing w:after="0" w:line="264"/>
+            </w:pPr>
+            <w:r>
+              <w:rPr>
+                <w:rFonts w:ascii="Arial" w:cs="Arial" w:eastAsia="Arial" w:hAnsi="Arial"/>
+                <w:color w:val="1B1C24"/>
+                <w:sz w:val="20"/>
+                <w:szCs w:val="20"/>
+              </w:rPr>
+              <w:t xml:space="preserve">5</w:t>
+            </w:r>
+          </w:p>
+        </w:tc>
+        <w:tc>
+          <w:tcPr>
+            <w:tcW w:type="dxa" w:w="3200"/>
+            <w:tcMar>
+              <w:top w:type="dxa" w:w="70"/>
+              <w:left w:type="dxa" w:w="100"/>
+              <w:bottom w:type="dxa" w:w="70"/>
+              <w:right w:type="dxa" w:w="100"/>
+            </w:tcMar>
+            <w:vAlign w:val="center"/>
+          </w:tcPr>
+          <w:p>
+            <w:pPr>
+              <w:spacing w:after="0" w:line="264"/>
+            </w:pPr>
+            <w:r>
+              <w:rPr>
+                <w:rFonts w:ascii="Arial" w:cs="Arial" w:eastAsia="Arial" w:hAnsi="Arial"/>
+                <w:b/>
+                <w:bCs/>
+                <w:color w:val="1B1C24"/>
+                <w:sz w:val="20"/>
+                <w:szCs w:val="20"/>
+              </w:rPr>
+              <w:t xml:space="preserve">집이 어디예요? · Lugares</w:t>
+            </w:r>
+          </w:p>
+        </w:tc>
+        <w:tc>
+          <w:tcPr>
+            <w:tcW w:type="dxa" w:w="5660"/>
+            <w:tcMar>
+              <w:top w:type="dxa" w:w="70"/>
+              <w:left w:type="dxa" w:w="100"/>
+              <w:bottom w:type="dxa" w:w="70"/>
+              <w:right w:type="dxa" w:w="100"/>
+            </w:tcMar>
+            <w:vAlign w:val="center"/>
+          </w:tcPr>
+          <w:p>
+            <w:pPr>
+              <w:spacing w:after="0" w:line="264"/>
+            </w:pPr>
+            <w:r>
+              <w:rPr>
+                <w:rFonts w:ascii="Arial" w:cs="Arial" w:eastAsia="Arial" w:hAnsi="Arial"/>
+                <w:color w:val="1B1C24"/>
+                <w:sz w:val="20"/>
+                <w:szCs w:val="20"/>
+              </w:rPr>
+              <w:t xml:space="preserve">어디 · N에 있어요 · dices dónde vives y dónde están las cosas</w:t>
+            </w:r>
+          </w:p>
+        </w:tc>
+      </w:tr>
+      <w:tr>
+        <w:trPr>
+          <w:cantSplit/>
+        </w:trPr>
+        <w:tc>
+          <w:tcPr>
+            <w:tcW w:type="dxa" w:w="500"/>
+            <w:shd w:fill="F7F8FA" w:val="clear"/>
+            <w:tcMar>
+              <w:top w:type="dxa" w:w="70"/>
+              <w:left w:type="dxa" w:w="100"/>
+              <w:bottom w:type="dxa" w:w="70"/>
+              <w:right w:type="dxa" w:w="100"/>
+            </w:tcMar>
+            <w:vAlign w:val="center"/>
+          </w:tcPr>
+          <w:p>
+            <w:pPr>
+              <w:spacing w:after="0" w:line="264"/>
+            </w:pPr>
+            <w:r>
+              <w:rPr>
+                <w:rFonts w:ascii="Arial" w:cs="Arial" w:eastAsia="Arial" w:hAnsi="Arial"/>
+                <w:color w:val="1B1C24"/>
+                <w:sz w:val="20"/>
+                <w:szCs w:val="20"/>
+              </w:rPr>
+              <w:t xml:space="preserve">6</w:t>
+            </w:r>
+          </w:p>
+        </w:tc>
+        <w:tc>
+          <w:tcPr>
+            <w:tcW w:type="dxa" w:w="3200"/>
+            <w:shd w:fill="F7F8FA" w:val="clear"/>
+            <w:tcMar>
+              <w:top w:type="dxa" w:w="70"/>
+              <w:left w:type="dxa" w:w="100"/>
+              <w:bottom w:type="dxa" w:w="70"/>
+              <w:right w:type="dxa" w:w="100"/>
+            </w:tcMar>
+            <w:vAlign w:val="center"/>
+          </w:tcPr>
+          <w:p>
+            <w:pPr>
+              <w:spacing w:after="0" w:line="264"/>
+            </w:pPr>
+            <w:r>
+              <w:rPr>
+                <w:rFonts w:ascii="Arial" w:cs="Arial" w:eastAsia="Arial" w:hAnsi="Arial"/>
+                <w:b/>
+                <w:bCs/>
+                <w:color w:val="1B1C24"/>
+                <w:sz w:val="20"/>
+                <w:szCs w:val="20"/>
+              </w:rPr>
+              <w:t xml:space="preserve">학교에 가요 · Mi día</w:t>
+            </w:r>
+          </w:p>
+        </w:tc>
+        <w:tc>
+          <w:tcPr>
+            <w:tcW w:type="dxa" w:w="5660"/>
+            <w:shd w:fill="F7F8FA" w:val="clear"/>
+            <w:tcMar>
+              <w:top w:type="dxa" w:w="70"/>
+              <w:left w:type="dxa" w:w="100"/>
+              <w:bottom w:type="dxa" w:w="70"/>
+              <w:right w:type="dxa" w:w="100"/>
+            </w:tcMar>
+            <w:vAlign w:val="center"/>
+          </w:tcPr>
+          <w:p>
+            <w:pPr>
+              <w:spacing w:after="0" w:line="264"/>
+            </w:pPr>
+            <w:r>
+              <w:rPr>
+                <w:rFonts w:ascii="Arial" w:cs="Arial" w:eastAsia="Arial" w:hAnsi="Arial"/>
+                <w:color w:val="1B1C24"/>
+                <w:sz w:val="20"/>
+                <w:szCs w:val="20"/>
+              </w:rPr>
+              <w:t xml:space="preserve">Presente -아/어요 · N에 가다 · cuentas a dónde vas cada día</w:t>
+            </w:r>
+          </w:p>
+        </w:tc>
+      </w:tr>
+      <w:tr>
+        <w:trPr>
+          <w:cantSplit/>
+        </w:trPr>
+        <w:tc>
+          <w:tcPr>
+            <w:tcW w:type="dxa" w:w="500"/>
+            <w:tcMar>
+              <w:top w:type="dxa" w:w="70"/>
+              <w:left w:type="dxa" w:w="100"/>
+              <w:bottom w:type="dxa" w:w="70"/>
+              <w:right w:type="dxa" w:w="100"/>
+            </w:tcMar>
+            <w:vAlign w:val="center"/>
+          </w:tcPr>
+          <w:p>
+            <w:pPr>
+              <w:spacing w:after="0" w:line="264"/>
+            </w:pPr>
+            <w:r>
+              <w:rPr>
+                <w:rFonts w:ascii="Arial" w:cs="Arial" w:eastAsia="Arial" w:hAnsi="Arial"/>
+                <w:color w:val="1B1C24"/>
+                <w:sz w:val="20"/>
+                <w:szCs w:val="20"/>
+              </w:rPr>
+              <w:t xml:space="preserve">7</w:t>
+            </w:r>
+          </w:p>
+        </w:tc>
+        <w:tc>
+          <w:tcPr>
+            <w:tcW w:type="dxa" w:w="3200"/>
+            <w:tcMar>
+              <w:top w:type="dxa" w:w="70"/>
+              <w:left w:type="dxa" w:w="100"/>
+              <w:bottom w:type="dxa" w:w="70"/>
+              <w:right w:type="dxa" w:w="100"/>
+            </w:tcMar>
+            <w:vAlign w:val="center"/>
+          </w:tcPr>
+          <w:p>
+            <w:pPr>
+              <w:spacing w:after="0" w:line="264"/>
+            </w:pPr>
+            <w:r>
+              <w:rPr>
+                <w:rFonts w:ascii="Arial" w:cs="Arial" w:eastAsia="Arial" w:hAnsi="Arial"/>
+                <w:b/>
+                <w:bCs/>
+                <w:color w:val="1B1C24"/>
+                <w:sz w:val="20"/>
+                <w:szCs w:val="20"/>
+              </w:rPr>
+              <w:t xml:space="preserve">Mi pieza y mis verbos</w:t>
+            </w:r>
+          </w:p>
+        </w:tc>
+        <w:tc>
+          <w:tcPr>
+            <w:tcW w:type="dxa" w:w="5660"/>
+            <w:tcMar>
+              <w:top w:type="dxa" w:w="70"/>
+              <w:left w:type="dxa" w:w="100"/>
+              <w:bottom w:type="dxa" w:w="70"/>
+              <w:right w:type="dxa" w:w="100"/>
+            </w:tcMar>
+            <w:vAlign w:val="center"/>
+          </w:tcPr>
+          <w:p>
+            <w:pPr>
+              <w:spacing w:after="0" w:line="264"/>
+            </w:pPr>
+            <w:r>
+              <w:rPr>
+                <w:rFonts w:ascii="Arial" w:cs="Arial" w:eastAsia="Arial" w:hAnsi="Arial"/>
+                <w:color w:val="1B1C24"/>
+                <w:sz w:val="20"/>
+                <w:szCs w:val="20"/>
+              </w:rPr>
+              <w:t xml:space="preserve">이/가 · 을/를 · 있다/없다 · describes tu pieza y qué haces</w:t>
+            </w:r>
+          </w:p>
+        </w:tc>
+      </w:tr>
+      <w:tr>
+        <w:trPr>
+          <w:cantSplit/>
+        </w:trPr>
+        <w:tc>
+          <w:tcPr>
+            <w:tcW w:type="dxa" w:w="500"/>
+            <w:shd w:fill="F7F8FA" w:val="clear"/>
+            <w:tcMar>
+              <w:top w:type="dxa" w:w="70"/>
+              <w:left w:type="dxa" w:w="100"/>
+              <w:bottom w:type="dxa" w:w="70"/>
+              <w:right w:type="dxa" w:w="100"/>
+            </w:tcMar>
+            <w:vAlign w:val="center"/>
+          </w:tcPr>
+          <w:p>
+            <w:pPr>
+              <w:spacing w:after="0" w:line="264"/>
+            </w:pPr>
+            <w:r>
+              <w:rPr>
+                <w:rFonts w:ascii="Arial" w:cs="Arial" w:eastAsia="Arial" w:hAnsi="Arial"/>
+                <w:color w:val="1B1C24"/>
+                <w:sz w:val="20"/>
+                <w:szCs w:val="20"/>
+              </w:rPr>
+              <w:t xml:space="preserve">8</w:t>
+            </w:r>
+          </w:p>
+        </w:tc>
+        <w:tc>
+          <w:tcPr>
+            <w:tcW w:type="dxa" w:w="3200"/>
+            <w:shd w:fill="F7F8FA" w:val="clear"/>
+            <w:tcMar>
+              <w:top w:type="dxa" w:w="70"/>
+              <w:left w:type="dxa" w:w="100"/>
+              <w:bottom w:type="dxa" w:w="70"/>
+              <w:right w:type="dxa" w:w="100"/>
+            </w:tcMar>
+            <w:vAlign w:val="center"/>
+          </w:tcPr>
+          <w:p>
+            <w:pPr>
+              <w:spacing w:after="0" w:line="264"/>
+            </w:pPr>
+            <w:r>
+              <w:rPr>
+                <w:rFonts w:ascii="Arial" w:cs="Arial" w:eastAsia="Arial" w:hAnsi="Arial"/>
+                <w:b/>
+                <w:bCs/>
+                <w:color w:val="1B1C24"/>
+                <w:sz w:val="20"/>
+                <w:szCs w:val="20"/>
+              </w:rPr>
+              <w:t xml:space="preserve">사과를 좋아해요 + examen</w:t>
+            </w:r>
+          </w:p>
+        </w:tc>
+        <w:tc>
+          <w:tcPr>
+            <w:tcW w:type="dxa" w:w="5660"/>
+            <w:shd w:fill="F7F8FA" w:val="clear"/>
+            <w:tcMar>
+              <w:top w:type="dxa" w:w="70"/>
+              <w:left w:type="dxa" w:w="100"/>
+              <w:bottom w:type="dxa" w:w="70"/>
+              <w:right w:type="dxa" w:w="100"/>
+            </w:tcMar>
+            <w:vAlign w:val="center"/>
+          </w:tcPr>
+          <w:p>
+            <w:pPr>
+              <w:spacing w:after="0" w:line="264"/>
+            </w:pPr>
+            <w:r>
+              <w:rPr>
+                <w:rFonts w:ascii="Arial" w:cs="Arial" w:eastAsia="Arial" w:hAnsi="Arial"/>
+                <w:color w:val="1B1C24"/>
+                <w:sz w:val="20"/>
+                <w:szCs w:val="20"/>
+              </w:rPr>
+              <w:t xml:space="preserve">Gustos · repaso integral · mini-presentación final · certificado</w:t>
+            </w:r>
+          </w:p>
+        </w:tc>
+      </w:tr>
+    </w:tbl>
+    <w:p>
+      <w:pPr>
+        <w:spacing w:after="200" w:before="80"/>
+      </w:pPr>
+      <w:r>
+        <w:rPr>
+          <w:rFonts w:ascii="Arial" w:cs="Arial" w:eastAsia="Arial" w:hAnsi="Arial"/>
+          <w:color w:val="5C5F6B"/>
+          <w:sz w:val="19"/>
+          <w:szCs w:val="19"/>
+        </w:rPr>
+        <w:t xml:space="preserve">Programa completo con fechas: </w:t>
+      </w:r>
+      <w:r>
+        <w:rPr>
+          <w:rFonts w:ascii="Arial" w:cs="Arial" w:eastAsia="Arial" w:hAnsi="Arial"/>
+          <w:color w:val="4236F6"/>
+          <w:sz w:val="19"/>
+          <w:szCs w:val="19"/>
+        </w:rPr>
+        <w:t xml:space="preserve">academiaseul.com/programas/Programa_Basico1_Octubre_2026.pdf</w:t>
+      </w:r>
+    </w:p>
+    <w:p>
+      <w:pPr>
+        <w:keepNext/>
+        <w:spacing w:after="110" w:before="220"/>
+      </w:pPr>
+      <w:r>
+        <w:rPr>
+          <w:rFonts w:ascii="Arial" w:cs="Arial" w:eastAsia="Arial" w:hAnsi="Arial"/>
+          <w:b/>
+          <w:bCs/>
+          <w:color w:val="4236F6"/>
+          <w:sz w:val="23"/>
+          <w:szCs w:val="23"/>
+        </w:rPr>
+        <w:t xml:space="preserve">🚀 Básico 2 (A1.2) · Pasado, presente y futuro · requiere Básico 1 (A1.1) o el Nivel 1 de julio</w:t>
+      </w:r>
+    </w:p>
+    <w:p>
+      <w:pPr>
+        <w:spacing w:after="90"/>
+      </w:pPr>
+      <w:r>
+        <w:rPr>
+          <w:rFonts w:ascii="Arial" w:cs="Arial" w:eastAsia="Arial" w:hAnsi="Arial"/>
+          <w:color w:val="1B1C24"/>
+          <w:sz w:val="20"/>
+          <w:szCs w:val="20"/>
+        </w:rPr>
+        <w:t xml:space="preserve">La continuación directa de Básico 1 (y del Nivel 1 de julio): del presente al pasado y al futuro. Cuentas lo que hiciste, planeas lo que harás y sumas las partículas que hacen sonar natural tu coreano. Termina con el examen A2 de la casa.</w:t>
+      </w:r>
+    </w:p>
+    <w:p>
+      <w:pPr>
+        <w:spacing w:after="90"/>
+      </w:pPr>
+      <w:r>
+        <w:rPr>
+          <w:rFonts w:ascii="Arial" w:cs="Arial" w:eastAsia="Arial" w:hAnsi="Arial"/>
+          <w:b/>
+          <w:bCs/>
+          <w:color w:val="1B1C24"/>
+          <w:sz w:val="20"/>
+          <w:szCs w:val="20"/>
+        </w:rPr>
+        <w:t xml:space="preserve">Material: </w:t>
+      </w:r>
+      <w:r>
+        <w:rPr>
+          <w:rFonts w:ascii="Arial" w:cs="Arial" w:eastAsia="Arial" w:hAnsi="Arial"/>
+          <w:color w:val="1B1C24"/>
+          <w:sz w:val="20"/>
+          <w:szCs w:val="20"/>
+        </w:rPr>
+        <w:t xml:space="preserve">Uso de la gramática coreana · Nivel inicial (Korean Grammar in Use en español)</w:t>
+      </w:r>
+      <w:r>
+        <w:rPr>
+          <w:rFonts w:ascii="Arial" w:cs="Arial" w:eastAsia="Arial" w:hAnsi="Arial"/>
+          <w:b/>
+          <w:bCs/>
+          <w:color w:val="1B1C24"/>
+          <w:sz w:val="20"/>
+          <w:szCs w:val="20"/>
+        </w:rPr>
+        <w:t xml:space="preserve">   ·   Horario: </w:t>
+      </w:r>
+      <w:r>
+        <w:rPr>
+          <w:rFonts w:ascii="Arial" w:cs="Arial" w:eastAsia="Arial" w:hAnsi="Arial"/>
+          <w:color w:val="1B1C24"/>
+          <w:sz w:val="20"/>
+          <w:szCs w:val="20"/>
+        </w:rPr>
+        <w:t xml:space="preserve">Miércoles 21:00 · Jay</w:t>
+      </w:r>
+    </w:p>
+    <w:tbl>
+      <w:tblPr>
+        <w:tblW w:type="dxa" w:w="9360"/>
+        <w:tblBorders>
+          <w:top w:val="single" w:color="CCCCCC" w:sz="4"/>
+          <w:left w:val="single" w:color="CCCCCC" w:sz="4"/>
+          <w:bottom w:val="single" w:color="CCCCCC" w:sz="4"/>
+          <w:right w:val="single" w:color="CCCCCC" w:sz="4"/>
+          <w:insideH w:val="single" w:color="CCCCCC" w:sz="4"/>
+          <w:insideV w:val="single" w:color="CCCCCC" w:sz="4"/>
+        </w:tblBorders>
+      </w:tblPr>
+      <w:tblGrid>
+        <w:gridCol w:w="500"/>
+        <w:gridCol w:w="3200"/>
+        <w:gridCol w:w="5660"/>
+      </w:tblGrid>
+      <w:tr>
+        <w:trPr>
+          <w:tblHeader/>
+        </w:trPr>
+        <w:tc>
+          <w:tcPr>
+            <w:tcW w:type="dxa" w:w="500"/>
+            <w:shd w:fill="003478" w:val="clear"/>
+            <w:tcMar>
+              <w:top w:type="dxa" w:w="70"/>
+              <w:left w:type="dxa" w:w="100"/>
+              <w:bottom w:type="dxa" w:w="70"/>
+              <w:right w:type="dxa" w:w="100"/>
+            </w:tcMar>
+            <w:vAlign w:val="center"/>
+          </w:tcPr>
+          <w:p>
+            <w:pPr>
+              <w:spacing w:after="0" w:line="264"/>
+            </w:pPr>
+            <w:r>
+              <w:rPr>
+                <w:rFonts w:ascii="Arial" w:cs="Arial" w:eastAsia="Arial" w:hAnsi="Arial"/>
+                <w:b/>
+                <w:bCs/>
+                <w:color w:val="FFFFFF"/>
+                <w:sz w:val="19"/>
+                <w:szCs w:val="19"/>
+              </w:rPr>
+              <w:t xml:space="preserve">#</w:t>
+            </w:r>
+          </w:p>
+        </w:tc>
+        <w:tc>
+          <w:tcPr>
+            <w:tcW w:type="dxa" w:w="3200"/>
+            <w:shd w:fill="003478" w:val="clear"/>
+            <w:tcMar>
+              <w:top w:type="dxa" w:w="70"/>
+              <w:left w:type="dxa" w:w="100"/>
+              <w:bottom w:type="dxa" w:w="70"/>
+              <w:right w:type="dxa" w:w="100"/>
+            </w:tcMar>
+            <w:vAlign w:val="center"/>
+          </w:tcPr>
+          <w:p>
+            <w:pPr>
+              <w:spacing w:after="0" w:line="264"/>
+            </w:pPr>
+            <w:r>
+              <w:rPr>
+                <w:rFonts w:ascii="Arial" w:cs="Arial" w:eastAsia="Arial" w:hAnsi="Arial"/>
+                <w:b/>
+                <w:bCs/>
+                <w:color w:val="FFFFFF"/>
+                <w:sz w:val="19"/>
+                <w:szCs w:val="19"/>
+              </w:rPr>
+              <w:t xml:space="preserve">Clase</w:t>
+            </w:r>
+          </w:p>
+        </w:tc>
+        <w:tc>
+          <w:tcPr>
+            <w:tcW w:type="dxa" w:w="5660"/>
+            <w:shd w:fill="003478" w:val="clear"/>
+            <w:tcMar>
+              <w:top w:type="dxa" w:w="70"/>
+              <w:left w:type="dxa" w:w="100"/>
+              <w:bottom w:type="dxa" w:w="70"/>
+              <w:right w:type="dxa" w:w="100"/>
+            </w:tcMar>
+            <w:vAlign w:val="center"/>
+          </w:tcPr>
+          <w:p>
+            <w:pPr>
+              <w:spacing w:after="0" w:line="264"/>
+            </w:pPr>
+            <w:r>
+              <w:rPr>
+                <w:rFonts w:ascii="Arial" w:cs="Arial" w:eastAsia="Arial" w:hAnsi="Arial"/>
+                <w:b/>
+                <w:bCs/>
+                <w:color w:val="FFFFFF"/>
+                <w:sz w:val="19"/>
+                <w:szCs w:val="19"/>
+              </w:rPr>
+              <w:t xml:space="preserve">Foco</w:t>
+            </w:r>
+          </w:p>
+        </w:tc>
+      </w:tr>
+      <w:tr>
+        <w:trPr>
+          <w:cantSplit/>
+        </w:trPr>
+        <w:tc>
+          <w:tcPr>
+            <w:tcW w:type="dxa" w:w="500"/>
+            <w:tcMar>
+              <w:top w:type="dxa" w:w="70"/>
+              <w:left w:type="dxa" w:w="100"/>
+              <w:bottom w:type="dxa" w:w="70"/>
+              <w:right w:type="dxa" w:w="100"/>
+            </w:tcMar>
+            <w:vAlign w:val="center"/>
+          </w:tcPr>
+          <w:p>
+            <w:pPr>
+              <w:spacing w:after="0" w:line="264"/>
+            </w:pPr>
+            <w:r>
+              <w:rPr>
+                <w:rFonts w:ascii="Arial" w:cs="Arial" w:eastAsia="Arial" w:hAnsi="Arial"/>
+                <w:color w:val="1B1C24"/>
+                <w:sz w:val="20"/>
+                <w:szCs w:val="20"/>
+              </w:rPr>
+              <w:t xml:space="preserve">1</w:t>
+            </w:r>
+          </w:p>
+        </w:tc>
+        <w:tc>
+          <w:tcPr>
+            <w:tcW w:type="dxa" w:w="3200"/>
+            <w:tcMar>
+              <w:top w:type="dxa" w:w="70"/>
+              <w:left w:type="dxa" w:w="100"/>
+              <w:bottom w:type="dxa" w:w="70"/>
+              <w:right w:type="dxa" w:w="100"/>
+            </w:tcMar>
+            <w:vAlign w:val="center"/>
+          </w:tcPr>
+          <w:p>
+            <w:pPr>
+              <w:spacing w:after="0" w:line="264"/>
+            </w:pPr>
+            <w:r>
+              <w:rPr>
+                <w:rFonts w:ascii="Arial" w:cs="Arial" w:eastAsia="Arial" w:hAnsi="Arial"/>
+                <w:b/>
+                <w:bCs/>
+                <w:color w:val="1B1C24"/>
+                <w:sz w:val="20"/>
+                <w:szCs w:val="20"/>
+              </w:rPr>
+              <w:t xml:space="preserve">Re-presentación + diagnóstico</w:t>
+            </w:r>
+          </w:p>
+        </w:tc>
+        <w:tc>
+          <w:tcPr>
+            <w:tcW w:type="dxa" w:w="5660"/>
+            <w:tcMar>
+              <w:top w:type="dxa" w:w="70"/>
+              <w:left w:type="dxa" w:w="100"/>
+              <w:bottom w:type="dxa" w:w="70"/>
+              <w:right w:type="dxa" w:w="100"/>
+            </w:tcMar>
+            <w:vAlign w:val="center"/>
+          </w:tcPr>
+          <w:p>
+            <w:pPr>
+              <w:spacing w:after="0" w:line="264"/>
+            </w:pPr>
+            <w:r>
+              <w:rPr>
+                <w:rFonts w:ascii="Arial" w:cs="Arial" w:eastAsia="Arial" w:hAnsi="Arial"/>
+                <w:color w:val="1B1C24"/>
+                <w:sz w:val="20"/>
+                <w:szCs w:val="20"/>
+              </w:rPr>
+              <w:t xml:space="preserve">이다/있다 consolidados · repaso activo de Básico 1 · diagnóstico oral</w:t>
+            </w:r>
+          </w:p>
+        </w:tc>
+      </w:tr>
+      <w:tr>
+        <w:trPr>
+          <w:cantSplit/>
+        </w:trPr>
+        <w:tc>
+          <w:tcPr>
+            <w:tcW w:type="dxa" w:w="500"/>
+            <w:shd w:fill="F7F8FA" w:val="clear"/>
+            <w:tcMar>
+              <w:top w:type="dxa" w:w="70"/>
+              <w:left w:type="dxa" w:w="100"/>
+              <w:bottom w:type="dxa" w:w="70"/>
+              <w:right w:type="dxa" w:w="100"/>
+            </w:tcMar>
+            <w:vAlign w:val="center"/>
+          </w:tcPr>
+          <w:p>
+            <w:pPr>
+              <w:spacing w:after="0" w:line="264"/>
+            </w:pPr>
+            <w:r>
+              <w:rPr>
+                <w:rFonts w:ascii="Arial" w:cs="Arial" w:eastAsia="Arial" w:hAnsi="Arial"/>
+                <w:color w:val="1B1C24"/>
+                <w:sz w:val="20"/>
+                <w:szCs w:val="20"/>
+              </w:rPr>
+              <w:t xml:space="preserve">2</w:t>
+            </w:r>
+          </w:p>
+        </w:tc>
+        <w:tc>
+          <w:tcPr>
+            <w:tcW w:type="dxa" w:w="3200"/>
+            <w:shd w:fill="F7F8FA" w:val="clear"/>
+            <w:tcMar>
+              <w:top w:type="dxa" w:w="70"/>
+              <w:left w:type="dxa" w:w="100"/>
+              <w:bottom w:type="dxa" w:w="70"/>
+              <w:right w:type="dxa" w:w="100"/>
+            </w:tcMar>
+            <w:vAlign w:val="center"/>
+          </w:tcPr>
+          <w:p>
+            <w:pPr>
+              <w:spacing w:after="0" w:line="264"/>
+            </w:pPr>
+            <w:r>
+              <w:rPr>
+                <w:rFonts w:ascii="Arial" w:cs="Arial" w:eastAsia="Arial" w:hAnsi="Arial"/>
+                <w:b/>
+                <w:bCs/>
+                <w:color w:val="1B1C24"/>
+                <w:sz w:val="20"/>
+                <w:szCs w:val="20"/>
+              </w:rPr>
+              <w:t xml:space="preserve">Números aplicados</w:t>
+            </w:r>
+          </w:p>
+        </w:tc>
+        <w:tc>
+          <w:tcPr>
+            <w:tcW w:type="dxa" w:w="5660"/>
+            <w:shd w:fill="F7F8FA" w:val="clear"/>
+            <w:tcMar>
+              <w:top w:type="dxa" w:w="70"/>
+              <w:left w:type="dxa" w:w="100"/>
+              <w:bottom w:type="dxa" w:w="70"/>
+              <w:right w:type="dxa" w:w="100"/>
+            </w:tcMar>
+            <w:vAlign w:val="center"/>
+          </w:tcPr>
+          <w:p>
+            <w:pPr>
+              <w:spacing w:after="0" w:line="264"/>
+            </w:pPr>
+            <w:r>
+              <w:rPr>
+                <w:rFonts w:ascii="Arial" w:cs="Arial" w:eastAsia="Arial" w:hAnsi="Arial"/>
+                <w:color w:val="1B1C24"/>
+                <w:sz w:val="20"/>
+                <w:szCs w:val="20"/>
+              </w:rPr>
+              <w:t xml:space="preserve">Sino y nativos en la vida real: edad, cumpleaños, hora (몇 시) y teléfono</w:t>
+            </w:r>
+          </w:p>
+        </w:tc>
+      </w:tr>
+      <w:tr>
+        <w:trPr>
+          <w:cantSplit/>
+        </w:trPr>
+        <w:tc>
+          <w:tcPr>
+            <w:tcW w:type="dxa" w:w="500"/>
+            <w:tcMar>
+              <w:top w:type="dxa" w:w="70"/>
+              <w:left w:type="dxa" w:w="100"/>
+              <w:bottom w:type="dxa" w:w="70"/>
+              <w:right w:type="dxa" w:w="100"/>
+            </w:tcMar>
+            <w:vAlign w:val="center"/>
+          </w:tcPr>
+          <w:p>
+            <w:pPr>
+              <w:spacing w:after="0" w:line="264"/>
+            </w:pPr>
+            <w:r>
+              <w:rPr>
+                <w:rFonts w:ascii="Arial" w:cs="Arial" w:eastAsia="Arial" w:hAnsi="Arial"/>
+                <w:color w:val="1B1C24"/>
+                <w:sz w:val="20"/>
+                <w:szCs w:val="20"/>
+              </w:rPr>
+              <w:t xml:space="preserve">3</w:t>
+            </w:r>
+          </w:p>
+        </w:tc>
+        <w:tc>
+          <w:tcPr>
+            <w:tcW w:type="dxa" w:w="3200"/>
+            <w:tcMar>
+              <w:top w:type="dxa" w:w="70"/>
+              <w:left w:type="dxa" w:w="100"/>
+              <w:bottom w:type="dxa" w:w="70"/>
+              <w:right w:type="dxa" w:w="100"/>
+            </w:tcMar>
+            <w:vAlign w:val="center"/>
+          </w:tcPr>
+          <w:p>
+            <w:pPr>
+              <w:spacing w:after="0" w:line="264"/>
+            </w:pPr>
+            <w:r>
+              <w:rPr>
+                <w:rFonts w:ascii="Arial" w:cs="Arial" w:eastAsia="Arial" w:hAnsi="Arial"/>
+                <w:b/>
+                <w:bCs/>
+                <w:color w:val="1B1C24"/>
+                <w:sz w:val="20"/>
+                <w:szCs w:val="20"/>
+              </w:rPr>
+              <w:t xml:space="preserve">Presente completo</w:t>
+            </w:r>
+          </w:p>
+        </w:tc>
+        <w:tc>
+          <w:tcPr>
+            <w:tcW w:type="dxa" w:w="5660"/>
+            <w:tcMar>
+              <w:top w:type="dxa" w:w="70"/>
+              <w:left w:type="dxa" w:w="100"/>
+              <w:bottom w:type="dxa" w:w="70"/>
+              <w:right w:type="dxa" w:w="100"/>
+            </w:tcMar>
+            <w:vAlign w:val="center"/>
+          </w:tcPr>
+          <w:p>
+            <w:pPr>
+              <w:spacing w:after="0" w:line="264"/>
+            </w:pPr>
+            <w:r>
+              <w:rPr>
+                <w:rFonts w:ascii="Arial" w:cs="Arial" w:eastAsia="Arial" w:hAnsi="Arial"/>
+                <w:color w:val="1B1C24"/>
+                <w:sz w:val="20"/>
+                <w:szCs w:val="20"/>
+              </w:rPr>
+              <w:t xml:space="preserve">-아/어요 + irregulares de uso diario · describes tu rutina con 10 verbos</w:t>
+            </w:r>
+          </w:p>
+        </w:tc>
+      </w:tr>
+      <w:tr>
+        <w:trPr>
+          <w:cantSplit/>
+        </w:trPr>
+        <w:tc>
+          <w:tcPr>
+            <w:tcW w:type="dxa" w:w="500"/>
+            <w:shd w:fill="F7F8FA" w:val="clear"/>
+            <w:tcMar>
+              <w:top w:type="dxa" w:w="70"/>
+              <w:left w:type="dxa" w:w="100"/>
+              <w:bottom w:type="dxa" w:w="70"/>
+              <w:right w:type="dxa" w:w="100"/>
+            </w:tcMar>
+            <w:vAlign w:val="center"/>
+          </w:tcPr>
+          <w:p>
+            <w:pPr>
+              <w:spacing w:after="0" w:line="264"/>
+            </w:pPr>
+            <w:r>
+              <w:rPr>
+                <w:rFonts w:ascii="Arial" w:cs="Arial" w:eastAsia="Arial" w:hAnsi="Arial"/>
+                <w:color w:val="1B1C24"/>
+                <w:sz w:val="20"/>
+                <w:szCs w:val="20"/>
+              </w:rPr>
+              <w:t xml:space="preserve">4</w:t>
+            </w:r>
+          </w:p>
+        </w:tc>
+        <w:tc>
+          <w:tcPr>
+            <w:tcW w:type="dxa" w:w="3200"/>
+            <w:shd w:fill="F7F8FA" w:val="clear"/>
+            <w:tcMar>
+              <w:top w:type="dxa" w:w="70"/>
+              <w:left w:type="dxa" w:w="100"/>
+              <w:bottom w:type="dxa" w:w="70"/>
+              <w:right w:type="dxa" w:w="100"/>
+            </w:tcMar>
+            <w:vAlign w:val="center"/>
+          </w:tcPr>
+          <w:p>
+            <w:pPr>
+              <w:spacing w:after="0" w:line="264"/>
+            </w:pPr>
+            <w:r>
+              <w:rPr>
+                <w:rFonts w:ascii="Arial" w:cs="Arial" w:eastAsia="Arial" w:hAnsi="Arial"/>
+                <w:b/>
+                <w:bCs/>
+                <w:color w:val="1B1C24"/>
+                <w:sz w:val="20"/>
+                <w:szCs w:val="20"/>
+              </w:rPr>
+              <w:t xml:space="preserve">El pasado · -았/었어요</w:t>
+            </w:r>
+          </w:p>
+        </w:tc>
+        <w:tc>
+          <w:tcPr>
+            <w:tcW w:type="dxa" w:w="5660"/>
+            <w:shd w:fill="F7F8FA" w:val="clear"/>
+            <w:tcMar>
+              <w:top w:type="dxa" w:w="70"/>
+              <w:left w:type="dxa" w:w="100"/>
+              <w:bottom w:type="dxa" w:w="70"/>
+              <w:right w:type="dxa" w:w="100"/>
+            </w:tcMar>
+            <w:vAlign w:val="center"/>
+          </w:tcPr>
+          <w:p>
+            <w:pPr>
+              <w:spacing w:after="0" w:line="264"/>
+            </w:pPr>
+            <w:r>
+              <w:rPr>
+                <w:rFonts w:ascii="Arial" w:cs="Arial" w:eastAsia="Arial" w:hAnsi="Arial"/>
+                <w:color w:val="1B1C24"/>
+                <w:sz w:val="20"/>
+                <w:szCs w:val="20"/>
+              </w:rPr>
+              <w:t xml:space="preserve">부터~까지 · cuentas qué hiciste el fin de semana (mini-diario)</w:t>
+            </w:r>
+          </w:p>
+        </w:tc>
+      </w:tr>
+      <w:tr>
+        <w:trPr>
+          <w:cantSplit/>
+        </w:trPr>
+        <w:tc>
+          <w:tcPr>
+            <w:tcW w:type="dxa" w:w="500"/>
+            <w:tcMar>
+              <w:top w:type="dxa" w:w="70"/>
+              <w:left w:type="dxa" w:w="100"/>
+              <w:bottom w:type="dxa" w:w="70"/>
+              <w:right w:type="dxa" w:w="100"/>
+            </w:tcMar>
+            <w:vAlign w:val="center"/>
+          </w:tcPr>
+          <w:p>
+            <w:pPr>
+              <w:spacing w:after="0" w:line="264"/>
+            </w:pPr>
+            <w:r>
+              <w:rPr>
+                <w:rFonts w:ascii="Arial" w:cs="Arial" w:eastAsia="Arial" w:hAnsi="Arial"/>
+                <w:color w:val="1B1C24"/>
+                <w:sz w:val="20"/>
+                <w:szCs w:val="20"/>
+              </w:rPr>
+              <w:t xml:space="preserve">5</w:t>
+            </w:r>
+          </w:p>
+        </w:tc>
+        <w:tc>
+          <w:tcPr>
+            <w:tcW w:type="dxa" w:w="3200"/>
+            <w:tcMar>
+              <w:top w:type="dxa" w:w="70"/>
+              <w:left w:type="dxa" w:w="100"/>
+              <w:bottom w:type="dxa" w:w="70"/>
+              <w:right w:type="dxa" w:w="100"/>
+            </w:tcMar>
+            <w:vAlign w:val="center"/>
+          </w:tcPr>
+          <w:p>
+            <w:pPr>
+              <w:spacing w:after="0" w:line="264"/>
+            </w:pPr>
+            <w:r>
+              <w:rPr>
+                <w:rFonts w:ascii="Arial" w:cs="Arial" w:eastAsia="Arial" w:hAnsi="Arial"/>
+                <w:b/>
+                <w:bCs/>
+                <w:color w:val="1B1C24"/>
+                <w:sz w:val="20"/>
+                <w:szCs w:val="20"/>
+              </w:rPr>
+              <w:t xml:space="preserve">El futuro · -(으)ㄹ 거예요</w:t>
+            </w:r>
+          </w:p>
+        </w:tc>
+        <w:tc>
+          <w:tcPr>
+            <w:tcW w:type="dxa" w:w="5660"/>
+            <w:tcMar>
+              <w:top w:type="dxa" w:w="70"/>
+              <w:left w:type="dxa" w:w="100"/>
+              <w:bottom w:type="dxa" w:w="70"/>
+              <w:right w:type="dxa" w:w="100"/>
+            </w:tcMar>
+            <w:vAlign w:val="center"/>
+          </w:tcPr>
+          <w:p>
+            <w:pPr>
+              <w:spacing w:after="0" w:line="264"/>
+            </w:pPr>
+            <w:r>
+              <w:rPr>
+                <w:rFonts w:ascii="Arial" w:cs="Arial" w:eastAsia="Arial" w:hAnsi="Arial"/>
+                <w:color w:val="1B1C24"/>
+                <w:sz w:val="20"/>
+                <w:szCs w:val="20"/>
+              </w:rPr>
+              <w:t xml:space="preserve">-거나 · planeas tus vacaciones soñadas</w:t>
+            </w:r>
+          </w:p>
+        </w:tc>
+      </w:tr>
+      <w:tr>
+        <w:trPr>
+          <w:cantSplit/>
+        </w:trPr>
+        <w:tc>
+          <w:tcPr>
+            <w:tcW w:type="dxa" w:w="500"/>
+            <w:shd w:fill="F7F8FA" w:val="clear"/>
+            <w:tcMar>
+              <w:top w:type="dxa" w:w="70"/>
+              <w:left w:type="dxa" w:w="100"/>
+              <w:bottom w:type="dxa" w:w="70"/>
+              <w:right w:type="dxa" w:w="100"/>
+            </w:tcMar>
+            <w:vAlign w:val="center"/>
+          </w:tcPr>
+          <w:p>
+            <w:pPr>
+              <w:spacing w:after="0" w:line="264"/>
+            </w:pPr>
+            <w:r>
+              <w:rPr>
+                <w:rFonts w:ascii="Arial" w:cs="Arial" w:eastAsia="Arial" w:hAnsi="Arial"/>
+                <w:color w:val="1B1C24"/>
+                <w:sz w:val="20"/>
+                <w:szCs w:val="20"/>
+              </w:rPr>
+              <w:t xml:space="preserve">6</w:t>
+            </w:r>
+          </w:p>
+        </w:tc>
+        <w:tc>
+          <w:tcPr>
+            <w:tcW w:type="dxa" w:w="3200"/>
+            <w:shd w:fill="F7F8FA" w:val="clear"/>
+            <w:tcMar>
+              <w:top w:type="dxa" w:w="70"/>
+              <w:left w:type="dxa" w:w="100"/>
+              <w:bottom w:type="dxa" w:w="70"/>
+              <w:right w:type="dxa" w:w="100"/>
+            </w:tcMar>
+            <w:vAlign w:val="center"/>
+          </w:tcPr>
+          <w:p>
+            <w:pPr>
+              <w:spacing w:after="0" w:line="264"/>
+            </w:pPr>
+            <w:r>
+              <w:rPr>
+                <w:rFonts w:ascii="Arial" w:cs="Arial" w:eastAsia="Arial" w:hAnsi="Arial"/>
+                <w:b/>
+                <w:bCs/>
+                <w:color w:val="1B1C24"/>
+                <w:sz w:val="20"/>
+                <w:szCs w:val="20"/>
+              </w:rPr>
+              <w:t xml:space="preserve">Negación y habilidad</w:t>
+            </w:r>
+          </w:p>
+        </w:tc>
+        <w:tc>
+          <w:tcPr>
+            <w:tcW w:type="dxa" w:w="5660"/>
+            <w:shd w:fill="F7F8FA" w:val="clear"/>
+            <w:tcMar>
+              <w:top w:type="dxa" w:w="70"/>
+              <w:left w:type="dxa" w:w="100"/>
+              <w:bottom w:type="dxa" w:w="70"/>
+              <w:right w:type="dxa" w:w="100"/>
+            </w:tcMar>
+            <w:vAlign w:val="center"/>
+          </w:tcPr>
+          <w:p>
+            <w:pPr>
+              <w:spacing w:after="0" w:line="264"/>
+            </w:pPr>
+            <w:r>
+              <w:rPr>
+                <w:rFonts w:ascii="Arial" w:cs="Arial" w:eastAsia="Arial" w:hAnsi="Arial"/>
+                <w:color w:val="1B1C24"/>
+                <w:sz w:val="20"/>
+                <w:szCs w:val="20"/>
+              </w:rPr>
+              <w:t xml:space="preserve">안 · 못 · -지 않아요 · -(으)ㄹ 수 있다/없다: qué no haces y qué sabes hacer</w:t>
+            </w:r>
+          </w:p>
+        </w:tc>
+      </w:tr>
+      <w:tr>
+        <w:trPr>
+          <w:cantSplit/>
+        </w:trPr>
+        <w:tc>
+          <w:tcPr>
+            <w:tcW w:type="dxa" w:w="500"/>
+            <w:tcMar>
+              <w:top w:type="dxa" w:w="70"/>
+              <w:left w:type="dxa" w:w="100"/>
+              <w:bottom w:type="dxa" w:w="70"/>
+              <w:right w:type="dxa" w:w="100"/>
+            </w:tcMar>
+            <w:vAlign w:val="center"/>
+          </w:tcPr>
+          <w:p>
+            <w:pPr>
+              <w:spacing w:after="0" w:line="264"/>
+            </w:pPr>
+            <w:r>
+              <w:rPr>
+                <w:rFonts w:ascii="Arial" w:cs="Arial" w:eastAsia="Arial" w:hAnsi="Arial"/>
+                <w:color w:val="1B1C24"/>
+                <w:sz w:val="20"/>
+                <w:szCs w:val="20"/>
+              </w:rPr>
+              <w:t xml:space="preserve">7</w:t>
+            </w:r>
+          </w:p>
+        </w:tc>
+        <w:tc>
+          <w:tcPr>
+            <w:tcW w:type="dxa" w:w="3200"/>
+            <w:tcMar>
+              <w:top w:type="dxa" w:w="70"/>
+              <w:left w:type="dxa" w:w="100"/>
+              <w:bottom w:type="dxa" w:w="70"/>
+              <w:right w:type="dxa" w:w="100"/>
+            </w:tcMar>
+            <w:vAlign w:val="center"/>
+          </w:tcPr>
+          <w:p>
+            <w:pPr>
+              <w:spacing w:after="0" w:line="264"/>
+            </w:pPr>
+            <w:r>
+              <w:rPr>
+                <w:rFonts w:ascii="Arial" w:cs="Arial" w:eastAsia="Arial" w:hAnsi="Arial"/>
+                <w:b/>
+                <w:bCs/>
+                <w:color w:val="1B1C24"/>
+                <w:sz w:val="20"/>
+                <w:szCs w:val="20"/>
+              </w:rPr>
+              <w:t xml:space="preserve">Partículas pro</w:t>
+            </w:r>
+          </w:p>
+        </w:tc>
+        <w:tc>
+          <w:tcPr>
+            <w:tcW w:type="dxa" w:w="5660"/>
+            <w:tcMar>
+              <w:top w:type="dxa" w:w="70"/>
+              <w:left w:type="dxa" w:w="100"/>
+              <w:bottom w:type="dxa" w:w="70"/>
+              <w:right w:type="dxa" w:w="100"/>
+            </w:tcMar>
+            <w:vAlign w:val="center"/>
+          </w:tcPr>
+          <w:p>
+            <w:pPr>
+              <w:spacing w:after="0" w:line="264"/>
+            </w:pPr>
+            <w:r>
+              <w:rPr>
+                <w:rFonts w:ascii="Arial" w:cs="Arial" w:eastAsia="Arial" w:hAnsi="Arial"/>
+                <w:color w:val="1B1C24"/>
+                <w:sz w:val="20"/>
+                <w:szCs w:val="20"/>
+              </w:rPr>
+              <w:t xml:space="preserve">의 · 도 · 만 · 쯤 · 처럼 · 보다 · 한테 · 밖에 · 마다 — precisión de nativo</w:t>
+            </w:r>
+          </w:p>
+        </w:tc>
+      </w:tr>
+      <w:tr>
+        <w:trPr>
+          <w:cantSplit/>
+        </w:trPr>
+        <w:tc>
+          <w:tcPr>
+            <w:tcW w:type="dxa" w:w="500"/>
+            <w:shd w:fill="F7F8FA" w:val="clear"/>
+            <w:tcMar>
+              <w:top w:type="dxa" w:w="70"/>
+              <w:left w:type="dxa" w:w="100"/>
+              <w:bottom w:type="dxa" w:w="70"/>
+              <w:right w:type="dxa" w:w="100"/>
+            </w:tcMar>
+            <w:vAlign w:val="center"/>
+          </w:tcPr>
+          <w:p>
+            <w:pPr>
+              <w:spacing w:after="0" w:line="264"/>
+            </w:pPr>
+            <w:r>
+              <w:rPr>
+                <w:rFonts w:ascii="Arial" w:cs="Arial" w:eastAsia="Arial" w:hAnsi="Arial"/>
+                <w:color w:val="1B1C24"/>
+                <w:sz w:val="20"/>
+                <w:szCs w:val="20"/>
+              </w:rPr>
+              <w:t xml:space="preserve">8</w:t>
+            </w:r>
+          </w:p>
+        </w:tc>
+        <w:tc>
+          <w:tcPr>
+            <w:tcW w:type="dxa" w:w="3200"/>
+            <w:shd w:fill="F7F8FA" w:val="clear"/>
+            <w:tcMar>
+              <w:top w:type="dxa" w:w="70"/>
+              <w:left w:type="dxa" w:w="100"/>
+              <w:bottom w:type="dxa" w:w="70"/>
+              <w:right w:type="dxa" w:w="100"/>
+            </w:tcMar>
+            <w:vAlign w:val="center"/>
+          </w:tcPr>
+          <w:p>
+            <w:pPr>
+              <w:spacing w:after="0" w:line="264"/>
+            </w:pPr>
+            <w:r>
+              <w:rPr>
+                <w:rFonts w:ascii="Arial" w:cs="Arial" w:eastAsia="Arial" w:hAnsi="Arial"/>
+                <w:b/>
+                <w:bCs/>
+                <w:color w:val="1B1C24"/>
+                <w:sz w:val="20"/>
+                <w:szCs w:val="20"/>
+              </w:rPr>
+              <w:t xml:space="preserve">Conectores + examen A2</w:t>
+            </w:r>
+          </w:p>
+        </w:tc>
+        <w:tc>
+          <w:tcPr>
+            <w:tcW w:type="dxa" w:w="5660"/>
+            <w:shd w:fill="F7F8FA" w:val="clear"/>
+            <w:tcMar>
+              <w:top w:type="dxa" w:w="70"/>
+              <w:left w:type="dxa" w:w="100"/>
+              <w:bottom w:type="dxa" w:w="70"/>
+              <w:right w:type="dxa" w:w="100"/>
+            </w:tcMar>
+            <w:vAlign w:val="center"/>
+          </w:tcPr>
+          <w:p>
+            <w:pPr>
+              <w:spacing w:after="0" w:line="264"/>
+            </w:pPr>
+            <w:r>
+              <w:rPr>
+                <w:rFonts w:ascii="Arial" w:cs="Arial" w:eastAsia="Arial" w:hAnsi="Arial"/>
+                <w:color w:val="1B1C24"/>
+                <w:sz w:val="20"/>
+                <w:szCs w:val="20"/>
+              </w:rPr>
+              <w:t xml:space="preserve">-고 · -지만 · conversas 5 minutos · examen A2 + oral · certificado</w:t>
+            </w:r>
+          </w:p>
+        </w:tc>
+      </w:tr>
+    </w:tbl>
+    <w:p>
+      <w:pPr>
+        <w:spacing w:after="200" w:before="80"/>
+      </w:pPr>
+      <w:r>
+        <w:rPr>
+          <w:rFonts w:ascii="Arial" w:cs="Arial" w:eastAsia="Arial" w:hAnsi="Arial"/>
+          <w:color w:val="5C5F6B"/>
+          <w:sz w:val="19"/>
+          <w:szCs w:val="19"/>
+        </w:rPr>
+        <w:t xml:space="preserve">Programa completo con fechas: </w:t>
+      </w:r>
+      <w:r>
+        <w:rPr>
+          <w:rFonts w:ascii="Arial" w:cs="Arial" w:eastAsia="Arial" w:hAnsi="Arial"/>
+          <w:color w:val="4236F6"/>
+          <w:sz w:val="19"/>
+          <w:szCs w:val="19"/>
+        </w:rPr>
+        <w:t xml:space="preserve">academiaseul.com/programas/Programa_Basico2_Octubre_2026.pdf</w:t>
+      </w:r>
+    </w:p>
+    <w:p>
+      <w:pPr>
+        <w:keepNext/>
+        <w:spacing w:after="110" w:before="220"/>
+      </w:pPr>
+      <w:r>
+        <w:rPr>
+          <w:rFonts w:ascii="Arial" w:cs="Arial" w:eastAsia="Arial" w:hAnsi="Arial"/>
+          <w:b/>
+          <w:bCs/>
+          <w:color w:val="4236F6"/>
+          <w:sz w:val="23"/>
+          <w:szCs w:val="23"/>
+        </w:rPr>
+        <w:t xml:space="preserve">💬 Conversacional 1 (A2.1) · Corea que amas · requiere Básico 2 (A1.2) o test de nivel</w:t>
+      </w:r>
+    </w:p>
+    <w:p>
+      <w:pPr>
+        <w:spacing w:after="90"/>
+      </w:pPr>
+      <w:r>
+        <w:rPr>
+          <w:rFonts w:ascii="Arial" w:cs="Arial" w:eastAsia="Arial" w:hAnsi="Arial"/>
+          <w:color w:val="1B1C24"/>
+          <w:sz w:val="20"/>
+          <w:szCs w:val="20"/>
+        </w:rPr>
+        <w:t xml:space="preserve">Puro hablar: cada semana un tema de la Corea que amas — K-pop, Jeju, comida, hanbok, e-sports — con una profesora coreana nativa y grupos pequeños. La mitad de las sesiones son laboratorio oral.</w:t>
+      </w:r>
+    </w:p>
+    <w:p>
+      <w:pPr>
+        <w:spacing w:after="90"/>
+      </w:pPr>
+      <w:r>
+        <w:rPr>
+          <w:rFonts w:ascii="Arial" w:cs="Arial" w:eastAsia="Arial" w:hAnsi="Arial"/>
+          <w:b/>
+          <w:bCs/>
+          <w:color w:val="1B1C24"/>
+          <w:sz w:val="20"/>
+          <w:szCs w:val="20"/>
+        </w:rPr>
+        <w:t xml:space="preserve">Material: </w:t>
+      </w:r>
+      <w:r>
+        <w:rPr>
+          <w:rFonts w:ascii="Arial" w:cs="Arial" w:eastAsia="Arial" w:hAnsi="Arial"/>
+          <w:color w:val="1B1C24"/>
+          <w:sz w:val="20"/>
+          <w:szCs w:val="20"/>
+        </w:rPr>
+        <w:t xml:space="preserve">Módulos conversacionales propios (K-pop, viajes, comida…) · con profesora nativa</w:t>
+      </w:r>
+      <w:r>
+        <w:rPr>
+          <w:rFonts w:ascii="Arial" w:cs="Arial" w:eastAsia="Arial" w:hAnsi="Arial"/>
+          <w:b/>
+          <w:bCs/>
+          <w:color w:val="1B1C24"/>
+          <w:sz w:val="20"/>
+          <w:szCs w:val="20"/>
+        </w:rPr>
+        <w:t xml:space="preserve">   ·   Horario: </w:t>
+      </w:r>
+      <w:r>
+        <w:rPr>
+          <w:rFonts w:ascii="Arial" w:cs="Arial" w:eastAsia="Arial" w:hAnsi="Arial"/>
+          <w:color w:val="1B1C24"/>
+          <w:sz w:val="20"/>
+          <w:szCs w:val="20"/>
+        </w:rPr>
+        <w:t xml:space="preserve">Martes 21:00 · Abby</w:t>
+      </w:r>
+    </w:p>
+    <w:tbl>
+      <w:tblPr>
+        <w:tblW w:type="dxa" w:w="9360"/>
+        <w:tblBorders>
+          <w:top w:val="single" w:color="CCCCCC" w:sz="4"/>
+          <w:left w:val="single" w:color="CCCCCC" w:sz="4"/>
+          <w:bottom w:val="single" w:color="CCCCCC" w:sz="4"/>
+          <w:right w:val="single" w:color="CCCCCC" w:sz="4"/>
+          <w:insideH w:val="single" w:color="CCCCCC" w:sz="4"/>
+          <w:insideV w:val="single" w:color="CCCCCC" w:sz="4"/>
+        </w:tblBorders>
+      </w:tblPr>
+      <w:tblGrid>
+        <w:gridCol w:w="500"/>
+        <w:gridCol w:w="3200"/>
+        <w:gridCol w:w="5660"/>
+      </w:tblGrid>
+      <w:tr>
+        <w:trPr>
+          <w:tblHeader/>
+        </w:trPr>
+        <w:tc>
+          <w:tcPr>
+            <w:tcW w:type="dxa" w:w="500"/>
+            <w:shd w:fill="003478" w:val="clear"/>
+            <w:tcMar>
+              <w:top w:type="dxa" w:w="70"/>
+              <w:left w:type="dxa" w:w="100"/>
+              <w:bottom w:type="dxa" w:w="70"/>
+              <w:right w:type="dxa" w:w="100"/>
+            </w:tcMar>
+            <w:vAlign w:val="center"/>
+          </w:tcPr>
+          <w:p>
+            <w:pPr>
+              <w:spacing w:after="0" w:line="264"/>
+            </w:pPr>
+            <w:r>
+              <w:rPr>
+                <w:rFonts w:ascii="Arial" w:cs="Arial" w:eastAsia="Arial" w:hAnsi="Arial"/>
+                <w:b/>
+                <w:bCs/>
+                <w:color w:val="FFFFFF"/>
+                <w:sz w:val="19"/>
+                <w:szCs w:val="19"/>
+              </w:rPr>
+              <w:t xml:space="preserve">#</w:t>
+            </w:r>
+          </w:p>
+        </w:tc>
+        <w:tc>
+          <w:tcPr>
+            <w:tcW w:type="dxa" w:w="3200"/>
+            <w:shd w:fill="003478" w:val="clear"/>
+            <w:tcMar>
+              <w:top w:type="dxa" w:w="70"/>
+              <w:left w:type="dxa" w:w="100"/>
+              <w:bottom w:type="dxa" w:w="70"/>
+              <w:right w:type="dxa" w:w="100"/>
+            </w:tcMar>
+            <w:vAlign w:val="center"/>
+          </w:tcPr>
+          <w:p>
+            <w:pPr>
+              <w:spacing w:after="0" w:line="264"/>
+            </w:pPr>
+            <w:r>
+              <w:rPr>
+                <w:rFonts w:ascii="Arial" w:cs="Arial" w:eastAsia="Arial" w:hAnsi="Arial"/>
+                <w:b/>
+                <w:bCs/>
+                <w:color w:val="FFFFFF"/>
+                <w:sz w:val="19"/>
+                <w:szCs w:val="19"/>
+              </w:rPr>
+              <w:t xml:space="preserve">Clase</w:t>
+            </w:r>
+          </w:p>
+        </w:tc>
+        <w:tc>
+          <w:tcPr>
+            <w:tcW w:type="dxa" w:w="5660"/>
+            <w:shd w:fill="003478" w:val="clear"/>
+            <w:tcMar>
+              <w:top w:type="dxa" w:w="70"/>
+              <w:left w:type="dxa" w:w="100"/>
+              <w:bottom w:type="dxa" w:w="70"/>
+              <w:right w:type="dxa" w:w="100"/>
+            </w:tcMar>
+            <w:vAlign w:val="center"/>
+          </w:tcPr>
+          <w:p>
+            <w:pPr>
+              <w:spacing w:after="0" w:line="264"/>
+            </w:pPr>
+            <w:r>
+              <w:rPr>
+                <w:rFonts w:ascii="Arial" w:cs="Arial" w:eastAsia="Arial" w:hAnsi="Arial"/>
+                <w:b/>
+                <w:bCs/>
+                <w:color w:val="FFFFFF"/>
+                <w:sz w:val="19"/>
+                <w:szCs w:val="19"/>
+              </w:rPr>
+              <w:t xml:space="preserve">Foco</w:t>
+            </w:r>
+          </w:p>
+        </w:tc>
+      </w:tr>
+      <w:tr>
+        <w:trPr>
+          <w:cantSplit/>
+        </w:trPr>
+        <w:tc>
+          <w:tcPr>
+            <w:tcW w:type="dxa" w:w="500"/>
+            <w:tcMar>
+              <w:top w:type="dxa" w:w="70"/>
+              <w:left w:type="dxa" w:w="100"/>
+              <w:bottom w:type="dxa" w:w="70"/>
+              <w:right w:type="dxa" w:w="100"/>
+            </w:tcMar>
+            <w:vAlign w:val="center"/>
+          </w:tcPr>
+          <w:p>
+            <w:pPr>
+              <w:spacing w:after="0" w:line="264"/>
+            </w:pPr>
+            <w:r>
+              <w:rPr>
+                <w:rFonts w:ascii="Arial" w:cs="Arial" w:eastAsia="Arial" w:hAnsi="Arial"/>
+                <w:color w:val="1B1C24"/>
+                <w:sz w:val="20"/>
+                <w:szCs w:val="20"/>
+              </w:rPr>
+              <w:t xml:space="preserve">1</w:t>
+            </w:r>
+          </w:p>
+        </w:tc>
+        <w:tc>
+          <w:tcPr>
+            <w:tcW w:type="dxa" w:w="3200"/>
+            <w:tcMar>
+              <w:top w:type="dxa" w:w="70"/>
+              <w:left w:type="dxa" w:w="100"/>
+              <w:bottom w:type="dxa" w:w="70"/>
+              <w:right w:type="dxa" w:w="100"/>
+            </w:tcMar>
+            <w:vAlign w:val="center"/>
+          </w:tcPr>
+          <w:p>
+            <w:pPr>
+              <w:spacing w:after="0" w:line="264"/>
+            </w:pPr>
+            <w:r>
+              <w:rPr>
+                <w:rFonts w:ascii="Arial" w:cs="Arial" w:eastAsia="Arial" w:hAnsi="Arial"/>
+                <w:b/>
+                <w:bCs/>
+                <w:color w:val="1B1C24"/>
+                <w:sz w:val="20"/>
+                <w:szCs w:val="20"/>
+              </w:rPr>
+              <w:t xml:space="preserve">Orientación + diagnóstico oral</w:t>
+            </w:r>
+          </w:p>
+        </w:tc>
+        <w:tc>
+          <w:tcPr>
+            <w:tcW w:type="dxa" w:w="5660"/>
+            <w:tcMar>
+              <w:top w:type="dxa" w:w="70"/>
+              <w:left w:type="dxa" w:w="100"/>
+              <w:bottom w:type="dxa" w:w="70"/>
+              <w:right w:type="dxa" w:w="100"/>
+            </w:tcMar>
+            <w:vAlign w:val="center"/>
+          </w:tcPr>
+          <w:p>
+            <w:pPr>
+              <w:spacing w:after="0" w:line="264"/>
+            </w:pPr>
+            <w:r>
+              <w:rPr>
+                <w:rFonts w:ascii="Arial" w:cs="Arial" w:eastAsia="Arial" w:hAnsi="Arial"/>
+                <w:color w:val="1B1C24"/>
+                <w:sz w:val="20"/>
+                <w:szCs w:val="20"/>
+              </w:rPr>
+              <w:t xml:space="preserve">Romper el hielo · fijar tus metas personales de conversación</w:t>
+            </w:r>
+          </w:p>
+        </w:tc>
+      </w:tr>
+      <w:tr>
+        <w:trPr>
+          <w:cantSplit/>
+        </w:trPr>
+        <w:tc>
+          <w:tcPr>
+            <w:tcW w:type="dxa" w:w="500"/>
+            <w:shd w:fill="F7F8FA" w:val="clear"/>
+            <w:tcMar>
+              <w:top w:type="dxa" w:w="70"/>
+              <w:left w:type="dxa" w:w="100"/>
+              <w:bottom w:type="dxa" w:w="70"/>
+              <w:right w:type="dxa" w:w="100"/>
+            </w:tcMar>
+            <w:vAlign w:val="center"/>
+          </w:tcPr>
+          <w:p>
+            <w:pPr>
+              <w:spacing w:after="0" w:line="264"/>
+            </w:pPr>
+            <w:r>
+              <w:rPr>
+                <w:rFonts w:ascii="Arial" w:cs="Arial" w:eastAsia="Arial" w:hAnsi="Arial"/>
+                <w:color w:val="1B1C24"/>
+                <w:sz w:val="20"/>
+                <w:szCs w:val="20"/>
+              </w:rPr>
+              <w:t xml:space="preserve">2</w:t>
+            </w:r>
+          </w:p>
+        </w:tc>
+        <w:tc>
+          <w:tcPr>
+            <w:tcW w:type="dxa" w:w="3200"/>
+            <w:shd w:fill="F7F8FA" w:val="clear"/>
+            <w:tcMar>
+              <w:top w:type="dxa" w:w="70"/>
+              <w:left w:type="dxa" w:w="100"/>
+              <w:bottom w:type="dxa" w:w="70"/>
+              <w:right w:type="dxa" w:w="100"/>
+            </w:tcMar>
+            <w:vAlign w:val="center"/>
+          </w:tcPr>
+          <w:p>
+            <w:pPr>
+              <w:spacing w:after="0" w:line="264"/>
+            </w:pPr>
+            <w:r>
+              <w:rPr>
+                <w:rFonts w:ascii="Arial" w:cs="Arial" w:eastAsia="Arial" w:hAnsi="Arial"/>
+                <w:b/>
+                <w:bCs/>
+                <w:color w:val="1B1C24"/>
+                <w:sz w:val="20"/>
+                <w:szCs w:val="20"/>
+              </w:rPr>
+              <w:t xml:space="preserve">K-pop y cultura fan</w:t>
+            </w:r>
+          </w:p>
+        </w:tc>
+        <w:tc>
+          <w:tcPr>
+            <w:tcW w:type="dxa" w:w="5660"/>
+            <w:shd w:fill="F7F8FA" w:val="clear"/>
+            <w:tcMar>
+              <w:top w:type="dxa" w:w="70"/>
+              <w:left w:type="dxa" w:w="100"/>
+              <w:bottom w:type="dxa" w:w="70"/>
+              <w:right w:type="dxa" w:w="100"/>
+            </w:tcMar>
+            <w:vAlign w:val="center"/>
+          </w:tcPr>
+          <w:p>
+            <w:pPr>
+              <w:spacing w:after="0" w:line="264"/>
+            </w:pPr>
+            <w:r>
+              <w:rPr>
+                <w:rFonts w:ascii="Arial" w:cs="Arial" w:eastAsia="Arial" w:hAnsi="Arial"/>
+                <w:color w:val="1B1C24"/>
+                <w:sz w:val="20"/>
+                <w:szCs w:val="20"/>
+              </w:rPr>
+              <w:t xml:space="preserve">Hablar de tu grupo, tu bias y los conciertos</w:t>
+            </w:r>
+          </w:p>
+        </w:tc>
+      </w:tr>
+      <w:tr>
+        <w:trPr>
+          <w:cantSplit/>
+        </w:trPr>
+        <w:tc>
+          <w:tcPr>
+            <w:tcW w:type="dxa" w:w="500"/>
+            <w:tcMar>
+              <w:top w:type="dxa" w:w="70"/>
+              <w:left w:type="dxa" w:w="100"/>
+              <w:bottom w:type="dxa" w:w="70"/>
+              <w:right w:type="dxa" w:w="100"/>
+            </w:tcMar>
+            <w:vAlign w:val="center"/>
+          </w:tcPr>
+          <w:p>
+            <w:pPr>
+              <w:spacing w:after="0" w:line="264"/>
+            </w:pPr>
+            <w:r>
+              <w:rPr>
+                <w:rFonts w:ascii="Arial" w:cs="Arial" w:eastAsia="Arial" w:hAnsi="Arial"/>
+                <w:color w:val="1B1C24"/>
+                <w:sz w:val="20"/>
+                <w:szCs w:val="20"/>
+              </w:rPr>
+              <w:t xml:space="preserve">3</w:t>
+            </w:r>
+          </w:p>
+        </w:tc>
+        <w:tc>
+          <w:tcPr>
+            <w:tcW w:type="dxa" w:w="3200"/>
+            <w:tcMar>
+              <w:top w:type="dxa" w:w="70"/>
+              <w:left w:type="dxa" w:w="100"/>
+              <w:bottom w:type="dxa" w:w="70"/>
+              <w:right w:type="dxa" w:w="100"/>
+            </w:tcMar>
+            <w:vAlign w:val="center"/>
+          </w:tcPr>
+          <w:p>
+            <w:pPr>
+              <w:spacing w:after="0" w:line="264"/>
+            </w:pPr>
+            <w:r>
+              <w:rPr>
+                <w:rFonts w:ascii="Arial" w:cs="Arial" w:eastAsia="Arial" w:hAnsi="Arial"/>
+                <w:b/>
+                <w:bCs/>
+                <w:color w:val="1B1C24"/>
+                <w:sz w:val="20"/>
+                <w:szCs w:val="20"/>
+              </w:rPr>
+              <w:t xml:space="preserve">Viajes: Jeju y Seúl</w:t>
+            </w:r>
+          </w:p>
+        </w:tc>
+        <w:tc>
+          <w:tcPr>
+            <w:tcW w:type="dxa" w:w="5660"/>
+            <w:tcMar>
+              <w:top w:type="dxa" w:w="70"/>
+              <w:left w:type="dxa" w:w="100"/>
+              <w:bottom w:type="dxa" w:w="70"/>
+              <w:right w:type="dxa" w:w="100"/>
+            </w:tcMar>
+            <w:vAlign w:val="center"/>
+          </w:tcPr>
+          <w:p>
+            <w:pPr>
+              <w:spacing w:after="0" w:line="264"/>
+            </w:pPr>
+            <w:r>
+              <w:rPr>
+                <w:rFonts w:ascii="Arial" w:cs="Arial" w:eastAsia="Arial" w:hAnsi="Arial"/>
+                <w:color w:val="1B1C24"/>
+                <w:sz w:val="20"/>
+                <w:szCs w:val="20"/>
+              </w:rPr>
+              <w:t xml:space="preserve">Planear y contar viajes por Corea</w:t>
+            </w:r>
+          </w:p>
+        </w:tc>
+      </w:tr>
+      <w:tr>
+        <w:trPr>
+          <w:cantSplit/>
+        </w:trPr>
+        <w:tc>
+          <w:tcPr>
+            <w:tcW w:type="dxa" w:w="500"/>
+            <w:shd w:fill="F7F8FA" w:val="clear"/>
+            <w:tcMar>
+              <w:top w:type="dxa" w:w="70"/>
+              <w:left w:type="dxa" w:w="100"/>
+              <w:bottom w:type="dxa" w:w="70"/>
+              <w:right w:type="dxa" w:w="100"/>
+            </w:tcMar>
+            <w:vAlign w:val="center"/>
+          </w:tcPr>
+          <w:p>
+            <w:pPr>
+              <w:spacing w:after="0" w:line="264"/>
+            </w:pPr>
+            <w:r>
+              <w:rPr>
+                <w:rFonts w:ascii="Arial" w:cs="Arial" w:eastAsia="Arial" w:hAnsi="Arial"/>
+                <w:color w:val="1B1C24"/>
+                <w:sz w:val="20"/>
+                <w:szCs w:val="20"/>
+              </w:rPr>
+              <w:t xml:space="preserve">4</w:t>
+            </w:r>
+          </w:p>
+        </w:tc>
+        <w:tc>
+          <w:tcPr>
+            <w:tcW w:type="dxa" w:w="3200"/>
+            <w:shd w:fill="F7F8FA" w:val="clear"/>
+            <w:tcMar>
+              <w:top w:type="dxa" w:w="70"/>
+              <w:left w:type="dxa" w:w="100"/>
+              <w:bottom w:type="dxa" w:w="70"/>
+              <w:right w:type="dxa" w:w="100"/>
+            </w:tcMar>
+            <w:vAlign w:val="center"/>
+          </w:tcPr>
+          <w:p>
+            <w:pPr>
+              <w:spacing w:after="0" w:line="264"/>
+            </w:pPr>
+            <w:r>
+              <w:rPr>
+                <w:rFonts w:ascii="Arial" w:cs="Arial" w:eastAsia="Arial" w:hAnsi="Arial"/>
+                <w:b/>
+                <w:bCs/>
+                <w:color w:val="1B1C24"/>
+                <w:sz w:val="20"/>
+                <w:szCs w:val="20"/>
+              </w:rPr>
+              <w:t xml:space="preserve">Cultura gastronómica</w:t>
+            </w:r>
+          </w:p>
+        </w:tc>
+        <w:tc>
+          <w:tcPr>
+            <w:tcW w:type="dxa" w:w="5660"/>
+            <w:shd w:fill="F7F8FA" w:val="clear"/>
+            <w:tcMar>
+              <w:top w:type="dxa" w:w="70"/>
+              <w:left w:type="dxa" w:w="100"/>
+              <w:bottom w:type="dxa" w:w="70"/>
+              <w:right w:type="dxa" w:w="100"/>
+            </w:tcMar>
+            <w:vAlign w:val="center"/>
+          </w:tcPr>
+          <w:p>
+            <w:pPr>
+              <w:spacing w:after="0" w:line="264"/>
+            </w:pPr>
+            <w:r>
+              <w:rPr>
+                <w:rFonts w:ascii="Arial" w:cs="Arial" w:eastAsia="Arial" w:hAnsi="Arial"/>
+                <w:color w:val="1B1C24"/>
+                <w:sz w:val="20"/>
+                <w:szCs w:val="20"/>
+              </w:rPr>
+              <w:t xml:space="preserve">Pedir, recomendar y describir sabores</w:t>
+            </w:r>
+          </w:p>
+        </w:tc>
+      </w:tr>
+      <w:tr>
+        <w:trPr>
+          <w:cantSplit/>
+        </w:trPr>
+        <w:tc>
+          <w:tcPr>
+            <w:tcW w:type="dxa" w:w="500"/>
+            <w:tcMar>
+              <w:top w:type="dxa" w:w="70"/>
+              <w:left w:type="dxa" w:w="100"/>
+              <w:bottom w:type="dxa" w:w="70"/>
+              <w:right w:type="dxa" w:w="100"/>
+            </w:tcMar>
+            <w:vAlign w:val="center"/>
+          </w:tcPr>
+          <w:p>
+            <w:pPr>
+              <w:spacing w:after="0" w:line="264"/>
+            </w:pPr>
+            <w:r>
+              <w:rPr>
+                <w:rFonts w:ascii="Arial" w:cs="Arial" w:eastAsia="Arial" w:hAnsi="Arial"/>
+                <w:color w:val="1B1C24"/>
+                <w:sz w:val="20"/>
+                <w:szCs w:val="20"/>
+              </w:rPr>
+              <w:t xml:space="preserve">5</w:t>
+            </w:r>
+          </w:p>
+        </w:tc>
+        <w:tc>
+          <w:tcPr>
+            <w:tcW w:type="dxa" w:w="3200"/>
+            <w:tcMar>
+              <w:top w:type="dxa" w:w="70"/>
+              <w:left w:type="dxa" w:w="100"/>
+              <w:bottom w:type="dxa" w:w="70"/>
+              <w:right w:type="dxa" w:w="100"/>
+            </w:tcMar>
+            <w:vAlign w:val="center"/>
+          </w:tcPr>
+          <w:p>
+            <w:pPr>
+              <w:spacing w:after="0" w:line="264"/>
+            </w:pPr>
+            <w:r>
+              <w:rPr>
+                <w:rFonts w:ascii="Arial" w:cs="Arial" w:eastAsia="Arial" w:hAnsi="Arial"/>
+                <w:b/>
+                <w:bCs/>
+                <w:color w:val="1B1C24"/>
+                <w:sz w:val="20"/>
+                <w:szCs w:val="20"/>
+              </w:rPr>
+              <w:t xml:space="preserve">Lab de conversación 1</w:t>
+            </w:r>
+          </w:p>
+        </w:tc>
+        <w:tc>
+          <w:tcPr>
+            <w:tcW w:type="dxa" w:w="5660"/>
+            <w:tcMar>
+              <w:top w:type="dxa" w:w="70"/>
+              <w:left w:type="dxa" w:w="100"/>
+              <w:bottom w:type="dxa" w:w="70"/>
+              <w:right w:type="dxa" w:w="100"/>
+            </w:tcMar>
+            <w:vAlign w:val="center"/>
+          </w:tcPr>
+          <w:p>
+            <w:pPr>
+              <w:spacing w:after="0" w:line="264"/>
+            </w:pPr>
+            <w:r>
+              <w:rPr>
+                <w:rFonts w:ascii="Arial" w:cs="Arial" w:eastAsia="Arial" w:hAnsi="Arial"/>
+                <w:color w:val="1B1C24"/>
+                <w:sz w:val="20"/>
+                <w:szCs w:val="20"/>
+              </w:rPr>
+              <w:t xml:space="preserve">Práctica oral pura en grupos pequeños (módulos 1–3)</w:t>
+            </w:r>
+          </w:p>
+        </w:tc>
+      </w:tr>
+      <w:tr>
+        <w:trPr>
+          <w:cantSplit/>
+        </w:trPr>
+        <w:tc>
+          <w:tcPr>
+            <w:tcW w:type="dxa" w:w="500"/>
+            <w:shd w:fill="F7F8FA" w:val="clear"/>
+            <w:tcMar>
+              <w:top w:type="dxa" w:w="70"/>
+              <w:left w:type="dxa" w:w="100"/>
+              <w:bottom w:type="dxa" w:w="70"/>
+              <w:right w:type="dxa" w:w="100"/>
+            </w:tcMar>
+            <w:vAlign w:val="center"/>
+          </w:tcPr>
+          <w:p>
+            <w:pPr>
+              <w:spacing w:after="0" w:line="264"/>
+            </w:pPr>
+            <w:r>
+              <w:rPr>
+                <w:rFonts w:ascii="Arial" w:cs="Arial" w:eastAsia="Arial" w:hAnsi="Arial"/>
+                <w:color w:val="1B1C24"/>
+                <w:sz w:val="20"/>
+                <w:szCs w:val="20"/>
+              </w:rPr>
+              <w:t xml:space="preserve">6</w:t>
+            </w:r>
+          </w:p>
+        </w:tc>
+        <w:tc>
+          <w:tcPr>
+            <w:tcW w:type="dxa" w:w="3200"/>
+            <w:shd w:fill="F7F8FA" w:val="clear"/>
+            <w:tcMar>
+              <w:top w:type="dxa" w:w="70"/>
+              <w:left w:type="dxa" w:w="100"/>
+              <w:bottom w:type="dxa" w:w="70"/>
+              <w:right w:type="dxa" w:w="100"/>
+            </w:tcMar>
+            <w:vAlign w:val="center"/>
+          </w:tcPr>
+          <w:p>
+            <w:pPr>
+              <w:spacing w:after="0" w:line="264"/>
+            </w:pPr>
+            <w:r>
+              <w:rPr>
+                <w:rFonts w:ascii="Arial" w:cs="Arial" w:eastAsia="Arial" w:hAnsi="Arial"/>
+                <w:b/>
+                <w:bCs/>
+                <w:color w:val="1B1C24"/>
+                <w:sz w:val="20"/>
+                <w:szCs w:val="20"/>
+              </w:rPr>
+              <w:t xml:space="preserve">Hanbok y estética</w:t>
+            </w:r>
+          </w:p>
+        </w:tc>
+        <w:tc>
+          <w:tcPr>
+            <w:tcW w:type="dxa" w:w="5660"/>
+            <w:shd w:fill="F7F8FA" w:val="clear"/>
+            <w:tcMar>
+              <w:top w:type="dxa" w:w="70"/>
+              <w:left w:type="dxa" w:w="100"/>
+              <w:bottom w:type="dxa" w:w="70"/>
+              <w:right w:type="dxa" w:w="100"/>
+            </w:tcMar>
+            <w:vAlign w:val="center"/>
+          </w:tcPr>
+          <w:p>
+            <w:pPr>
+              <w:spacing w:after="0" w:line="264"/>
+            </w:pPr>
+            <w:r>
+              <w:rPr>
+                <w:rFonts w:ascii="Arial" w:cs="Arial" w:eastAsia="Arial" w:hAnsi="Arial"/>
+                <w:color w:val="1B1C24"/>
+                <w:sz w:val="20"/>
+                <w:szCs w:val="20"/>
+              </w:rPr>
+              <w:t xml:space="preserve">Describir y opinar</w:t>
+            </w:r>
+          </w:p>
+        </w:tc>
+      </w:tr>
+      <w:tr>
+        <w:trPr>
+          <w:cantSplit/>
+        </w:trPr>
+        <w:tc>
+          <w:tcPr>
+            <w:tcW w:type="dxa" w:w="500"/>
+            <w:tcMar>
+              <w:top w:type="dxa" w:w="70"/>
+              <w:left w:type="dxa" w:w="100"/>
+              <w:bottom w:type="dxa" w:w="70"/>
+              <w:right w:type="dxa" w:w="100"/>
+            </w:tcMar>
+            <w:vAlign w:val="center"/>
+          </w:tcPr>
+          <w:p>
+            <w:pPr>
+              <w:spacing w:after="0" w:line="264"/>
+            </w:pPr>
+            <w:r>
+              <w:rPr>
+                <w:rFonts w:ascii="Arial" w:cs="Arial" w:eastAsia="Arial" w:hAnsi="Arial"/>
+                <w:color w:val="1B1C24"/>
+                <w:sz w:val="20"/>
+                <w:szCs w:val="20"/>
+              </w:rPr>
+              <w:t xml:space="preserve">7</w:t>
+            </w:r>
+          </w:p>
+        </w:tc>
+        <w:tc>
+          <w:tcPr>
+            <w:tcW w:type="dxa" w:w="3200"/>
+            <w:tcMar>
+              <w:top w:type="dxa" w:w="70"/>
+              <w:left w:type="dxa" w:w="100"/>
+              <w:bottom w:type="dxa" w:w="70"/>
+              <w:right w:type="dxa" w:w="100"/>
+            </w:tcMar>
+            <w:vAlign w:val="center"/>
+          </w:tcPr>
+          <w:p>
+            <w:pPr>
+              <w:spacing w:after="0" w:line="264"/>
+            </w:pPr>
+            <w:r>
+              <w:rPr>
+                <w:rFonts w:ascii="Arial" w:cs="Arial" w:eastAsia="Arial" w:hAnsi="Arial"/>
+                <w:b/>
+                <w:bCs/>
+                <w:color w:val="1B1C24"/>
+                <w:sz w:val="20"/>
+                <w:szCs w:val="20"/>
+              </w:rPr>
+              <w:t xml:space="preserve">PC방 y e-sports</w:t>
+            </w:r>
+          </w:p>
+        </w:tc>
+        <w:tc>
+          <w:tcPr>
+            <w:tcW w:type="dxa" w:w="5660"/>
+            <w:tcMar>
+              <w:top w:type="dxa" w:w="70"/>
+              <w:left w:type="dxa" w:w="100"/>
+              <w:bottom w:type="dxa" w:w="70"/>
+              <w:right w:type="dxa" w:w="100"/>
+            </w:tcMar>
+            <w:vAlign w:val="center"/>
+          </w:tcPr>
+          <w:p>
+            <w:pPr>
+              <w:spacing w:after="0" w:line="264"/>
+            </w:pPr>
+            <w:r>
+              <w:rPr>
+                <w:rFonts w:ascii="Arial" w:cs="Arial" w:eastAsia="Arial" w:hAnsi="Arial"/>
+                <w:color w:val="1B1C24"/>
+                <w:sz w:val="20"/>
+                <w:szCs w:val="20"/>
+              </w:rPr>
+              <w:t xml:space="preserve">La Corea gamer</w:t>
+            </w:r>
+          </w:p>
+        </w:tc>
+      </w:tr>
+      <w:tr>
+        <w:trPr>
+          <w:cantSplit/>
+        </w:trPr>
+        <w:tc>
+          <w:tcPr>
+            <w:tcW w:type="dxa" w:w="500"/>
+            <w:shd w:fill="F7F8FA" w:val="clear"/>
+            <w:tcMar>
+              <w:top w:type="dxa" w:w="70"/>
+              <w:left w:type="dxa" w:w="100"/>
+              <w:bottom w:type="dxa" w:w="70"/>
+              <w:right w:type="dxa" w:w="100"/>
+            </w:tcMar>
+            <w:vAlign w:val="center"/>
+          </w:tcPr>
+          <w:p>
+            <w:pPr>
+              <w:spacing w:after="0" w:line="264"/>
+            </w:pPr>
+            <w:r>
+              <w:rPr>
+                <w:rFonts w:ascii="Arial" w:cs="Arial" w:eastAsia="Arial" w:hAnsi="Arial"/>
+                <w:color w:val="1B1C24"/>
+                <w:sz w:val="20"/>
+                <w:szCs w:val="20"/>
+              </w:rPr>
+              <w:t xml:space="preserve">8</w:t>
+            </w:r>
+          </w:p>
+        </w:tc>
+        <w:tc>
+          <w:tcPr>
+            <w:tcW w:type="dxa" w:w="3200"/>
+            <w:shd w:fill="F7F8FA" w:val="clear"/>
+            <w:tcMar>
+              <w:top w:type="dxa" w:w="70"/>
+              <w:left w:type="dxa" w:w="100"/>
+              <w:bottom w:type="dxa" w:w="70"/>
+              <w:right w:type="dxa" w:w="100"/>
+            </w:tcMar>
+            <w:vAlign w:val="center"/>
+          </w:tcPr>
+          <w:p>
+            <w:pPr>
+              <w:spacing w:after="0" w:line="264"/>
+            </w:pPr>
+            <w:r>
+              <w:rPr>
+                <w:rFonts w:ascii="Arial" w:cs="Arial" w:eastAsia="Arial" w:hAnsi="Arial"/>
+                <w:b/>
+                <w:bCs/>
+                <w:color w:val="1B1C24"/>
+                <w:sz w:val="20"/>
+                <w:szCs w:val="20"/>
+              </w:rPr>
+              <w:t xml:space="preserve">Lab 2 + evaluación oral</w:t>
+            </w:r>
+          </w:p>
+        </w:tc>
+        <w:tc>
+          <w:tcPr>
+            <w:tcW w:type="dxa" w:w="5660"/>
+            <w:shd w:fill="F7F8FA" w:val="clear"/>
+            <w:tcMar>
+              <w:top w:type="dxa" w:w="70"/>
+              <w:left w:type="dxa" w:w="100"/>
+              <w:bottom w:type="dxa" w:w="70"/>
+              <w:right w:type="dxa" w:w="100"/>
+            </w:tcMar>
+            <w:vAlign w:val="center"/>
+          </w:tcPr>
+          <w:p>
+            <w:pPr>
+              <w:spacing w:after="0" w:line="264"/>
+            </w:pPr>
+            <w:r>
+              <w:rPr>
+                <w:rFonts w:ascii="Arial" w:cs="Arial" w:eastAsia="Arial" w:hAnsi="Arial"/>
+                <w:color w:val="1B1C24"/>
+                <w:sz w:val="20"/>
+                <w:szCs w:val="20"/>
+              </w:rPr>
+              <w:t xml:space="preserve">Evaluación de etapa · certificado A2.1 · invitación a Conversacional 2 (enero)</w:t>
+            </w:r>
+          </w:p>
+        </w:tc>
+      </w:tr>
+    </w:tbl>
+    <w:p>
+      <w:pPr>
+        <w:spacing w:after="200" w:before="80"/>
+      </w:pPr>
+      <w:r>
+        <w:rPr>
+          <w:rFonts w:ascii="Arial" w:cs="Arial" w:eastAsia="Arial" w:hAnsi="Arial"/>
+          <w:color w:val="5C5F6B"/>
+          <w:sz w:val="19"/>
+          <w:szCs w:val="19"/>
+        </w:rPr>
+        <w:t xml:space="preserve">Programa completo con fechas: </w:t>
+      </w:r>
+      <w:r>
+        <w:rPr>
+          <w:rFonts w:ascii="Arial" w:cs="Arial" w:eastAsia="Arial" w:hAnsi="Arial"/>
+          <w:color w:val="4236F6"/>
+          <w:sz w:val="19"/>
+          <w:szCs w:val="19"/>
+        </w:rPr>
+        <w:t xml:space="preserve">academiaseul.com/programas/Programa_ConversacionalA21_Octubre_2026.pdf</w:t>
+      </w:r>
+    </w:p>
+    <w:p>
+      <w:pPr>
+        <w:keepNext/>
+        <w:spacing w:after="110" w:before="220"/>
+      </w:pPr>
+      <w:r>
+        <w:rPr>
+          <w:rFonts w:ascii="Arial" w:cs="Arial" w:eastAsia="Arial" w:hAnsi="Arial"/>
+          <w:b/>
+          <w:bCs/>
+          <w:color w:val="4236F6"/>
+          <w:sz w:val="23"/>
+          <w:szCs w:val="23"/>
+        </w:rPr>
+        <w:t xml:space="preserve">🎯 TOPIK II (B1+) · Estrategia de examen · requiere Nivel intermedio (B1)</w:t>
+      </w:r>
+    </w:p>
+    <w:p>
+      <w:pPr>
+        <w:spacing w:after="90"/>
+      </w:pPr>
+      <w:r>
+        <w:rPr>
+          <w:rFonts w:ascii="Arial" w:cs="Arial" w:eastAsia="Arial" w:hAnsi="Arial"/>
+          <w:color w:val="1B1C24"/>
+          <w:sz w:val="20"/>
+          <w:szCs w:val="20"/>
+        </w:rPr>
+        <w:t xml:space="preserve">Grupo chico (máx. 8) enfocado 100% en el examen oficial: estrategia por sección, corrección personalizada de escritura (쓰기) y simulacros cronometrados. Ideal si apuntas al TOPIK de abril 2027.</w:t>
+      </w:r>
+    </w:p>
+    <w:p>
+      <w:pPr>
+        <w:spacing w:after="90"/>
+      </w:pPr>
+      <w:r>
+        <w:rPr>
+          <w:rFonts w:ascii="Arial" w:cs="Arial" w:eastAsia="Arial" w:hAnsi="Arial"/>
+          <w:b/>
+          <w:bCs/>
+          <w:color w:val="1B1C24"/>
+          <w:sz w:val="20"/>
+          <w:szCs w:val="20"/>
+        </w:rPr>
+        <w:t xml:space="preserve">Material: </w:t>
+      </w:r>
+      <w:r>
+        <w:rPr>
+          <w:rFonts w:ascii="Arial" w:cs="Arial" w:eastAsia="Arial" w:hAnsi="Arial"/>
+          <w:color w:val="1B1C24"/>
+          <w:sz w:val="20"/>
+          <w:szCs w:val="20"/>
+        </w:rPr>
+        <w:t xml:space="preserve">Exámenes TOPIK oficiales + material de estrategia propio</w:t>
+      </w:r>
+      <w:r>
+        <w:rPr>
+          <w:rFonts w:ascii="Arial" w:cs="Arial" w:eastAsia="Arial" w:hAnsi="Arial"/>
+          <w:b/>
+          <w:bCs/>
+          <w:color w:val="1B1C24"/>
+          <w:sz w:val="20"/>
+          <w:szCs w:val="20"/>
+        </w:rPr>
+        <w:t xml:space="preserve">   ·   Horario: </w:t>
+      </w:r>
+      <w:r>
+        <w:rPr>
+          <w:rFonts w:ascii="Arial" w:cs="Arial" w:eastAsia="Arial" w:hAnsi="Arial"/>
+          <w:color w:val="1B1C24"/>
+          <w:sz w:val="20"/>
+          <w:szCs w:val="20"/>
+        </w:rPr>
+        <w:t xml:space="preserve">Jueves 21:00 · Jay</w:t>
+      </w:r>
+    </w:p>
+    <w:tbl>
+      <w:tblPr>
+        <w:tblW w:type="dxa" w:w="9360"/>
+        <w:tblBorders>
+          <w:top w:val="single" w:color="CCCCCC" w:sz="4"/>
+          <w:left w:val="single" w:color="CCCCCC" w:sz="4"/>
+          <w:bottom w:val="single" w:color="CCCCCC" w:sz="4"/>
+          <w:right w:val="single" w:color="CCCCCC" w:sz="4"/>
+          <w:insideH w:val="single" w:color="CCCCCC" w:sz="4"/>
+          <w:insideV w:val="single" w:color="CCCCCC" w:sz="4"/>
+        </w:tblBorders>
+      </w:tblPr>
+      <w:tblGrid>
+        <w:gridCol w:w="500"/>
+        <w:gridCol w:w="3200"/>
+        <w:gridCol w:w="5660"/>
+      </w:tblGrid>
+      <w:tr>
+        <w:trPr>
+          <w:tblHeader/>
+        </w:trPr>
+        <w:tc>
+          <w:tcPr>
+            <w:tcW w:type="dxa" w:w="500"/>
+            <w:shd w:fill="003478" w:val="clear"/>
+            <w:tcMar>
+              <w:top w:type="dxa" w:w="70"/>
+              <w:left w:type="dxa" w:w="100"/>
+              <w:bottom w:type="dxa" w:w="70"/>
+              <w:right w:type="dxa" w:w="100"/>
+            </w:tcMar>
+            <w:vAlign w:val="center"/>
+          </w:tcPr>
+          <w:p>
+            <w:pPr>
+              <w:spacing w:after="0" w:line="264"/>
+            </w:pPr>
+            <w:r>
+              <w:rPr>
+                <w:rFonts w:ascii="Arial" w:cs="Arial" w:eastAsia="Arial" w:hAnsi="Arial"/>
+                <w:b/>
+                <w:bCs/>
+                <w:color w:val="FFFFFF"/>
+                <w:sz w:val="19"/>
+                <w:szCs w:val="19"/>
+              </w:rPr>
+              <w:t xml:space="preserve">#</w:t>
+            </w:r>
+          </w:p>
+        </w:tc>
+        <w:tc>
+          <w:tcPr>
+            <w:tcW w:type="dxa" w:w="3200"/>
+            <w:shd w:fill="003478" w:val="clear"/>
+            <w:tcMar>
+              <w:top w:type="dxa" w:w="70"/>
+              <w:left w:type="dxa" w:w="100"/>
+              <w:bottom w:type="dxa" w:w="70"/>
+              <w:right w:type="dxa" w:w="100"/>
+            </w:tcMar>
+            <w:vAlign w:val="center"/>
+          </w:tcPr>
+          <w:p>
+            <w:pPr>
+              <w:spacing w:after="0" w:line="264"/>
+            </w:pPr>
+            <w:r>
+              <w:rPr>
+                <w:rFonts w:ascii="Arial" w:cs="Arial" w:eastAsia="Arial" w:hAnsi="Arial"/>
+                <w:b/>
+                <w:bCs/>
+                <w:color w:val="FFFFFF"/>
+                <w:sz w:val="19"/>
+                <w:szCs w:val="19"/>
+              </w:rPr>
+              <w:t xml:space="preserve">Clase</w:t>
+            </w:r>
+          </w:p>
+        </w:tc>
+        <w:tc>
+          <w:tcPr>
+            <w:tcW w:type="dxa" w:w="5660"/>
+            <w:shd w:fill="003478" w:val="clear"/>
+            <w:tcMar>
+              <w:top w:type="dxa" w:w="70"/>
+              <w:left w:type="dxa" w:w="100"/>
+              <w:bottom w:type="dxa" w:w="70"/>
+              <w:right w:type="dxa" w:w="100"/>
+            </w:tcMar>
+            <w:vAlign w:val="center"/>
+          </w:tcPr>
+          <w:p>
+            <w:pPr>
+              <w:spacing w:after="0" w:line="264"/>
+            </w:pPr>
+            <w:r>
+              <w:rPr>
+                <w:rFonts w:ascii="Arial" w:cs="Arial" w:eastAsia="Arial" w:hAnsi="Arial"/>
+                <w:b/>
+                <w:bCs/>
+                <w:color w:val="FFFFFF"/>
+                <w:sz w:val="19"/>
+                <w:szCs w:val="19"/>
+              </w:rPr>
+              <w:t xml:space="preserve">Foco</w:t>
+            </w:r>
+          </w:p>
+        </w:tc>
+      </w:tr>
+      <w:tr>
+        <w:trPr>
+          <w:cantSplit/>
+        </w:trPr>
+        <w:tc>
+          <w:tcPr>
+            <w:tcW w:type="dxa" w:w="500"/>
+            <w:tcMar>
+              <w:top w:type="dxa" w:w="70"/>
+              <w:left w:type="dxa" w:w="100"/>
+              <w:bottom w:type="dxa" w:w="70"/>
+              <w:right w:type="dxa" w:w="100"/>
+            </w:tcMar>
+            <w:vAlign w:val="center"/>
+          </w:tcPr>
+          <w:p>
+            <w:pPr>
+              <w:spacing w:after="0" w:line="264"/>
+            </w:pPr>
+            <w:r>
+              <w:rPr>
+                <w:rFonts w:ascii="Arial" w:cs="Arial" w:eastAsia="Arial" w:hAnsi="Arial"/>
+                <w:color w:val="1B1C24"/>
+                <w:sz w:val="20"/>
+                <w:szCs w:val="20"/>
+              </w:rPr>
+              <w:t xml:space="preserve">1</w:t>
+            </w:r>
+          </w:p>
+        </w:tc>
+        <w:tc>
+          <w:tcPr>
+            <w:tcW w:type="dxa" w:w="3200"/>
+            <w:tcMar>
+              <w:top w:type="dxa" w:w="70"/>
+              <w:left w:type="dxa" w:w="100"/>
+              <w:bottom w:type="dxa" w:w="70"/>
+              <w:right w:type="dxa" w:w="100"/>
+            </w:tcMar>
+            <w:vAlign w:val="center"/>
+          </w:tcPr>
+          <w:p>
+            <w:pPr>
+              <w:spacing w:after="0" w:line="264"/>
+            </w:pPr>
+            <w:r>
+              <w:rPr>
+                <w:rFonts w:ascii="Arial" w:cs="Arial" w:eastAsia="Arial" w:hAnsi="Arial"/>
+                <w:b/>
+                <w:bCs/>
+                <w:color w:val="1B1C24"/>
+                <w:sz w:val="20"/>
+                <w:szCs w:val="20"/>
+              </w:rPr>
+              <w:t xml:space="preserve">Diagnóstico + radiografía del TOPIK II</w:t>
+            </w:r>
+          </w:p>
+        </w:tc>
+        <w:tc>
+          <w:tcPr>
+            <w:tcW w:type="dxa" w:w="5660"/>
+            <w:tcMar>
+              <w:top w:type="dxa" w:w="70"/>
+              <w:left w:type="dxa" w:w="100"/>
+              <w:bottom w:type="dxa" w:w="70"/>
+              <w:right w:type="dxa" w:w="100"/>
+            </w:tcMar>
+            <w:vAlign w:val="center"/>
+          </w:tcPr>
+          <w:p>
+            <w:pPr>
+              <w:spacing w:after="0" w:line="264"/>
+            </w:pPr>
+            <w:r>
+              <w:rPr>
+                <w:rFonts w:ascii="Arial" w:cs="Arial" w:eastAsia="Arial" w:hAnsi="Arial"/>
+                <w:color w:val="1B1C24"/>
+                <w:sz w:val="20"/>
+                <w:szCs w:val="20"/>
+              </w:rPr>
+              <w:t xml:space="preserve">Simulacro diagnóstico · cómo se puntúa · tu nivel de partida</w:t>
+            </w:r>
+          </w:p>
+        </w:tc>
+      </w:tr>
+      <w:tr>
+        <w:trPr>
+          <w:cantSplit/>
+        </w:trPr>
+        <w:tc>
+          <w:tcPr>
+            <w:tcW w:type="dxa" w:w="500"/>
+            <w:shd w:fill="F7F8FA" w:val="clear"/>
+            <w:tcMar>
+              <w:top w:type="dxa" w:w="70"/>
+              <w:left w:type="dxa" w:w="100"/>
+              <w:bottom w:type="dxa" w:w="70"/>
+              <w:right w:type="dxa" w:w="100"/>
+            </w:tcMar>
+            <w:vAlign w:val="center"/>
+          </w:tcPr>
+          <w:p>
+            <w:pPr>
+              <w:spacing w:after="0" w:line="264"/>
+            </w:pPr>
+            <w:r>
+              <w:rPr>
+                <w:rFonts w:ascii="Arial" w:cs="Arial" w:eastAsia="Arial" w:hAnsi="Arial"/>
+                <w:color w:val="1B1C24"/>
+                <w:sz w:val="20"/>
+                <w:szCs w:val="20"/>
+              </w:rPr>
+              <w:t xml:space="preserve">2</w:t>
+            </w:r>
+          </w:p>
+        </w:tc>
+        <w:tc>
+          <w:tcPr>
+            <w:tcW w:type="dxa" w:w="3200"/>
+            <w:shd w:fill="F7F8FA" w:val="clear"/>
+            <w:tcMar>
+              <w:top w:type="dxa" w:w="70"/>
+              <w:left w:type="dxa" w:w="100"/>
+              <w:bottom w:type="dxa" w:w="70"/>
+              <w:right w:type="dxa" w:w="100"/>
+            </w:tcMar>
+            <w:vAlign w:val="center"/>
+          </w:tcPr>
+          <w:p>
+            <w:pPr>
+              <w:spacing w:after="0" w:line="264"/>
+            </w:pPr>
+            <w:r>
+              <w:rPr>
+                <w:rFonts w:ascii="Arial" w:cs="Arial" w:eastAsia="Arial" w:hAnsi="Arial"/>
+                <w:b/>
+                <w:bCs/>
+                <w:color w:val="1B1C24"/>
+                <w:sz w:val="20"/>
+                <w:szCs w:val="20"/>
+              </w:rPr>
+              <w:t xml:space="preserve">읽기 I · Lectura</w:t>
+            </w:r>
+          </w:p>
+        </w:tc>
+        <w:tc>
+          <w:tcPr>
+            <w:tcW w:type="dxa" w:w="5660"/>
+            <w:shd w:fill="F7F8FA" w:val="clear"/>
+            <w:tcMar>
+              <w:top w:type="dxa" w:w="70"/>
+              <w:left w:type="dxa" w:w="100"/>
+              <w:bottom w:type="dxa" w:w="70"/>
+              <w:right w:type="dxa" w:w="100"/>
+            </w:tcMar>
+            <w:vAlign w:val="center"/>
+          </w:tcPr>
+          <w:p>
+            <w:pPr>
+              <w:spacing w:after="0" w:line="264"/>
+            </w:pPr>
+            <w:r>
+              <w:rPr>
+                <w:rFonts w:ascii="Arial" w:cs="Arial" w:eastAsia="Arial" w:hAnsi="Arial"/>
+                <w:color w:val="1B1C24"/>
+                <w:sz w:val="20"/>
+                <w:szCs w:val="20"/>
+              </w:rPr>
+              <w:t xml:space="preserve">Preguntas 1–20: tipos, trampas y manejo del tiempo</w:t>
+            </w:r>
+          </w:p>
+        </w:tc>
+      </w:tr>
+      <w:tr>
+        <w:trPr>
+          <w:cantSplit/>
+        </w:trPr>
+        <w:tc>
+          <w:tcPr>
+            <w:tcW w:type="dxa" w:w="500"/>
+            <w:tcMar>
+              <w:top w:type="dxa" w:w="70"/>
+              <w:left w:type="dxa" w:w="100"/>
+              <w:bottom w:type="dxa" w:w="70"/>
+              <w:right w:type="dxa" w:w="100"/>
+            </w:tcMar>
+            <w:vAlign w:val="center"/>
+          </w:tcPr>
+          <w:p>
+            <w:pPr>
+              <w:spacing w:after="0" w:line="264"/>
+            </w:pPr>
+            <w:r>
+              <w:rPr>
+                <w:rFonts w:ascii="Arial" w:cs="Arial" w:eastAsia="Arial" w:hAnsi="Arial"/>
+                <w:color w:val="1B1C24"/>
+                <w:sz w:val="20"/>
+                <w:szCs w:val="20"/>
+              </w:rPr>
+              <w:t xml:space="preserve">3</w:t>
+            </w:r>
+          </w:p>
+        </w:tc>
+        <w:tc>
+          <w:tcPr>
+            <w:tcW w:type="dxa" w:w="3200"/>
+            <w:tcMar>
+              <w:top w:type="dxa" w:w="70"/>
+              <w:left w:type="dxa" w:w="100"/>
+              <w:bottom w:type="dxa" w:w="70"/>
+              <w:right w:type="dxa" w:w="100"/>
+            </w:tcMar>
+            <w:vAlign w:val="center"/>
+          </w:tcPr>
+          <w:p>
+            <w:pPr>
+              <w:spacing w:after="0" w:line="264"/>
+            </w:pPr>
+            <w:r>
+              <w:rPr>
+                <w:rFonts w:ascii="Arial" w:cs="Arial" w:eastAsia="Arial" w:hAnsi="Arial"/>
+                <w:b/>
+                <w:bCs/>
+                <w:color w:val="1B1C24"/>
+                <w:sz w:val="20"/>
+                <w:szCs w:val="20"/>
+              </w:rPr>
+              <w:t xml:space="preserve">듣기 I · Escucha</w:t>
+            </w:r>
+          </w:p>
+        </w:tc>
+        <w:tc>
+          <w:tcPr>
+            <w:tcW w:type="dxa" w:w="5660"/>
+            <w:tcMar>
+              <w:top w:type="dxa" w:w="70"/>
+              <w:left w:type="dxa" w:w="100"/>
+              <w:bottom w:type="dxa" w:w="70"/>
+              <w:right w:type="dxa" w:w="100"/>
+            </w:tcMar>
+            <w:vAlign w:val="center"/>
+          </w:tcPr>
+          <w:p>
+            <w:pPr>
+              <w:spacing w:after="0" w:line="264"/>
+            </w:pPr>
+            <w:r>
+              <w:rPr>
+                <w:rFonts w:ascii="Arial" w:cs="Arial" w:eastAsia="Arial" w:hAnsi="Arial"/>
+                <w:color w:val="1B1C24"/>
+                <w:sz w:val="20"/>
+                <w:szCs w:val="20"/>
+              </w:rPr>
+              <w:t xml:space="preserve">Dictado activo · preguntas 1–20 · notas mientras escuchas</w:t>
+            </w:r>
+          </w:p>
+        </w:tc>
+      </w:tr>
+      <w:tr>
+        <w:trPr>
+          <w:cantSplit/>
+        </w:trPr>
+        <w:tc>
+          <w:tcPr>
+            <w:tcW w:type="dxa" w:w="500"/>
+            <w:shd w:fill="F7F8FA" w:val="clear"/>
+            <w:tcMar>
+              <w:top w:type="dxa" w:w="70"/>
+              <w:left w:type="dxa" w:w="100"/>
+              <w:bottom w:type="dxa" w:w="70"/>
+              <w:right w:type="dxa" w:w="100"/>
+            </w:tcMar>
+            <w:vAlign w:val="center"/>
+          </w:tcPr>
+          <w:p>
+            <w:pPr>
+              <w:spacing w:after="0" w:line="264"/>
+            </w:pPr>
+            <w:r>
+              <w:rPr>
+                <w:rFonts w:ascii="Arial" w:cs="Arial" w:eastAsia="Arial" w:hAnsi="Arial"/>
+                <w:color w:val="1B1C24"/>
+                <w:sz w:val="20"/>
+                <w:szCs w:val="20"/>
+              </w:rPr>
+              <w:t xml:space="preserve">4</w:t>
+            </w:r>
+          </w:p>
+        </w:tc>
+        <w:tc>
+          <w:tcPr>
+            <w:tcW w:type="dxa" w:w="3200"/>
+            <w:shd w:fill="F7F8FA" w:val="clear"/>
+            <w:tcMar>
+              <w:top w:type="dxa" w:w="70"/>
+              <w:left w:type="dxa" w:w="100"/>
+              <w:bottom w:type="dxa" w:w="70"/>
+              <w:right w:type="dxa" w:w="100"/>
+            </w:tcMar>
+            <w:vAlign w:val="center"/>
+          </w:tcPr>
+          <w:p>
+            <w:pPr>
+              <w:spacing w:after="0" w:line="264"/>
+            </w:pPr>
+            <w:r>
+              <w:rPr>
+                <w:rFonts w:ascii="Arial" w:cs="Arial" w:eastAsia="Arial" w:hAnsi="Arial"/>
+                <w:b/>
+                <w:bCs/>
+                <w:color w:val="1B1C24"/>
+                <w:sz w:val="20"/>
+                <w:szCs w:val="20"/>
+              </w:rPr>
+              <w:t xml:space="preserve">쓰기 51–52</w:t>
+            </w:r>
+          </w:p>
+        </w:tc>
+        <w:tc>
+          <w:tcPr>
+            <w:tcW w:type="dxa" w:w="5660"/>
+            <w:shd w:fill="F7F8FA" w:val="clear"/>
+            <w:tcMar>
+              <w:top w:type="dxa" w:w="70"/>
+              <w:left w:type="dxa" w:w="100"/>
+              <w:bottom w:type="dxa" w:w="70"/>
+              <w:right w:type="dxa" w:w="100"/>
+            </w:tcMar>
+            <w:vAlign w:val="center"/>
+          </w:tcPr>
+          <w:p>
+            <w:pPr>
+              <w:spacing w:after="0" w:line="264"/>
+            </w:pPr>
+            <w:r>
+              <w:rPr>
+                <w:rFonts w:ascii="Arial" w:cs="Arial" w:eastAsia="Arial" w:hAnsi="Arial"/>
+                <w:color w:val="1B1C24"/>
+                <w:sz w:val="20"/>
+                <w:szCs w:val="20"/>
+              </w:rPr>
+              <w:t xml:space="preserve">Completar oraciones: los puntos más rentables del examen</w:t>
+            </w:r>
+          </w:p>
+        </w:tc>
+      </w:tr>
+      <w:tr>
+        <w:trPr>
+          <w:cantSplit/>
+        </w:trPr>
+        <w:tc>
+          <w:tcPr>
+            <w:tcW w:type="dxa" w:w="500"/>
+            <w:tcMar>
+              <w:top w:type="dxa" w:w="70"/>
+              <w:left w:type="dxa" w:w="100"/>
+              <w:bottom w:type="dxa" w:w="70"/>
+              <w:right w:type="dxa" w:w="100"/>
+            </w:tcMar>
+            <w:vAlign w:val="center"/>
+          </w:tcPr>
+          <w:p>
+            <w:pPr>
+              <w:spacing w:after="0" w:line="264"/>
+            </w:pPr>
+            <w:r>
+              <w:rPr>
+                <w:rFonts w:ascii="Arial" w:cs="Arial" w:eastAsia="Arial" w:hAnsi="Arial"/>
+                <w:color w:val="1B1C24"/>
+                <w:sz w:val="20"/>
+                <w:szCs w:val="20"/>
+              </w:rPr>
+              <w:t xml:space="preserve">5</w:t>
+            </w:r>
+          </w:p>
+        </w:tc>
+        <w:tc>
+          <w:tcPr>
+            <w:tcW w:type="dxa" w:w="3200"/>
+            <w:tcMar>
+              <w:top w:type="dxa" w:w="70"/>
+              <w:left w:type="dxa" w:w="100"/>
+              <w:bottom w:type="dxa" w:w="70"/>
+              <w:right w:type="dxa" w:w="100"/>
+            </w:tcMar>
+            <w:vAlign w:val="center"/>
+          </w:tcPr>
+          <w:p>
+            <w:pPr>
+              <w:spacing w:after="0" w:line="264"/>
+            </w:pPr>
+            <w:r>
+              <w:rPr>
+                <w:rFonts w:ascii="Arial" w:cs="Arial" w:eastAsia="Arial" w:hAnsi="Arial"/>
+                <w:b/>
+                <w:bCs/>
+                <w:color w:val="1B1C24"/>
+                <w:sz w:val="20"/>
+                <w:szCs w:val="20"/>
+              </w:rPr>
+              <w:t xml:space="preserve">쓰기 53 · El gráfico</w:t>
+            </w:r>
+          </w:p>
+        </w:tc>
+        <w:tc>
+          <w:tcPr>
+            <w:tcW w:type="dxa" w:w="5660"/>
+            <w:tcMar>
+              <w:top w:type="dxa" w:w="70"/>
+              <w:left w:type="dxa" w:w="100"/>
+              <w:bottom w:type="dxa" w:w="70"/>
+              <w:right w:type="dxa" w:w="100"/>
+            </w:tcMar>
+            <w:vAlign w:val="center"/>
+          </w:tcPr>
+          <w:p>
+            <w:pPr>
+              <w:spacing w:after="0" w:line="264"/>
+            </w:pPr>
+            <w:r>
+              <w:rPr>
+                <w:rFonts w:ascii="Arial" w:cs="Arial" w:eastAsia="Arial" w:hAnsi="Arial"/>
+                <w:color w:val="1B1C24"/>
+                <w:sz w:val="20"/>
+                <w:szCs w:val="20"/>
+              </w:rPr>
+              <w:t xml:space="preserve">Describir datos en 200–300 caracteres con la plantilla que funciona</w:t>
+            </w:r>
+          </w:p>
+        </w:tc>
+      </w:tr>
+      <w:tr>
+        <w:trPr>
+          <w:cantSplit/>
+        </w:trPr>
+        <w:tc>
+          <w:tcPr>
+            <w:tcW w:type="dxa" w:w="500"/>
+            <w:shd w:fill="F7F8FA" w:val="clear"/>
+            <w:tcMar>
+              <w:top w:type="dxa" w:w="70"/>
+              <w:left w:type="dxa" w:w="100"/>
+              <w:bottom w:type="dxa" w:w="70"/>
+              <w:right w:type="dxa" w:w="100"/>
+            </w:tcMar>
+            <w:vAlign w:val="center"/>
+          </w:tcPr>
+          <w:p>
+            <w:pPr>
+              <w:spacing w:after="0" w:line="264"/>
+            </w:pPr>
+            <w:r>
+              <w:rPr>
+                <w:rFonts w:ascii="Arial" w:cs="Arial" w:eastAsia="Arial" w:hAnsi="Arial"/>
+                <w:color w:val="1B1C24"/>
+                <w:sz w:val="20"/>
+                <w:szCs w:val="20"/>
+              </w:rPr>
+              <w:t xml:space="preserve">6</w:t>
+            </w:r>
+          </w:p>
+        </w:tc>
+        <w:tc>
+          <w:tcPr>
+            <w:tcW w:type="dxa" w:w="3200"/>
+            <w:shd w:fill="F7F8FA" w:val="clear"/>
+            <w:tcMar>
+              <w:top w:type="dxa" w:w="70"/>
+              <w:left w:type="dxa" w:w="100"/>
+              <w:bottom w:type="dxa" w:w="70"/>
+              <w:right w:type="dxa" w:w="100"/>
+            </w:tcMar>
+            <w:vAlign w:val="center"/>
+          </w:tcPr>
+          <w:p>
+            <w:pPr>
+              <w:spacing w:after="0" w:line="264"/>
+            </w:pPr>
+            <w:r>
+              <w:rPr>
+                <w:rFonts w:ascii="Arial" w:cs="Arial" w:eastAsia="Arial" w:hAnsi="Arial"/>
+                <w:b/>
+                <w:bCs/>
+                <w:color w:val="1B1C24"/>
+                <w:sz w:val="20"/>
+                <w:szCs w:val="20"/>
+              </w:rPr>
+              <w:t xml:space="preserve">읽기/듣기 II · Nivel 4–6</w:t>
+            </w:r>
+          </w:p>
+        </w:tc>
+        <w:tc>
+          <w:tcPr>
+            <w:tcW w:type="dxa" w:w="5660"/>
+            <w:shd w:fill="F7F8FA" w:val="clear"/>
+            <w:tcMar>
+              <w:top w:type="dxa" w:w="70"/>
+              <w:left w:type="dxa" w:w="100"/>
+              <w:bottom w:type="dxa" w:w="70"/>
+              <w:right w:type="dxa" w:w="100"/>
+            </w:tcMar>
+            <w:vAlign w:val="center"/>
+          </w:tcPr>
+          <w:p>
+            <w:pPr>
+              <w:spacing w:after="0" w:line="264"/>
+            </w:pPr>
+            <w:r>
+              <w:rPr>
+                <w:rFonts w:ascii="Arial" w:cs="Arial" w:eastAsia="Arial" w:hAnsi="Arial"/>
+                <w:color w:val="1B1C24"/>
+                <w:sz w:val="20"/>
+                <w:szCs w:val="20"/>
+              </w:rPr>
+              <w:t xml:space="preserve">Las preguntas difíciles: inferencia, orden y actitud del hablante</w:t>
+            </w:r>
+          </w:p>
+        </w:tc>
+      </w:tr>
+      <w:tr>
+        <w:trPr>
+          <w:cantSplit/>
+        </w:trPr>
+        <w:tc>
+          <w:tcPr>
+            <w:tcW w:type="dxa" w:w="500"/>
+            <w:tcMar>
+              <w:top w:type="dxa" w:w="70"/>
+              <w:left w:type="dxa" w:w="100"/>
+              <w:bottom w:type="dxa" w:w="70"/>
+              <w:right w:type="dxa" w:w="100"/>
+            </w:tcMar>
+            <w:vAlign w:val="center"/>
+          </w:tcPr>
+          <w:p>
+            <w:pPr>
+              <w:spacing w:after="0" w:line="264"/>
+            </w:pPr>
+            <w:r>
+              <w:rPr>
+                <w:rFonts w:ascii="Arial" w:cs="Arial" w:eastAsia="Arial" w:hAnsi="Arial"/>
+                <w:color w:val="1B1C24"/>
+                <w:sz w:val="20"/>
+                <w:szCs w:val="20"/>
+              </w:rPr>
+              <w:t xml:space="preserve">7</w:t>
+            </w:r>
+          </w:p>
+        </w:tc>
+        <w:tc>
+          <w:tcPr>
+            <w:tcW w:type="dxa" w:w="3200"/>
+            <w:tcMar>
+              <w:top w:type="dxa" w:w="70"/>
+              <w:left w:type="dxa" w:w="100"/>
+              <w:bottom w:type="dxa" w:w="70"/>
+              <w:right w:type="dxa" w:w="100"/>
+            </w:tcMar>
+            <w:vAlign w:val="center"/>
+          </w:tcPr>
+          <w:p>
+            <w:pPr>
+              <w:spacing w:after="0" w:line="264"/>
+            </w:pPr>
+            <w:r>
+              <w:rPr>
+                <w:rFonts w:ascii="Arial" w:cs="Arial" w:eastAsia="Arial" w:hAnsi="Arial"/>
+                <w:b/>
+                <w:bCs/>
+                <w:color w:val="1B1C24"/>
+                <w:sz w:val="20"/>
+                <w:szCs w:val="20"/>
+              </w:rPr>
+              <w:t xml:space="preserve">쓰기 54 · El ensayo</w:t>
+            </w:r>
+          </w:p>
+        </w:tc>
+        <w:tc>
+          <w:tcPr>
+            <w:tcW w:type="dxa" w:w="5660"/>
+            <w:tcMar>
+              <w:top w:type="dxa" w:w="70"/>
+              <w:left w:type="dxa" w:w="100"/>
+              <w:bottom w:type="dxa" w:w="70"/>
+              <w:right w:type="dxa" w:w="100"/>
+            </w:tcMar>
+            <w:vAlign w:val="center"/>
+          </w:tcPr>
+          <w:p>
+            <w:pPr>
+              <w:spacing w:after="0" w:line="264"/>
+            </w:pPr>
+            <w:r>
+              <w:rPr>
+                <w:rFonts w:ascii="Arial" w:cs="Arial" w:eastAsia="Arial" w:hAnsi="Arial"/>
+                <w:color w:val="1B1C24"/>
+                <w:sz w:val="20"/>
+                <w:szCs w:val="20"/>
+              </w:rPr>
+              <w:t xml:space="preserve">Opinión en 600–700 caracteres · estructura + corrección personal</w:t>
+            </w:r>
+          </w:p>
+        </w:tc>
+      </w:tr>
+      <w:tr>
+        <w:trPr>
+          <w:cantSplit/>
+        </w:trPr>
+        <w:tc>
+          <w:tcPr>
+            <w:tcW w:type="dxa" w:w="500"/>
+            <w:shd w:fill="F7F8FA" w:val="clear"/>
+            <w:tcMar>
+              <w:top w:type="dxa" w:w="70"/>
+              <w:left w:type="dxa" w:w="100"/>
+              <w:bottom w:type="dxa" w:w="70"/>
+              <w:right w:type="dxa" w:w="100"/>
+            </w:tcMar>
+            <w:vAlign w:val="center"/>
+          </w:tcPr>
+          <w:p>
+            <w:pPr>
+              <w:spacing w:after="0" w:line="264"/>
+            </w:pPr>
+            <w:r>
+              <w:rPr>
+                <w:rFonts w:ascii="Arial" w:cs="Arial" w:eastAsia="Arial" w:hAnsi="Arial"/>
+                <w:color w:val="1B1C24"/>
+                <w:sz w:val="20"/>
+                <w:szCs w:val="20"/>
+              </w:rPr>
+              <w:t xml:space="preserve">8</w:t>
+            </w:r>
+          </w:p>
+        </w:tc>
+        <w:tc>
+          <w:tcPr>
+            <w:tcW w:type="dxa" w:w="3200"/>
+            <w:shd w:fill="F7F8FA" w:val="clear"/>
+            <w:tcMar>
+              <w:top w:type="dxa" w:w="70"/>
+              <w:left w:type="dxa" w:w="100"/>
+              <w:bottom w:type="dxa" w:w="70"/>
+              <w:right w:type="dxa" w:w="100"/>
+            </w:tcMar>
+            <w:vAlign w:val="center"/>
+          </w:tcPr>
+          <w:p>
+            <w:pPr>
+              <w:spacing w:after="0" w:line="264"/>
+            </w:pPr>
+            <w:r>
+              <w:rPr>
+                <w:rFonts w:ascii="Arial" w:cs="Arial" w:eastAsia="Arial" w:hAnsi="Arial"/>
+                <w:b/>
+                <w:bCs/>
+                <w:color w:val="1B1C24"/>
+                <w:sz w:val="20"/>
+                <w:szCs w:val="20"/>
+              </w:rPr>
+              <w:t xml:space="preserve">Simulacro final + plan personal</w:t>
+            </w:r>
+          </w:p>
+        </w:tc>
+        <w:tc>
+          <w:tcPr>
+            <w:tcW w:type="dxa" w:w="5660"/>
+            <w:shd w:fill="F7F8FA" w:val="clear"/>
+            <w:tcMar>
+              <w:top w:type="dxa" w:w="70"/>
+              <w:left w:type="dxa" w:w="100"/>
+              <w:bottom w:type="dxa" w:w="70"/>
+              <w:right w:type="dxa" w:w="100"/>
+            </w:tcMar>
+            <w:vAlign w:val="center"/>
+          </w:tcPr>
+          <w:p>
+            <w:pPr>
+              <w:spacing w:after="0" w:line="264"/>
+            </w:pPr>
+            <w:r>
+              <w:rPr>
+                <w:rFonts w:ascii="Arial" w:cs="Arial" w:eastAsia="Arial" w:hAnsi="Arial"/>
+                <w:color w:val="1B1C24"/>
+                <w:sz w:val="20"/>
+                <w:szCs w:val="20"/>
+              </w:rPr>
+              <w:t xml:space="preserve">Examen completo cronometrado · análisis · tu plan hasta el TOPIK real</w:t>
+            </w:r>
+          </w:p>
+        </w:tc>
+      </w:tr>
+    </w:tbl>
+    <w:p>
+      <w:pPr>
+        <w:spacing w:after="200" w:before="80"/>
+      </w:pPr>
+      <w:r>
+        <w:rPr>
+          <w:rFonts w:ascii="Arial" w:cs="Arial" w:eastAsia="Arial" w:hAnsi="Arial"/>
+          <w:color w:val="5C5F6B"/>
+          <w:sz w:val="19"/>
+          <w:szCs w:val="19"/>
+        </w:rPr>
+        <w:t xml:space="preserve">Programa completo con fechas: </w:t>
+      </w:r>
+      <w:r>
+        <w:rPr>
+          <w:rFonts w:ascii="Arial" w:cs="Arial" w:eastAsia="Arial" w:hAnsi="Arial"/>
+          <w:color w:val="4236F6"/>
+          <w:sz w:val="19"/>
+          <w:szCs w:val="19"/>
+        </w:rPr>
+        <w:t xml:space="preserve">academiaseul.com/programas/Programa_TOPIK2_Octubre_2026.pdf</w:t>
+      </w:r>
+    </w:p>
+    <w:p>
+      <w:pPr>
+        <w:keepNext/>
+        <w:spacing w:after="110" w:before="220"/>
+      </w:pPr>
+      <w:r>
+        <w:rPr>
+          <w:rFonts w:ascii="Arial" w:cs="Arial" w:eastAsia="Arial" w:hAnsi="Arial"/>
+          <w:b/>
+          <w:bCs/>
+          <w:color w:val="4236F6"/>
+          <w:sz w:val="23"/>
+          <w:szCs w:val="23"/>
+        </w:rPr>
+        <w:t xml:space="preserve">🧒 Coreano para Niños (8–12) · Juega y aprende · desde cero</w:t>
       </w:r>
     </w:p>
     <w:p>
@@ -6250,7 +9854,7 @@
           <w:sz w:val="20"/>
           <w:szCs w:val="20"/>
         </w:rPr>
-        <w:t xml:space="preserve">Lunes 18:00 · Por anunciar</w:t>
+        <w:t xml:space="preserve">Lunes 18:00 · por confirmar</w:t>
       </w:r>
     </w:p>
     <w:tbl>
@@ -7022,7 +10626,7 @@
                 <w:sz w:val="20"/>
                 <w:szCs w:val="20"/>
               </w:rPr>
-              <w:t xml:space="preserve">🎤 Show final + diploma</w:t>
+              <w:t xml:space="preserve">🎤 Show final + certificado</w:t>
             </w:r>
           </w:p>
         </w:tc>
@@ -7076,3610 +10680,6 @@
           <w:szCs w:val="19"/>
         </w:rPr>
         <w:t xml:space="preserve">academiaseul.com/programas/Programa_Ninos_Octubre_2026.pdf</w:t>
-      </w:r>
-    </w:p>
-    <w:p>
-      <w:pPr>
-        <w:keepNext/>
-        <w:spacing w:after="110" w:before="220"/>
-      </w:pPr>
-      <w:r>
-        <w:rPr>
-          <w:rFonts w:ascii="Arial" w:cs="Arial" w:eastAsia="Arial" w:hAnsi="Arial"/>
-          <w:b/>
-          <w:bCs/>
-          <w:color w:val="4236F6"/>
-          <w:sz w:val="23"/>
-          <w:szCs w:val="23"/>
-        </w:rPr>
-        <w:t xml:space="preserve">🌱 Básico 1 · Primeras Palabras · A1.1 · desde cero absoluto</w:t>
-      </w:r>
-    </w:p>
-    <w:p>
-      <w:pPr>
-        <w:spacing w:after="90"/>
-      </w:pPr>
-      <w:r>
-        <w:rPr>
-          <w:rFonts w:ascii="Arial" w:cs="Arial" w:eastAsia="Arial" w:hAnsi="Arial"/>
-          <w:color w:val="1B1C24"/>
-          <w:sz w:val="20"/>
-          <w:szCs w:val="20"/>
-        </w:rPr>
-        <w:t xml:space="preserve">El punto de partida: aprender a leer el alfabeto coreano y decir tus primeras frases reales. El drilling de lectura vive en el Lector de Hangul como tarea gamificada, así la hora en vivo se usa para hablar y ser corregido.</w:t>
-      </w:r>
-    </w:p>
-    <w:p>
-      <w:pPr>
-        <w:spacing w:after="90"/>
-      </w:pPr>
-      <w:r>
-        <w:rPr>
-          <w:rFonts w:ascii="Arial" w:cs="Arial" w:eastAsia="Arial" w:hAnsi="Arial"/>
-          <w:b/>
-          <w:bCs/>
-          <w:color w:val="1B1C24"/>
-          <w:sz w:val="20"/>
-          <w:szCs w:val="20"/>
-        </w:rPr>
-        <w:t xml:space="preserve">Material: </w:t>
-      </w:r>
-      <w:r>
-        <w:rPr>
-          <w:rFonts w:ascii="Arial" w:cs="Arial" w:eastAsia="Arial" w:hAnsi="Arial"/>
-          <w:color w:val="1B1C24"/>
-          <w:sz w:val="20"/>
-          <w:szCs w:val="20"/>
-        </w:rPr>
-        <w:t xml:space="preserve">한글학교 한국어 1 + Lector de Hangul (tarea con audio nativo)</w:t>
-      </w:r>
-      <w:r>
-        <w:rPr>
-          <w:rFonts w:ascii="Arial" w:cs="Arial" w:eastAsia="Arial" w:hAnsi="Arial"/>
-          <w:b/>
-          <w:bCs/>
-          <w:color w:val="1B1C24"/>
-          <w:sz w:val="20"/>
-          <w:szCs w:val="20"/>
-        </w:rPr>
-        <w:t xml:space="preserve">   ·   Horario: </w:t>
-      </w:r>
-      <w:r>
-        <w:rPr>
-          <w:rFonts w:ascii="Arial" w:cs="Arial" w:eastAsia="Arial" w:hAnsi="Arial"/>
-          <w:color w:val="1B1C24"/>
-          <w:sz w:val="20"/>
-          <w:szCs w:val="20"/>
-        </w:rPr>
-        <w:t xml:space="preserve">Martes 20:00 · Guiran (기란) / Jueves 20:00 · Guiran (기란)</w:t>
-      </w:r>
-    </w:p>
-    <w:tbl>
-      <w:tblPr>
-        <w:tblW w:type="dxa" w:w="9360"/>
-        <w:tblBorders>
-          <w:top w:val="single" w:color="CCCCCC" w:sz="4"/>
-          <w:left w:val="single" w:color="CCCCCC" w:sz="4"/>
-          <w:bottom w:val="single" w:color="CCCCCC" w:sz="4"/>
-          <w:right w:val="single" w:color="CCCCCC" w:sz="4"/>
-          <w:insideH w:val="single" w:color="CCCCCC" w:sz="4"/>
-          <w:insideV w:val="single" w:color="CCCCCC" w:sz="4"/>
-        </w:tblBorders>
-      </w:tblPr>
-      <w:tblGrid>
-        <w:gridCol w:w="500"/>
-        <w:gridCol w:w="3200"/>
-        <w:gridCol w:w="5660"/>
-      </w:tblGrid>
-      <w:tr>
-        <w:trPr>
-          <w:tblHeader/>
-        </w:trPr>
-        <w:tc>
-          <w:tcPr>
-            <w:tcW w:type="dxa" w:w="500"/>
-            <w:shd w:fill="003478" w:val="clear"/>
-            <w:tcMar>
-              <w:top w:type="dxa" w:w="70"/>
-              <w:left w:type="dxa" w:w="100"/>
-              <w:bottom w:type="dxa" w:w="70"/>
-              <w:right w:type="dxa" w:w="100"/>
-            </w:tcMar>
-            <w:vAlign w:val="center"/>
-          </w:tcPr>
-          <w:p>
-            <w:pPr>
-              <w:spacing w:after="0" w:line="264"/>
-            </w:pPr>
-            <w:r>
-              <w:rPr>
-                <w:rFonts w:ascii="Arial" w:cs="Arial" w:eastAsia="Arial" w:hAnsi="Arial"/>
-                <w:b/>
-                <w:bCs/>
-                <w:color w:val="FFFFFF"/>
-                <w:sz w:val="19"/>
-                <w:szCs w:val="19"/>
-              </w:rPr>
-              <w:t xml:space="preserve">#</w:t>
-            </w:r>
-          </w:p>
-        </w:tc>
-        <w:tc>
-          <w:tcPr>
-            <w:tcW w:type="dxa" w:w="3200"/>
-            <w:shd w:fill="003478" w:val="clear"/>
-            <w:tcMar>
-              <w:top w:type="dxa" w:w="70"/>
-              <w:left w:type="dxa" w:w="100"/>
-              <w:bottom w:type="dxa" w:w="70"/>
-              <w:right w:type="dxa" w:w="100"/>
-            </w:tcMar>
-            <w:vAlign w:val="center"/>
-          </w:tcPr>
-          <w:p>
-            <w:pPr>
-              <w:spacing w:after="0" w:line="264"/>
-            </w:pPr>
-            <w:r>
-              <w:rPr>
-                <w:rFonts w:ascii="Arial" w:cs="Arial" w:eastAsia="Arial" w:hAnsi="Arial"/>
-                <w:b/>
-                <w:bCs/>
-                <w:color w:val="FFFFFF"/>
-                <w:sz w:val="19"/>
-                <w:szCs w:val="19"/>
-              </w:rPr>
-              <w:t xml:space="preserve">Clase</w:t>
-            </w:r>
-          </w:p>
-        </w:tc>
-        <w:tc>
-          <w:tcPr>
-            <w:tcW w:type="dxa" w:w="5660"/>
-            <w:shd w:fill="003478" w:val="clear"/>
-            <w:tcMar>
-              <w:top w:type="dxa" w:w="70"/>
-              <w:left w:type="dxa" w:w="100"/>
-              <w:bottom w:type="dxa" w:w="70"/>
-              <w:right w:type="dxa" w:w="100"/>
-            </w:tcMar>
-            <w:vAlign w:val="center"/>
-          </w:tcPr>
-          <w:p>
-            <w:pPr>
-              <w:spacing w:after="0" w:line="264"/>
-            </w:pPr>
-            <w:r>
-              <w:rPr>
-                <w:rFonts w:ascii="Arial" w:cs="Arial" w:eastAsia="Arial" w:hAnsi="Arial"/>
-                <w:b/>
-                <w:bCs/>
-                <w:color w:val="FFFFFF"/>
-                <w:sz w:val="19"/>
-                <w:szCs w:val="19"/>
-              </w:rPr>
-              <w:t xml:space="preserve">Foco</w:t>
-            </w:r>
-          </w:p>
-        </w:tc>
-      </w:tr>
-      <w:tr>
-        <w:trPr>
-          <w:cantSplit/>
-        </w:trPr>
-        <w:tc>
-          <w:tcPr>
-            <w:tcW w:type="dxa" w:w="500"/>
-            <w:tcMar>
-              <w:top w:type="dxa" w:w="70"/>
-              <w:left w:type="dxa" w:w="100"/>
-              <w:bottom w:type="dxa" w:w="70"/>
-              <w:right w:type="dxa" w:w="100"/>
-            </w:tcMar>
-            <w:vAlign w:val="center"/>
-          </w:tcPr>
-          <w:p>
-            <w:pPr>
-              <w:spacing w:after="0" w:line="264"/>
-            </w:pPr>
-            <w:r>
-              <w:rPr>
-                <w:rFonts w:ascii="Arial" w:cs="Arial" w:eastAsia="Arial" w:hAnsi="Arial"/>
-                <w:color w:val="1B1C24"/>
-                <w:sz w:val="20"/>
-                <w:szCs w:val="20"/>
-              </w:rPr>
-              <w:t xml:space="preserve">1</w:t>
-            </w:r>
-          </w:p>
-        </w:tc>
-        <w:tc>
-          <w:tcPr>
-            <w:tcW w:type="dxa" w:w="3200"/>
-            <w:tcMar>
-              <w:top w:type="dxa" w:w="70"/>
-              <w:left w:type="dxa" w:w="100"/>
-              <w:bottom w:type="dxa" w:w="70"/>
-              <w:right w:type="dxa" w:w="100"/>
-            </w:tcMar>
-            <w:vAlign w:val="center"/>
-          </w:tcPr>
-          <w:p>
-            <w:pPr>
-              <w:spacing w:after="0" w:line="264"/>
-            </w:pPr>
-            <w:r>
-              <w:rPr>
-                <w:rFonts w:ascii="Arial" w:cs="Arial" w:eastAsia="Arial" w:hAnsi="Arial"/>
-                <w:b/>
-                <w:bCs/>
-                <w:color w:val="1B1C24"/>
-                <w:sz w:val="20"/>
-                <w:szCs w:val="20"/>
-              </w:rPr>
-              <w:t xml:space="preserve">가나다라 I · La sílaba</w:t>
-            </w:r>
-          </w:p>
-        </w:tc>
-        <w:tc>
-          <w:tcPr>
-            <w:tcW w:type="dxa" w:w="5660"/>
-            <w:tcMar>
-              <w:top w:type="dxa" w:w="70"/>
-              <w:left w:type="dxa" w:w="100"/>
-              <w:bottom w:type="dxa" w:w="70"/>
-              <w:right w:type="dxa" w:w="100"/>
-            </w:tcMar>
-            <w:vAlign w:val="center"/>
-          </w:tcPr>
-          <w:p>
-            <w:pPr>
-              <w:spacing w:after="0" w:line="264"/>
-            </w:pPr>
-            <w:r>
-              <w:rPr>
-                <w:rFonts w:ascii="Arial" w:cs="Arial" w:eastAsia="Arial" w:hAnsi="Arial"/>
-                <w:color w:val="1B1C24"/>
-                <w:sz w:val="20"/>
-                <w:szCs w:val="20"/>
-              </w:rPr>
-              <w:t xml:space="preserve">Vocales y consonantes básicas — lees tus primeras sílabas en voz alta</w:t>
-            </w:r>
-          </w:p>
-        </w:tc>
-      </w:tr>
-      <w:tr>
-        <w:trPr>
-          <w:cantSplit/>
-        </w:trPr>
-        <w:tc>
-          <w:tcPr>
-            <w:tcW w:type="dxa" w:w="500"/>
-            <w:shd w:fill="F7F8FA" w:val="clear"/>
-            <w:tcMar>
-              <w:top w:type="dxa" w:w="70"/>
-              <w:left w:type="dxa" w:w="100"/>
-              <w:bottom w:type="dxa" w:w="70"/>
-              <w:right w:type="dxa" w:w="100"/>
-            </w:tcMar>
-            <w:vAlign w:val="center"/>
-          </w:tcPr>
-          <w:p>
-            <w:pPr>
-              <w:spacing w:after="0" w:line="264"/>
-            </w:pPr>
-            <w:r>
-              <w:rPr>
-                <w:rFonts w:ascii="Arial" w:cs="Arial" w:eastAsia="Arial" w:hAnsi="Arial"/>
-                <w:color w:val="1B1C24"/>
-                <w:sz w:val="20"/>
-                <w:szCs w:val="20"/>
-              </w:rPr>
-              <w:t xml:space="preserve">2</w:t>
-            </w:r>
-          </w:p>
-        </w:tc>
-        <w:tc>
-          <w:tcPr>
-            <w:tcW w:type="dxa" w:w="3200"/>
-            <w:shd w:fill="F7F8FA" w:val="clear"/>
-            <w:tcMar>
-              <w:top w:type="dxa" w:w="70"/>
-              <w:left w:type="dxa" w:w="100"/>
-              <w:bottom w:type="dxa" w:w="70"/>
-              <w:right w:type="dxa" w:w="100"/>
-            </w:tcMar>
-            <w:vAlign w:val="center"/>
-          </w:tcPr>
-          <w:p>
-            <w:pPr>
-              <w:spacing w:after="0" w:line="264"/>
-            </w:pPr>
-            <w:r>
-              <w:rPr>
-                <w:rFonts w:ascii="Arial" w:cs="Arial" w:eastAsia="Arial" w:hAnsi="Arial"/>
-                <w:b/>
-                <w:bCs/>
-                <w:color w:val="1B1C24"/>
-                <w:sz w:val="20"/>
-                <w:szCs w:val="20"/>
-              </w:rPr>
-              <w:t xml:space="preserve">가나다라 II + 안녕하세요</w:t>
-            </w:r>
-          </w:p>
-        </w:tc>
-        <w:tc>
-          <w:tcPr>
-            <w:tcW w:type="dxa" w:w="5660"/>
-            <w:shd w:fill="F7F8FA" w:val="clear"/>
-            <w:tcMar>
-              <w:top w:type="dxa" w:w="70"/>
-              <w:left w:type="dxa" w:w="100"/>
-              <w:bottom w:type="dxa" w:w="70"/>
-              <w:right w:type="dxa" w:w="100"/>
-            </w:tcMar>
-            <w:vAlign w:val="center"/>
-          </w:tcPr>
-          <w:p>
-            <w:pPr>
-              <w:spacing w:after="0" w:line="264"/>
-            </w:pPr>
-            <w:r>
-              <w:rPr>
-                <w:rFonts w:ascii="Arial" w:cs="Arial" w:eastAsia="Arial" w:hAnsi="Arial"/>
-                <w:color w:val="1B1C24"/>
-                <w:sz w:val="20"/>
-                <w:szCs w:val="20"/>
-              </w:rPr>
-              <w:t xml:space="preserve">Batchim y dobles · saludos · 저는 ~예요: te presentas con nombre y país</w:t>
-            </w:r>
-          </w:p>
-        </w:tc>
-      </w:tr>
-      <w:tr>
-        <w:trPr>
-          <w:cantSplit/>
-        </w:trPr>
-        <w:tc>
-          <w:tcPr>
-            <w:tcW w:type="dxa" w:w="500"/>
-            <w:tcMar>
-              <w:top w:type="dxa" w:w="70"/>
-              <w:left w:type="dxa" w:w="100"/>
-              <w:bottom w:type="dxa" w:w="70"/>
-              <w:right w:type="dxa" w:w="100"/>
-            </w:tcMar>
-            <w:vAlign w:val="center"/>
-          </w:tcPr>
-          <w:p>
-            <w:pPr>
-              <w:spacing w:after="0" w:line="264"/>
-            </w:pPr>
-            <w:r>
-              <w:rPr>
-                <w:rFonts w:ascii="Arial" w:cs="Arial" w:eastAsia="Arial" w:hAnsi="Arial"/>
-                <w:color w:val="1B1C24"/>
-                <w:sz w:val="20"/>
-                <w:szCs w:val="20"/>
-              </w:rPr>
-              <w:t xml:space="preserve">3</w:t>
-            </w:r>
-          </w:p>
-        </w:tc>
-        <w:tc>
-          <w:tcPr>
-            <w:tcW w:type="dxa" w:w="3200"/>
-            <w:tcMar>
-              <w:top w:type="dxa" w:w="70"/>
-              <w:left w:type="dxa" w:w="100"/>
-              <w:bottom w:type="dxa" w:w="70"/>
-              <w:right w:type="dxa" w:w="100"/>
-            </w:tcMar>
-            <w:vAlign w:val="center"/>
-          </w:tcPr>
-          <w:p>
-            <w:pPr>
-              <w:spacing w:after="0" w:line="264"/>
-            </w:pPr>
-            <w:r>
-              <w:rPr>
-                <w:rFonts w:ascii="Arial" w:cs="Arial" w:eastAsia="Arial" w:hAnsi="Arial"/>
-                <w:b/>
-                <w:bCs/>
-                <w:color w:val="1B1C24"/>
-                <w:sz w:val="20"/>
-                <w:szCs w:val="20"/>
-              </w:rPr>
-              <w:t xml:space="preserve">이게 뭐예요? · ¿Qué es esto?</w:t>
-            </w:r>
-          </w:p>
-        </w:tc>
-        <w:tc>
-          <w:tcPr>
-            <w:tcW w:type="dxa" w:w="5660"/>
-            <w:tcMar>
-              <w:top w:type="dxa" w:w="70"/>
-              <w:left w:type="dxa" w:w="100"/>
-              <w:bottom w:type="dxa" w:w="70"/>
-              <w:right w:type="dxa" w:w="100"/>
-            </w:tcMar>
-            <w:vAlign w:val="center"/>
-          </w:tcPr>
-          <w:p>
-            <w:pPr>
-              <w:spacing w:after="0" w:line="264"/>
-            </w:pPr>
-            <w:r>
-              <w:rPr>
-                <w:rFonts w:ascii="Arial" w:cs="Arial" w:eastAsia="Arial" w:hAnsi="Arial"/>
-                <w:color w:val="1B1C24"/>
-                <w:sz w:val="20"/>
-                <w:szCs w:val="20"/>
-              </w:rPr>
-              <w:t xml:space="preserve">이거/그거/저거 · 이에요/예요 · preguntas y respondes qué es cualquier cosa</w:t>
-            </w:r>
-          </w:p>
-        </w:tc>
-      </w:tr>
-      <w:tr>
-        <w:trPr>
-          <w:cantSplit/>
-        </w:trPr>
-        <w:tc>
-          <w:tcPr>
-            <w:tcW w:type="dxa" w:w="500"/>
-            <w:shd w:fill="F7F8FA" w:val="clear"/>
-            <w:tcMar>
-              <w:top w:type="dxa" w:w="70"/>
-              <w:left w:type="dxa" w:w="100"/>
-              <w:bottom w:type="dxa" w:w="70"/>
-              <w:right w:type="dxa" w:w="100"/>
-            </w:tcMar>
-            <w:vAlign w:val="center"/>
-          </w:tcPr>
-          <w:p>
-            <w:pPr>
-              <w:spacing w:after="0" w:line="264"/>
-            </w:pPr>
-            <w:r>
-              <w:rPr>
-                <w:rFonts w:ascii="Arial" w:cs="Arial" w:eastAsia="Arial" w:hAnsi="Arial"/>
-                <w:color w:val="1B1C24"/>
-                <w:sz w:val="20"/>
-                <w:szCs w:val="20"/>
-              </w:rPr>
-              <w:t xml:space="preserve">4</w:t>
-            </w:r>
-          </w:p>
-        </w:tc>
-        <w:tc>
-          <w:tcPr>
-            <w:tcW w:type="dxa" w:w="3200"/>
-            <w:shd w:fill="F7F8FA" w:val="clear"/>
-            <w:tcMar>
-              <w:top w:type="dxa" w:w="70"/>
-              <w:left w:type="dxa" w:w="100"/>
-              <w:bottom w:type="dxa" w:w="70"/>
-              <w:right w:type="dxa" w:w="100"/>
-            </w:tcMar>
-            <w:vAlign w:val="center"/>
-          </w:tcPr>
-          <w:p>
-            <w:pPr>
-              <w:spacing w:after="0" w:line="264"/>
-            </w:pPr>
-            <w:r>
-              <w:rPr>
-                <w:rFonts w:ascii="Arial" w:cs="Arial" w:eastAsia="Arial" w:hAnsi="Arial"/>
-                <w:b/>
-                <w:bCs/>
-                <w:color w:val="1B1C24"/>
-                <w:sz w:val="20"/>
-                <w:szCs w:val="20"/>
-              </w:rPr>
-              <w:t xml:space="preserve">우리 엄마예요 · Mi familia</w:t>
-            </w:r>
-          </w:p>
-        </w:tc>
-        <w:tc>
-          <w:tcPr>
-            <w:tcW w:type="dxa" w:w="5660"/>
-            <w:shd w:fill="F7F8FA" w:val="clear"/>
-            <w:tcMar>
-              <w:top w:type="dxa" w:w="70"/>
-              <w:left w:type="dxa" w:w="100"/>
-              <w:bottom w:type="dxa" w:w="70"/>
-              <w:right w:type="dxa" w:w="100"/>
-            </w:tcMar>
-            <w:vAlign w:val="center"/>
-          </w:tcPr>
-          <w:p>
-            <w:pPr>
-              <w:spacing w:after="0" w:line="264"/>
-            </w:pPr>
-            <w:r>
-              <w:rPr>
-                <w:rFonts w:ascii="Arial" w:cs="Arial" w:eastAsia="Arial" w:hAnsi="Arial"/>
-                <w:color w:val="1B1C24"/>
-                <w:sz w:val="20"/>
-                <w:szCs w:val="20"/>
-              </w:rPr>
-              <w:t xml:space="preserve">Familia · el famoso 우리 · 누구예요? · números sino-coreanos</w:t>
-            </w:r>
-          </w:p>
-        </w:tc>
-      </w:tr>
-      <w:tr>
-        <w:trPr>
-          <w:cantSplit/>
-        </w:trPr>
-        <w:tc>
-          <w:tcPr>
-            <w:tcW w:type="dxa" w:w="500"/>
-            <w:tcMar>
-              <w:top w:type="dxa" w:w="70"/>
-              <w:left w:type="dxa" w:w="100"/>
-              <w:bottom w:type="dxa" w:w="70"/>
-              <w:right w:type="dxa" w:w="100"/>
-            </w:tcMar>
-            <w:vAlign w:val="center"/>
-          </w:tcPr>
-          <w:p>
-            <w:pPr>
-              <w:spacing w:after="0" w:line="264"/>
-            </w:pPr>
-            <w:r>
-              <w:rPr>
-                <w:rFonts w:ascii="Arial" w:cs="Arial" w:eastAsia="Arial" w:hAnsi="Arial"/>
-                <w:color w:val="1B1C24"/>
-                <w:sz w:val="20"/>
-                <w:szCs w:val="20"/>
-              </w:rPr>
-              <w:t xml:space="preserve">5</w:t>
-            </w:r>
-          </w:p>
-        </w:tc>
-        <w:tc>
-          <w:tcPr>
-            <w:tcW w:type="dxa" w:w="3200"/>
-            <w:tcMar>
-              <w:top w:type="dxa" w:w="70"/>
-              <w:left w:type="dxa" w:w="100"/>
-              <w:bottom w:type="dxa" w:w="70"/>
-              <w:right w:type="dxa" w:w="100"/>
-            </w:tcMar>
-            <w:vAlign w:val="center"/>
-          </w:tcPr>
-          <w:p>
-            <w:pPr>
-              <w:spacing w:after="0" w:line="264"/>
-            </w:pPr>
-            <w:r>
-              <w:rPr>
-                <w:rFonts w:ascii="Arial" w:cs="Arial" w:eastAsia="Arial" w:hAnsi="Arial"/>
-                <w:b/>
-                <w:bCs/>
-                <w:color w:val="1B1C24"/>
-                <w:sz w:val="20"/>
-                <w:szCs w:val="20"/>
-              </w:rPr>
-              <w:t xml:space="preserve">집이 어디예요? · Lugares</w:t>
-            </w:r>
-          </w:p>
-        </w:tc>
-        <w:tc>
-          <w:tcPr>
-            <w:tcW w:type="dxa" w:w="5660"/>
-            <w:tcMar>
-              <w:top w:type="dxa" w:w="70"/>
-              <w:left w:type="dxa" w:w="100"/>
-              <w:bottom w:type="dxa" w:w="70"/>
-              <w:right w:type="dxa" w:w="100"/>
-            </w:tcMar>
-            <w:vAlign w:val="center"/>
-          </w:tcPr>
-          <w:p>
-            <w:pPr>
-              <w:spacing w:after="0" w:line="264"/>
-            </w:pPr>
-            <w:r>
-              <w:rPr>
-                <w:rFonts w:ascii="Arial" w:cs="Arial" w:eastAsia="Arial" w:hAnsi="Arial"/>
-                <w:color w:val="1B1C24"/>
-                <w:sz w:val="20"/>
-                <w:szCs w:val="20"/>
-              </w:rPr>
-              <w:t xml:space="preserve">어디 · N에 있어요 · dices dónde vives y dónde están las cosas</w:t>
-            </w:r>
-          </w:p>
-        </w:tc>
-      </w:tr>
-      <w:tr>
-        <w:trPr>
-          <w:cantSplit/>
-        </w:trPr>
-        <w:tc>
-          <w:tcPr>
-            <w:tcW w:type="dxa" w:w="500"/>
-            <w:shd w:fill="F7F8FA" w:val="clear"/>
-            <w:tcMar>
-              <w:top w:type="dxa" w:w="70"/>
-              <w:left w:type="dxa" w:w="100"/>
-              <w:bottom w:type="dxa" w:w="70"/>
-              <w:right w:type="dxa" w:w="100"/>
-            </w:tcMar>
-            <w:vAlign w:val="center"/>
-          </w:tcPr>
-          <w:p>
-            <w:pPr>
-              <w:spacing w:after="0" w:line="264"/>
-            </w:pPr>
-            <w:r>
-              <w:rPr>
-                <w:rFonts w:ascii="Arial" w:cs="Arial" w:eastAsia="Arial" w:hAnsi="Arial"/>
-                <w:color w:val="1B1C24"/>
-                <w:sz w:val="20"/>
-                <w:szCs w:val="20"/>
-              </w:rPr>
-              <w:t xml:space="preserve">6</w:t>
-            </w:r>
-          </w:p>
-        </w:tc>
-        <w:tc>
-          <w:tcPr>
-            <w:tcW w:type="dxa" w:w="3200"/>
-            <w:shd w:fill="F7F8FA" w:val="clear"/>
-            <w:tcMar>
-              <w:top w:type="dxa" w:w="70"/>
-              <w:left w:type="dxa" w:w="100"/>
-              <w:bottom w:type="dxa" w:w="70"/>
-              <w:right w:type="dxa" w:w="100"/>
-            </w:tcMar>
-            <w:vAlign w:val="center"/>
-          </w:tcPr>
-          <w:p>
-            <w:pPr>
-              <w:spacing w:after="0" w:line="264"/>
-            </w:pPr>
-            <w:r>
-              <w:rPr>
-                <w:rFonts w:ascii="Arial" w:cs="Arial" w:eastAsia="Arial" w:hAnsi="Arial"/>
-                <w:b/>
-                <w:bCs/>
-                <w:color w:val="1B1C24"/>
-                <w:sz w:val="20"/>
-                <w:szCs w:val="20"/>
-              </w:rPr>
-              <w:t xml:space="preserve">학교에 가요 · Mi día</w:t>
-            </w:r>
-          </w:p>
-        </w:tc>
-        <w:tc>
-          <w:tcPr>
-            <w:tcW w:type="dxa" w:w="5660"/>
-            <w:shd w:fill="F7F8FA" w:val="clear"/>
-            <w:tcMar>
-              <w:top w:type="dxa" w:w="70"/>
-              <w:left w:type="dxa" w:w="100"/>
-              <w:bottom w:type="dxa" w:w="70"/>
-              <w:right w:type="dxa" w:w="100"/>
-            </w:tcMar>
-            <w:vAlign w:val="center"/>
-          </w:tcPr>
-          <w:p>
-            <w:pPr>
-              <w:spacing w:after="0" w:line="264"/>
-            </w:pPr>
-            <w:r>
-              <w:rPr>
-                <w:rFonts w:ascii="Arial" w:cs="Arial" w:eastAsia="Arial" w:hAnsi="Arial"/>
-                <w:color w:val="1B1C24"/>
-                <w:sz w:val="20"/>
-                <w:szCs w:val="20"/>
-              </w:rPr>
-              <w:t xml:space="preserve">Presente -아/어요 · N에 가다 · cuentas a dónde vas cada día</w:t>
-            </w:r>
-          </w:p>
-        </w:tc>
-      </w:tr>
-      <w:tr>
-        <w:trPr>
-          <w:cantSplit/>
-        </w:trPr>
-        <w:tc>
-          <w:tcPr>
-            <w:tcW w:type="dxa" w:w="500"/>
-            <w:tcMar>
-              <w:top w:type="dxa" w:w="70"/>
-              <w:left w:type="dxa" w:w="100"/>
-              <w:bottom w:type="dxa" w:w="70"/>
-              <w:right w:type="dxa" w:w="100"/>
-            </w:tcMar>
-            <w:vAlign w:val="center"/>
-          </w:tcPr>
-          <w:p>
-            <w:pPr>
-              <w:spacing w:after="0" w:line="264"/>
-            </w:pPr>
-            <w:r>
-              <w:rPr>
-                <w:rFonts w:ascii="Arial" w:cs="Arial" w:eastAsia="Arial" w:hAnsi="Arial"/>
-                <w:color w:val="1B1C24"/>
-                <w:sz w:val="20"/>
-                <w:szCs w:val="20"/>
-              </w:rPr>
-              <w:t xml:space="preserve">7</w:t>
-            </w:r>
-          </w:p>
-        </w:tc>
-        <w:tc>
-          <w:tcPr>
-            <w:tcW w:type="dxa" w:w="3200"/>
-            <w:tcMar>
-              <w:top w:type="dxa" w:w="70"/>
-              <w:left w:type="dxa" w:w="100"/>
-              <w:bottom w:type="dxa" w:w="70"/>
-              <w:right w:type="dxa" w:w="100"/>
-            </w:tcMar>
-            <w:vAlign w:val="center"/>
-          </w:tcPr>
-          <w:p>
-            <w:pPr>
-              <w:spacing w:after="0" w:line="264"/>
-            </w:pPr>
-            <w:r>
-              <w:rPr>
-                <w:rFonts w:ascii="Arial" w:cs="Arial" w:eastAsia="Arial" w:hAnsi="Arial"/>
-                <w:b/>
-                <w:bCs/>
-                <w:color w:val="1B1C24"/>
-                <w:sz w:val="20"/>
-                <w:szCs w:val="20"/>
-              </w:rPr>
-              <w:t xml:space="preserve">Mi pieza y mis verbos</w:t>
-            </w:r>
-          </w:p>
-        </w:tc>
-        <w:tc>
-          <w:tcPr>
-            <w:tcW w:type="dxa" w:w="5660"/>
-            <w:tcMar>
-              <w:top w:type="dxa" w:w="70"/>
-              <w:left w:type="dxa" w:w="100"/>
-              <w:bottom w:type="dxa" w:w="70"/>
-              <w:right w:type="dxa" w:w="100"/>
-            </w:tcMar>
-            <w:vAlign w:val="center"/>
-          </w:tcPr>
-          <w:p>
-            <w:pPr>
-              <w:spacing w:after="0" w:line="264"/>
-            </w:pPr>
-            <w:r>
-              <w:rPr>
-                <w:rFonts w:ascii="Arial" w:cs="Arial" w:eastAsia="Arial" w:hAnsi="Arial"/>
-                <w:color w:val="1B1C24"/>
-                <w:sz w:val="20"/>
-                <w:szCs w:val="20"/>
-              </w:rPr>
-              <w:t xml:space="preserve">이/가 · 을/를 · 있다/없다 · describes tu pieza y qué haces</w:t>
-            </w:r>
-          </w:p>
-        </w:tc>
-      </w:tr>
-      <w:tr>
-        <w:trPr>
-          <w:cantSplit/>
-        </w:trPr>
-        <w:tc>
-          <w:tcPr>
-            <w:tcW w:type="dxa" w:w="500"/>
-            <w:shd w:fill="F7F8FA" w:val="clear"/>
-            <w:tcMar>
-              <w:top w:type="dxa" w:w="70"/>
-              <w:left w:type="dxa" w:w="100"/>
-              <w:bottom w:type="dxa" w:w="70"/>
-              <w:right w:type="dxa" w:w="100"/>
-            </w:tcMar>
-            <w:vAlign w:val="center"/>
-          </w:tcPr>
-          <w:p>
-            <w:pPr>
-              <w:spacing w:after="0" w:line="264"/>
-            </w:pPr>
-            <w:r>
-              <w:rPr>
-                <w:rFonts w:ascii="Arial" w:cs="Arial" w:eastAsia="Arial" w:hAnsi="Arial"/>
-                <w:color w:val="1B1C24"/>
-                <w:sz w:val="20"/>
-                <w:szCs w:val="20"/>
-              </w:rPr>
-              <w:t xml:space="preserve">8</w:t>
-            </w:r>
-          </w:p>
-        </w:tc>
-        <w:tc>
-          <w:tcPr>
-            <w:tcW w:type="dxa" w:w="3200"/>
-            <w:shd w:fill="F7F8FA" w:val="clear"/>
-            <w:tcMar>
-              <w:top w:type="dxa" w:w="70"/>
-              <w:left w:type="dxa" w:w="100"/>
-              <w:bottom w:type="dxa" w:w="70"/>
-              <w:right w:type="dxa" w:w="100"/>
-            </w:tcMar>
-            <w:vAlign w:val="center"/>
-          </w:tcPr>
-          <w:p>
-            <w:pPr>
-              <w:spacing w:after="0" w:line="264"/>
-            </w:pPr>
-            <w:r>
-              <w:rPr>
-                <w:rFonts w:ascii="Arial" w:cs="Arial" w:eastAsia="Arial" w:hAnsi="Arial"/>
-                <w:b/>
-                <w:bCs/>
-                <w:color w:val="1B1C24"/>
-                <w:sz w:val="20"/>
-                <w:szCs w:val="20"/>
-              </w:rPr>
-              <w:t xml:space="preserve">사과를 좋아해요 + examen</w:t>
-            </w:r>
-          </w:p>
-        </w:tc>
-        <w:tc>
-          <w:tcPr>
-            <w:tcW w:type="dxa" w:w="5660"/>
-            <w:shd w:fill="F7F8FA" w:val="clear"/>
-            <w:tcMar>
-              <w:top w:type="dxa" w:w="70"/>
-              <w:left w:type="dxa" w:w="100"/>
-              <w:bottom w:type="dxa" w:w="70"/>
-              <w:right w:type="dxa" w:w="100"/>
-            </w:tcMar>
-            <w:vAlign w:val="center"/>
-          </w:tcPr>
-          <w:p>
-            <w:pPr>
-              <w:spacing w:after="0" w:line="264"/>
-            </w:pPr>
-            <w:r>
-              <w:rPr>
-                <w:rFonts w:ascii="Arial" w:cs="Arial" w:eastAsia="Arial" w:hAnsi="Arial"/>
-                <w:color w:val="1B1C24"/>
-                <w:sz w:val="20"/>
-                <w:szCs w:val="20"/>
-              </w:rPr>
-              <w:t xml:space="preserve">Gustos · repaso integral · mini-presentación final · certificado</w:t>
-            </w:r>
-          </w:p>
-        </w:tc>
-      </w:tr>
-    </w:tbl>
-    <w:p>
-      <w:pPr>
-        <w:spacing w:after="200" w:before="80"/>
-      </w:pPr>
-      <w:r>
-        <w:rPr>
-          <w:rFonts w:ascii="Arial" w:cs="Arial" w:eastAsia="Arial" w:hAnsi="Arial"/>
-          <w:color w:val="5C5F6B"/>
-          <w:sz w:val="19"/>
-          <w:szCs w:val="19"/>
-        </w:rPr>
-        <w:t xml:space="preserve">Programa completo con fechas: </w:t>
-      </w:r>
-      <w:r>
-        <w:rPr>
-          <w:rFonts w:ascii="Arial" w:cs="Arial" w:eastAsia="Arial" w:hAnsi="Arial"/>
-          <w:color w:val="4236F6"/>
-          <w:sz w:val="19"/>
-          <w:szCs w:val="19"/>
-        </w:rPr>
-        <w:t xml:space="preserve">academiaseul.com/programas/Programa_Basico1_Octubre_2026.pdf</w:t>
-      </w:r>
-    </w:p>
-    <w:p>
-      <w:pPr>
-        <w:keepNext/>
-        <w:spacing w:after="110" w:before="220"/>
-      </w:pPr>
-      <w:r>
-        <w:rPr>
-          <w:rFonts w:ascii="Arial" w:cs="Arial" w:eastAsia="Arial" w:hAnsi="Arial"/>
-          <w:b/>
-          <w:bCs/>
-          <w:color w:val="4236F6"/>
-          <w:sz w:val="23"/>
-          <w:szCs w:val="23"/>
-        </w:rPr>
-        <w:t xml:space="preserve">🚀 Básico 2 · Tu primer año coreano · A1.2 → A2 · requiere Básico 1 (o quiz de nivel)</w:t>
-      </w:r>
-    </w:p>
-    <w:p>
-      <w:pPr>
-        <w:spacing w:after="90"/>
-      </w:pPr>
-      <w:r>
-        <w:rPr>
-          <w:rFonts w:ascii="Arial" w:cs="Arial" w:eastAsia="Arial" w:hAnsi="Arial"/>
-          <w:color w:val="1B1C24"/>
-          <w:sz w:val="20"/>
-          <w:szCs w:val="20"/>
-        </w:rPr>
-        <w:t xml:space="preserve">El curso que te lleva del presente al pasado y al futuro: cuentas lo que hiciste, planeas lo que harás y sumas las partículas que hacen sonar natural tu coreano. Termina con el examen A2 de la casa.</w:t>
-      </w:r>
-    </w:p>
-    <w:p>
-      <w:pPr>
-        <w:spacing w:after="90"/>
-      </w:pPr>
-      <w:r>
-        <w:rPr>
-          <w:rFonts w:ascii="Arial" w:cs="Arial" w:eastAsia="Arial" w:hAnsi="Arial"/>
-          <w:b/>
-          <w:bCs/>
-          <w:color w:val="1B1C24"/>
-          <w:sz w:val="20"/>
-          <w:szCs w:val="20"/>
-        </w:rPr>
-        <w:t xml:space="preserve">Material: </w:t>
-      </w:r>
-      <w:r>
-        <w:rPr>
-          <w:rFonts w:ascii="Arial" w:cs="Arial" w:eastAsia="Arial" w:hAnsi="Arial"/>
-          <w:color w:val="1B1C24"/>
-          <w:sz w:val="20"/>
-          <w:szCs w:val="20"/>
-        </w:rPr>
-        <w:t xml:space="preserve">Uso de la gramática coreana · Nivel inicial (Korean Grammar in Use en español)</w:t>
-      </w:r>
-      <w:r>
-        <w:rPr>
-          <w:rFonts w:ascii="Arial" w:cs="Arial" w:eastAsia="Arial" w:hAnsi="Arial"/>
-          <w:b/>
-          <w:bCs/>
-          <w:color w:val="1B1C24"/>
-          <w:sz w:val="20"/>
-          <w:szCs w:val="20"/>
-        </w:rPr>
-        <w:t xml:space="preserve">   ·   Horario: </w:t>
-      </w:r>
-      <w:r>
-        <w:rPr>
-          <w:rFonts w:ascii="Arial" w:cs="Arial" w:eastAsia="Arial" w:hAnsi="Arial"/>
-          <w:color w:val="1B1C24"/>
-          <w:sz w:val="20"/>
-          <w:szCs w:val="20"/>
-        </w:rPr>
-        <w:t xml:space="preserve">Miércoles 21:00 · Jay (김재희)</w:t>
-      </w:r>
-    </w:p>
-    <w:tbl>
-      <w:tblPr>
-        <w:tblW w:type="dxa" w:w="9360"/>
-        <w:tblBorders>
-          <w:top w:val="single" w:color="CCCCCC" w:sz="4"/>
-          <w:left w:val="single" w:color="CCCCCC" w:sz="4"/>
-          <w:bottom w:val="single" w:color="CCCCCC" w:sz="4"/>
-          <w:right w:val="single" w:color="CCCCCC" w:sz="4"/>
-          <w:insideH w:val="single" w:color="CCCCCC" w:sz="4"/>
-          <w:insideV w:val="single" w:color="CCCCCC" w:sz="4"/>
-        </w:tblBorders>
-      </w:tblPr>
-      <w:tblGrid>
-        <w:gridCol w:w="500"/>
-        <w:gridCol w:w="3200"/>
-        <w:gridCol w:w="5660"/>
-      </w:tblGrid>
-      <w:tr>
-        <w:trPr>
-          <w:tblHeader/>
-        </w:trPr>
-        <w:tc>
-          <w:tcPr>
-            <w:tcW w:type="dxa" w:w="500"/>
-            <w:shd w:fill="003478" w:val="clear"/>
-            <w:tcMar>
-              <w:top w:type="dxa" w:w="70"/>
-              <w:left w:type="dxa" w:w="100"/>
-              <w:bottom w:type="dxa" w:w="70"/>
-              <w:right w:type="dxa" w:w="100"/>
-            </w:tcMar>
-            <w:vAlign w:val="center"/>
-          </w:tcPr>
-          <w:p>
-            <w:pPr>
-              <w:spacing w:after="0" w:line="264"/>
-            </w:pPr>
-            <w:r>
-              <w:rPr>
-                <w:rFonts w:ascii="Arial" w:cs="Arial" w:eastAsia="Arial" w:hAnsi="Arial"/>
-                <w:b/>
-                <w:bCs/>
-                <w:color w:val="FFFFFF"/>
-                <w:sz w:val="19"/>
-                <w:szCs w:val="19"/>
-              </w:rPr>
-              <w:t xml:space="preserve">#</w:t>
-            </w:r>
-          </w:p>
-        </w:tc>
-        <w:tc>
-          <w:tcPr>
-            <w:tcW w:type="dxa" w:w="3200"/>
-            <w:shd w:fill="003478" w:val="clear"/>
-            <w:tcMar>
-              <w:top w:type="dxa" w:w="70"/>
-              <w:left w:type="dxa" w:w="100"/>
-              <w:bottom w:type="dxa" w:w="70"/>
-              <w:right w:type="dxa" w:w="100"/>
-            </w:tcMar>
-            <w:vAlign w:val="center"/>
-          </w:tcPr>
-          <w:p>
-            <w:pPr>
-              <w:spacing w:after="0" w:line="264"/>
-            </w:pPr>
-            <w:r>
-              <w:rPr>
-                <w:rFonts w:ascii="Arial" w:cs="Arial" w:eastAsia="Arial" w:hAnsi="Arial"/>
-                <w:b/>
-                <w:bCs/>
-                <w:color w:val="FFFFFF"/>
-                <w:sz w:val="19"/>
-                <w:szCs w:val="19"/>
-              </w:rPr>
-              <w:t xml:space="preserve">Clase</w:t>
-            </w:r>
-          </w:p>
-        </w:tc>
-        <w:tc>
-          <w:tcPr>
-            <w:tcW w:type="dxa" w:w="5660"/>
-            <w:shd w:fill="003478" w:val="clear"/>
-            <w:tcMar>
-              <w:top w:type="dxa" w:w="70"/>
-              <w:left w:type="dxa" w:w="100"/>
-              <w:bottom w:type="dxa" w:w="70"/>
-              <w:right w:type="dxa" w:w="100"/>
-            </w:tcMar>
-            <w:vAlign w:val="center"/>
-          </w:tcPr>
-          <w:p>
-            <w:pPr>
-              <w:spacing w:after="0" w:line="264"/>
-            </w:pPr>
-            <w:r>
-              <w:rPr>
-                <w:rFonts w:ascii="Arial" w:cs="Arial" w:eastAsia="Arial" w:hAnsi="Arial"/>
-                <w:b/>
-                <w:bCs/>
-                <w:color w:val="FFFFFF"/>
-                <w:sz w:val="19"/>
-                <w:szCs w:val="19"/>
-              </w:rPr>
-              <w:t xml:space="preserve">Foco</w:t>
-            </w:r>
-          </w:p>
-        </w:tc>
-      </w:tr>
-      <w:tr>
-        <w:trPr>
-          <w:cantSplit/>
-        </w:trPr>
-        <w:tc>
-          <w:tcPr>
-            <w:tcW w:type="dxa" w:w="500"/>
-            <w:tcMar>
-              <w:top w:type="dxa" w:w="70"/>
-              <w:left w:type="dxa" w:w="100"/>
-              <w:bottom w:type="dxa" w:w="70"/>
-              <w:right w:type="dxa" w:w="100"/>
-            </w:tcMar>
-            <w:vAlign w:val="center"/>
-          </w:tcPr>
-          <w:p>
-            <w:pPr>
-              <w:spacing w:after="0" w:line="264"/>
-            </w:pPr>
-            <w:r>
-              <w:rPr>
-                <w:rFonts w:ascii="Arial" w:cs="Arial" w:eastAsia="Arial" w:hAnsi="Arial"/>
-                <w:color w:val="1B1C24"/>
-                <w:sz w:val="20"/>
-                <w:szCs w:val="20"/>
-              </w:rPr>
-              <w:t xml:space="preserve">1</w:t>
-            </w:r>
-          </w:p>
-        </w:tc>
-        <w:tc>
-          <w:tcPr>
-            <w:tcW w:type="dxa" w:w="3200"/>
-            <w:tcMar>
-              <w:top w:type="dxa" w:w="70"/>
-              <w:left w:type="dxa" w:w="100"/>
-              <w:bottom w:type="dxa" w:w="70"/>
-              <w:right w:type="dxa" w:w="100"/>
-            </w:tcMar>
-            <w:vAlign w:val="center"/>
-          </w:tcPr>
-          <w:p>
-            <w:pPr>
-              <w:spacing w:after="0" w:line="264"/>
-            </w:pPr>
-            <w:r>
-              <w:rPr>
-                <w:rFonts w:ascii="Arial" w:cs="Arial" w:eastAsia="Arial" w:hAnsi="Arial"/>
-                <w:b/>
-                <w:bCs/>
-                <w:color w:val="1B1C24"/>
-                <w:sz w:val="20"/>
-                <w:szCs w:val="20"/>
-              </w:rPr>
-              <w:t xml:space="preserve">Re-presentación + diagnóstico</w:t>
-            </w:r>
-          </w:p>
-        </w:tc>
-        <w:tc>
-          <w:tcPr>
-            <w:tcW w:type="dxa" w:w="5660"/>
-            <w:tcMar>
-              <w:top w:type="dxa" w:w="70"/>
-              <w:left w:type="dxa" w:w="100"/>
-              <w:bottom w:type="dxa" w:w="70"/>
-              <w:right w:type="dxa" w:w="100"/>
-            </w:tcMar>
-            <w:vAlign w:val="center"/>
-          </w:tcPr>
-          <w:p>
-            <w:pPr>
-              <w:spacing w:after="0" w:line="264"/>
-            </w:pPr>
-            <w:r>
-              <w:rPr>
-                <w:rFonts w:ascii="Arial" w:cs="Arial" w:eastAsia="Arial" w:hAnsi="Arial"/>
-                <w:color w:val="1B1C24"/>
-                <w:sz w:val="20"/>
-                <w:szCs w:val="20"/>
-              </w:rPr>
-              <w:t xml:space="preserve">이다/있다 consolidados · repaso activo de Básico 1 · diagnóstico oral</w:t>
-            </w:r>
-          </w:p>
-        </w:tc>
-      </w:tr>
-      <w:tr>
-        <w:trPr>
-          <w:cantSplit/>
-        </w:trPr>
-        <w:tc>
-          <w:tcPr>
-            <w:tcW w:type="dxa" w:w="500"/>
-            <w:shd w:fill="F7F8FA" w:val="clear"/>
-            <w:tcMar>
-              <w:top w:type="dxa" w:w="70"/>
-              <w:left w:type="dxa" w:w="100"/>
-              <w:bottom w:type="dxa" w:w="70"/>
-              <w:right w:type="dxa" w:w="100"/>
-            </w:tcMar>
-            <w:vAlign w:val="center"/>
-          </w:tcPr>
-          <w:p>
-            <w:pPr>
-              <w:spacing w:after="0" w:line="264"/>
-            </w:pPr>
-            <w:r>
-              <w:rPr>
-                <w:rFonts w:ascii="Arial" w:cs="Arial" w:eastAsia="Arial" w:hAnsi="Arial"/>
-                <w:color w:val="1B1C24"/>
-                <w:sz w:val="20"/>
-                <w:szCs w:val="20"/>
-              </w:rPr>
-              <w:t xml:space="preserve">2</w:t>
-            </w:r>
-          </w:p>
-        </w:tc>
-        <w:tc>
-          <w:tcPr>
-            <w:tcW w:type="dxa" w:w="3200"/>
-            <w:shd w:fill="F7F8FA" w:val="clear"/>
-            <w:tcMar>
-              <w:top w:type="dxa" w:w="70"/>
-              <w:left w:type="dxa" w:w="100"/>
-              <w:bottom w:type="dxa" w:w="70"/>
-              <w:right w:type="dxa" w:w="100"/>
-            </w:tcMar>
-            <w:vAlign w:val="center"/>
-          </w:tcPr>
-          <w:p>
-            <w:pPr>
-              <w:spacing w:after="0" w:line="264"/>
-            </w:pPr>
-            <w:r>
-              <w:rPr>
-                <w:rFonts w:ascii="Arial" w:cs="Arial" w:eastAsia="Arial" w:hAnsi="Arial"/>
-                <w:b/>
-                <w:bCs/>
-                <w:color w:val="1B1C24"/>
-                <w:sz w:val="20"/>
-                <w:szCs w:val="20"/>
-              </w:rPr>
-              <w:t xml:space="preserve">Números aplicados</w:t>
-            </w:r>
-          </w:p>
-        </w:tc>
-        <w:tc>
-          <w:tcPr>
-            <w:tcW w:type="dxa" w:w="5660"/>
-            <w:shd w:fill="F7F8FA" w:val="clear"/>
-            <w:tcMar>
-              <w:top w:type="dxa" w:w="70"/>
-              <w:left w:type="dxa" w:w="100"/>
-              <w:bottom w:type="dxa" w:w="70"/>
-              <w:right w:type="dxa" w:w="100"/>
-            </w:tcMar>
-            <w:vAlign w:val="center"/>
-          </w:tcPr>
-          <w:p>
-            <w:pPr>
-              <w:spacing w:after="0" w:line="264"/>
-            </w:pPr>
-            <w:r>
-              <w:rPr>
-                <w:rFonts w:ascii="Arial" w:cs="Arial" w:eastAsia="Arial" w:hAnsi="Arial"/>
-                <w:color w:val="1B1C24"/>
-                <w:sz w:val="20"/>
-                <w:szCs w:val="20"/>
-              </w:rPr>
-              <w:t xml:space="preserve">Sino y nativos en la vida real: edad, cumpleaños, hora (몇 시) y teléfono</w:t>
-            </w:r>
-          </w:p>
-        </w:tc>
-      </w:tr>
-      <w:tr>
-        <w:trPr>
-          <w:cantSplit/>
-        </w:trPr>
-        <w:tc>
-          <w:tcPr>
-            <w:tcW w:type="dxa" w:w="500"/>
-            <w:tcMar>
-              <w:top w:type="dxa" w:w="70"/>
-              <w:left w:type="dxa" w:w="100"/>
-              <w:bottom w:type="dxa" w:w="70"/>
-              <w:right w:type="dxa" w:w="100"/>
-            </w:tcMar>
-            <w:vAlign w:val="center"/>
-          </w:tcPr>
-          <w:p>
-            <w:pPr>
-              <w:spacing w:after="0" w:line="264"/>
-            </w:pPr>
-            <w:r>
-              <w:rPr>
-                <w:rFonts w:ascii="Arial" w:cs="Arial" w:eastAsia="Arial" w:hAnsi="Arial"/>
-                <w:color w:val="1B1C24"/>
-                <w:sz w:val="20"/>
-                <w:szCs w:val="20"/>
-              </w:rPr>
-              <w:t xml:space="preserve">3</w:t>
-            </w:r>
-          </w:p>
-        </w:tc>
-        <w:tc>
-          <w:tcPr>
-            <w:tcW w:type="dxa" w:w="3200"/>
-            <w:tcMar>
-              <w:top w:type="dxa" w:w="70"/>
-              <w:left w:type="dxa" w:w="100"/>
-              <w:bottom w:type="dxa" w:w="70"/>
-              <w:right w:type="dxa" w:w="100"/>
-            </w:tcMar>
-            <w:vAlign w:val="center"/>
-          </w:tcPr>
-          <w:p>
-            <w:pPr>
-              <w:spacing w:after="0" w:line="264"/>
-            </w:pPr>
-            <w:r>
-              <w:rPr>
-                <w:rFonts w:ascii="Arial" w:cs="Arial" w:eastAsia="Arial" w:hAnsi="Arial"/>
-                <w:b/>
-                <w:bCs/>
-                <w:color w:val="1B1C24"/>
-                <w:sz w:val="20"/>
-                <w:szCs w:val="20"/>
-              </w:rPr>
-              <w:t xml:space="preserve">Presente completo</w:t>
-            </w:r>
-          </w:p>
-        </w:tc>
-        <w:tc>
-          <w:tcPr>
-            <w:tcW w:type="dxa" w:w="5660"/>
-            <w:tcMar>
-              <w:top w:type="dxa" w:w="70"/>
-              <w:left w:type="dxa" w:w="100"/>
-              <w:bottom w:type="dxa" w:w="70"/>
-              <w:right w:type="dxa" w:w="100"/>
-            </w:tcMar>
-            <w:vAlign w:val="center"/>
-          </w:tcPr>
-          <w:p>
-            <w:pPr>
-              <w:spacing w:after="0" w:line="264"/>
-            </w:pPr>
-            <w:r>
-              <w:rPr>
-                <w:rFonts w:ascii="Arial" w:cs="Arial" w:eastAsia="Arial" w:hAnsi="Arial"/>
-                <w:color w:val="1B1C24"/>
-                <w:sz w:val="20"/>
-                <w:szCs w:val="20"/>
-              </w:rPr>
-              <w:t xml:space="preserve">-아/어요 + irregulares de uso diario · describes tu rutina con 10 verbos</w:t>
-            </w:r>
-          </w:p>
-        </w:tc>
-      </w:tr>
-      <w:tr>
-        <w:trPr>
-          <w:cantSplit/>
-        </w:trPr>
-        <w:tc>
-          <w:tcPr>
-            <w:tcW w:type="dxa" w:w="500"/>
-            <w:shd w:fill="F7F8FA" w:val="clear"/>
-            <w:tcMar>
-              <w:top w:type="dxa" w:w="70"/>
-              <w:left w:type="dxa" w:w="100"/>
-              <w:bottom w:type="dxa" w:w="70"/>
-              <w:right w:type="dxa" w:w="100"/>
-            </w:tcMar>
-            <w:vAlign w:val="center"/>
-          </w:tcPr>
-          <w:p>
-            <w:pPr>
-              <w:spacing w:after="0" w:line="264"/>
-            </w:pPr>
-            <w:r>
-              <w:rPr>
-                <w:rFonts w:ascii="Arial" w:cs="Arial" w:eastAsia="Arial" w:hAnsi="Arial"/>
-                <w:color w:val="1B1C24"/>
-                <w:sz w:val="20"/>
-                <w:szCs w:val="20"/>
-              </w:rPr>
-              <w:t xml:space="preserve">4</w:t>
-            </w:r>
-          </w:p>
-        </w:tc>
-        <w:tc>
-          <w:tcPr>
-            <w:tcW w:type="dxa" w:w="3200"/>
-            <w:shd w:fill="F7F8FA" w:val="clear"/>
-            <w:tcMar>
-              <w:top w:type="dxa" w:w="70"/>
-              <w:left w:type="dxa" w:w="100"/>
-              <w:bottom w:type="dxa" w:w="70"/>
-              <w:right w:type="dxa" w:w="100"/>
-            </w:tcMar>
-            <w:vAlign w:val="center"/>
-          </w:tcPr>
-          <w:p>
-            <w:pPr>
-              <w:spacing w:after="0" w:line="264"/>
-            </w:pPr>
-            <w:r>
-              <w:rPr>
-                <w:rFonts w:ascii="Arial" w:cs="Arial" w:eastAsia="Arial" w:hAnsi="Arial"/>
-                <w:b/>
-                <w:bCs/>
-                <w:color w:val="1B1C24"/>
-                <w:sz w:val="20"/>
-                <w:szCs w:val="20"/>
-              </w:rPr>
-              <w:t xml:space="preserve">El pasado · -았/었어요</w:t>
-            </w:r>
-          </w:p>
-        </w:tc>
-        <w:tc>
-          <w:tcPr>
-            <w:tcW w:type="dxa" w:w="5660"/>
-            <w:shd w:fill="F7F8FA" w:val="clear"/>
-            <w:tcMar>
-              <w:top w:type="dxa" w:w="70"/>
-              <w:left w:type="dxa" w:w="100"/>
-              <w:bottom w:type="dxa" w:w="70"/>
-              <w:right w:type="dxa" w:w="100"/>
-            </w:tcMar>
-            <w:vAlign w:val="center"/>
-          </w:tcPr>
-          <w:p>
-            <w:pPr>
-              <w:spacing w:after="0" w:line="264"/>
-            </w:pPr>
-            <w:r>
-              <w:rPr>
-                <w:rFonts w:ascii="Arial" w:cs="Arial" w:eastAsia="Arial" w:hAnsi="Arial"/>
-                <w:color w:val="1B1C24"/>
-                <w:sz w:val="20"/>
-                <w:szCs w:val="20"/>
-              </w:rPr>
-              <w:t xml:space="preserve">부터~까지 · cuentas qué hiciste el fin de semana (mini-diario)</w:t>
-            </w:r>
-          </w:p>
-        </w:tc>
-      </w:tr>
-      <w:tr>
-        <w:trPr>
-          <w:cantSplit/>
-        </w:trPr>
-        <w:tc>
-          <w:tcPr>
-            <w:tcW w:type="dxa" w:w="500"/>
-            <w:tcMar>
-              <w:top w:type="dxa" w:w="70"/>
-              <w:left w:type="dxa" w:w="100"/>
-              <w:bottom w:type="dxa" w:w="70"/>
-              <w:right w:type="dxa" w:w="100"/>
-            </w:tcMar>
-            <w:vAlign w:val="center"/>
-          </w:tcPr>
-          <w:p>
-            <w:pPr>
-              <w:spacing w:after="0" w:line="264"/>
-            </w:pPr>
-            <w:r>
-              <w:rPr>
-                <w:rFonts w:ascii="Arial" w:cs="Arial" w:eastAsia="Arial" w:hAnsi="Arial"/>
-                <w:color w:val="1B1C24"/>
-                <w:sz w:val="20"/>
-                <w:szCs w:val="20"/>
-              </w:rPr>
-              <w:t xml:space="preserve">5</w:t>
-            </w:r>
-          </w:p>
-        </w:tc>
-        <w:tc>
-          <w:tcPr>
-            <w:tcW w:type="dxa" w:w="3200"/>
-            <w:tcMar>
-              <w:top w:type="dxa" w:w="70"/>
-              <w:left w:type="dxa" w:w="100"/>
-              <w:bottom w:type="dxa" w:w="70"/>
-              <w:right w:type="dxa" w:w="100"/>
-            </w:tcMar>
-            <w:vAlign w:val="center"/>
-          </w:tcPr>
-          <w:p>
-            <w:pPr>
-              <w:spacing w:after="0" w:line="264"/>
-            </w:pPr>
-            <w:r>
-              <w:rPr>
-                <w:rFonts w:ascii="Arial" w:cs="Arial" w:eastAsia="Arial" w:hAnsi="Arial"/>
-                <w:b/>
-                <w:bCs/>
-                <w:color w:val="1B1C24"/>
-                <w:sz w:val="20"/>
-                <w:szCs w:val="20"/>
-              </w:rPr>
-              <w:t xml:space="preserve">El futuro · -(으)ㄹ 거예요</w:t>
-            </w:r>
-          </w:p>
-        </w:tc>
-        <w:tc>
-          <w:tcPr>
-            <w:tcW w:type="dxa" w:w="5660"/>
-            <w:tcMar>
-              <w:top w:type="dxa" w:w="70"/>
-              <w:left w:type="dxa" w:w="100"/>
-              <w:bottom w:type="dxa" w:w="70"/>
-              <w:right w:type="dxa" w:w="100"/>
-            </w:tcMar>
-            <w:vAlign w:val="center"/>
-          </w:tcPr>
-          <w:p>
-            <w:pPr>
-              <w:spacing w:after="0" w:line="264"/>
-            </w:pPr>
-            <w:r>
-              <w:rPr>
-                <w:rFonts w:ascii="Arial" w:cs="Arial" w:eastAsia="Arial" w:hAnsi="Arial"/>
-                <w:color w:val="1B1C24"/>
-                <w:sz w:val="20"/>
-                <w:szCs w:val="20"/>
-              </w:rPr>
-              <w:t xml:space="preserve">-거나 · planeas tus vacaciones soñadas</w:t>
-            </w:r>
-          </w:p>
-        </w:tc>
-      </w:tr>
-      <w:tr>
-        <w:trPr>
-          <w:cantSplit/>
-        </w:trPr>
-        <w:tc>
-          <w:tcPr>
-            <w:tcW w:type="dxa" w:w="500"/>
-            <w:shd w:fill="F7F8FA" w:val="clear"/>
-            <w:tcMar>
-              <w:top w:type="dxa" w:w="70"/>
-              <w:left w:type="dxa" w:w="100"/>
-              <w:bottom w:type="dxa" w:w="70"/>
-              <w:right w:type="dxa" w:w="100"/>
-            </w:tcMar>
-            <w:vAlign w:val="center"/>
-          </w:tcPr>
-          <w:p>
-            <w:pPr>
-              <w:spacing w:after="0" w:line="264"/>
-            </w:pPr>
-            <w:r>
-              <w:rPr>
-                <w:rFonts w:ascii="Arial" w:cs="Arial" w:eastAsia="Arial" w:hAnsi="Arial"/>
-                <w:color w:val="1B1C24"/>
-                <w:sz w:val="20"/>
-                <w:szCs w:val="20"/>
-              </w:rPr>
-              <w:t xml:space="preserve">6</w:t>
-            </w:r>
-          </w:p>
-        </w:tc>
-        <w:tc>
-          <w:tcPr>
-            <w:tcW w:type="dxa" w:w="3200"/>
-            <w:shd w:fill="F7F8FA" w:val="clear"/>
-            <w:tcMar>
-              <w:top w:type="dxa" w:w="70"/>
-              <w:left w:type="dxa" w:w="100"/>
-              <w:bottom w:type="dxa" w:w="70"/>
-              <w:right w:type="dxa" w:w="100"/>
-            </w:tcMar>
-            <w:vAlign w:val="center"/>
-          </w:tcPr>
-          <w:p>
-            <w:pPr>
-              <w:spacing w:after="0" w:line="264"/>
-            </w:pPr>
-            <w:r>
-              <w:rPr>
-                <w:rFonts w:ascii="Arial" w:cs="Arial" w:eastAsia="Arial" w:hAnsi="Arial"/>
-                <w:b/>
-                <w:bCs/>
-                <w:color w:val="1B1C24"/>
-                <w:sz w:val="20"/>
-                <w:szCs w:val="20"/>
-              </w:rPr>
-              <w:t xml:space="preserve">Negación y habilidad</w:t>
-            </w:r>
-          </w:p>
-        </w:tc>
-        <w:tc>
-          <w:tcPr>
-            <w:tcW w:type="dxa" w:w="5660"/>
-            <w:shd w:fill="F7F8FA" w:val="clear"/>
-            <w:tcMar>
-              <w:top w:type="dxa" w:w="70"/>
-              <w:left w:type="dxa" w:w="100"/>
-              <w:bottom w:type="dxa" w:w="70"/>
-              <w:right w:type="dxa" w:w="100"/>
-            </w:tcMar>
-            <w:vAlign w:val="center"/>
-          </w:tcPr>
-          <w:p>
-            <w:pPr>
-              <w:spacing w:after="0" w:line="264"/>
-            </w:pPr>
-            <w:r>
-              <w:rPr>
-                <w:rFonts w:ascii="Arial" w:cs="Arial" w:eastAsia="Arial" w:hAnsi="Arial"/>
-                <w:color w:val="1B1C24"/>
-                <w:sz w:val="20"/>
-                <w:szCs w:val="20"/>
-              </w:rPr>
-              <w:t xml:space="preserve">안 · 못 · -지 않아요 · -(으)ㄹ 수 있다/없다: qué no haces y qué sabes hacer</w:t>
-            </w:r>
-          </w:p>
-        </w:tc>
-      </w:tr>
-      <w:tr>
-        <w:trPr>
-          <w:cantSplit/>
-        </w:trPr>
-        <w:tc>
-          <w:tcPr>
-            <w:tcW w:type="dxa" w:w="500"/>
-            <w:tcMar>
-              <w:top w:type="dxa" w:w="70"/>
-              <w:left w:type="dxa" w:w="100"/>
-              <w:bottom w:type="dxa" w:w="70"/>
-              <w:right w:type="dxa" w:w="100"/>
-            </w:tcMar>
-            <w:vAlign w:val="center"/>
-          </w:tcPr>
-          <w:p>
-            <w:pPr>
-              <w:spacing w:after="0" w:line="264"/>
-            </w:pPr>
-            <w:r>
-              <w:rPr>
-                <w:rFonts w:ascii="Arial" w:cs="Arial" w:eastAsia="Arial" w:hAnsi="Arial"/>
-                <w:color w:val="1B1C24"/>
-                <w:sz w:val="20"/>
-                <w:szCs w:val="20"/>
-              </w:rPr>
-              <w:t xml:space="preserve">7</w:t>
-            </w:r>
-          </w:p>
-        </w:tc>
-        <w:tc>
-          <w:tcPr>
-            <w:tcW w:type="dxa" w:w="3200"/>
-            <w:tcMar>
-              <w:top w:type="dxa" w:w="70"/>
-              <w:left w:type="dxa" w:w="100"/>
-              <w:bottom w:type="dxa" w:w="70"/>
-              <w:right w:type="dxa" w:w="100"/>
-            </w:tcMar>
-            <w:vAlign w:val="center"/>
-          </w:tcPr>
-          <w:p>
-            <w:pPr>
-              <w:spacing w:after="0" w:line="264"/>
-            </w:pPr>
-            <w:r>
-              <w:rPr>
-                <w:rFonts w:ascii="Arial" w:cs="Arial" w:eastAsia="Arial" w:hAnsi="Arial"/>
-                <w:b/>
-                <w:bCs/>
-                <w:color w:val="1B1C24"/>
-                <w:sz w:val="20"/>
-                <w:szCs w:val="20"/>
-              </w:rPr>
-              <w:t xml:space="preserve">Partículas pro</w:t>
-            </w:r>
-          </w:p>
-        </w:tc>
-        <w:tc>
-          <w:tcPr>
-            <w:tcW w:type="dxa" w:w="5660"/>
-            <w:tcMar>
-              <w:top w:type="dxa" w:w="70"/>
-              <w:left w:type="dxa" w:w="100"/>
-              <w:bottom w:type="dxa" w:w="70"/>
-              <w:right w:type="dxa" w:w="100"/>
-            </w:tcMar>
-            <w:vAlign w:val="center"/>
-          </w:tcPr>
-          <w:p>
-            <w:pPr>
-              <w:spacing w:after="0" w:line="264"/>
-            </w:pPr>
-            <w:r>
-              <w:rPr>
-                <w:rFonts w:ascii="Arial" w:cs="Arial" w:eastAsia="Arial" w:hAnsi="Arial"/>
-                <w:color w:val="1B1C24"/>
-                <w:sz w:val="20"/>
-                <w:szCs w:val="20"/>
-              </w:rPr>
-              <w:t xml:space="preserve">의 · 도 · 만 · 쯤 · 처럼 · 보다 · 한테 · 밖에 · 마다 — precisión de nativo</w:t>
-            </w:r>
-          </w:p>
-        </w:tc>
-      </w:tr>
-      <w:tr>
-        <w:trPr>
-          <w:cantSplit/>
-        </w:trPr>
-        <w:tc>
-          <w:tcPr>
-            <w:tcW w:type="dxa" w:w="500"/>
-            <w:shd w:fill="F7F8FA" w:val="clear"/>
-            <w:tcMar>
-              <w:top w:type="dxa" w:w="70"/>
-              <w:left w:type="dxa" w:w="100"/>
-              <w:bottom w:type="dxa" w:w="70"/>
-              <w:right w:type="dxa" w:w="100"/>
-            </w:tcMar>
-            <w:vAlign w:val="center"/>
-          </w:tcPr>
-          <w:p>
-            <w:pPr>
-              <w:spacing w:after="0" w:line="264"/>
-            </w:pPr>
-            <w:r>
-              <w:rPr>
-                <w:rFonts w:ascii="Arial" w:cs="Arial" w:eastAsia="Arial" w:hAnsi="Arial"/>
-                <w:color w:val="1B1C24"/>
-                <w:sz w:val="20"/>
-                <w:szCs w:val="20"/>
-              </w:rPr>
-              <w:t xml:space="preserve">8</w:t>
-            </w:r>
-          </w:p>
-        </w:tc>
-        <w:tc>
-          <w:tcPr>
-            <w:tcW w:type="dxa" w:w="3200"/>
-            <w:shd w:fill="F7F8FA" w:val="clear"/>
-            <w:tcMar>
-              <w:top w:type="dxa" w:w="70"/>
-              <w:left w:type="dxa" w:w="100"/>
-              <w:bottom w:type="dxa" w:w="70"/>
-              <w:right w:type="dxa" w:w="100"/>
-            </w:tcMar>
-            <w:vAlign w:val="center"/>
-          </w:tcPr>
-          <w:p>
-            <w:pPr>
-              <w:spacing w:after="0" w:line="264"/>
-            </w:pPr>
-            <w:r>
-              <w:rPr>
-                <w:rFonts w:ascii="Arial" w:cs="Arial" w:eastAsia="Arial" w:hAnsi="Arial"/>
-                <w:b/>
-                <w:bCs/>
-                <w:color w:val="1B1C24"/>
-                <w:sz w:val="20"/>
-                <w:szCs w:val="20"/>
-              </w:rPr>
-              <w:t xml:space="preserve">Conectores + examen A2</w:t>
-            </w:r>
-          </w:p>
-        </w:tc>
-        <w:tc>
-          <w:tcPr>
-            <w:tcW w:type="dxa" w:w="5660"/>
-            <w:shd w:fill="F7F8FA" w:val="clear"/>
-            <w:tcMar>
-              <w:top w:type="dxa" w:w="70"/>
-              <w:left w:type="dxa" w:w="100"/>
-              <w:bottom w:type="dxa" w:w="70"/>
-              <w:right w:type="dxa" w:w="100"/>
-            </w:tcMar>
-            <w:vAlign w:val="center"/>
-          </w:tcPr>
-          <w:p>
-            <w:pPr>
-              <w:spacing w:after="0" w:line="264"/>
-            </w:pPr>
-            <w:r>
-              <w:rPr>
-                <w:rFonts w:ascii="Arial" w:cs="Arial" w:eastAsia="Arial" w:hAnsi="Arial"/>
-                <w:color w:val="1B1C24"/>
-                <w:sz w:val="20"/>
-                <w:szCs w:val="20"/>
-              </w:rPr>
-              <w:t xml:space="preserve">-고 · -지만 · conversas 5 minutos · examen A2 + oral · certificado</w:t>
-            </w:r>
-          </w:p>
-        </w:tc>
-      </w:tr>
-    </w:tbl>
-    <w:p>
-      <w:pPr>
-        <w:spacing w:after="200" w:before="80"/>
-      </w:pPr>
-      <w:r>
-        <w:rPr>
-          <w:rFonts w:ascii="Arial" w:cs="Arial" w:eastAsia="Arial" w:hAnsi="Arial"/>
-          <w:color w:val="5C5F6B"/>
-          <w:sz w:val="19"/>
-          <w:szCs w:val="19"/>
-        </w:rPr>
-        <w:t xml:space="preserve">Programa completo con fechas: </w:t>
-      </w:r>
-      <w:r>
-        <w:rPr>
-          <w:rFonts w:ascii="Arial" w:cs="Arial" w:eastAsia="Arial" w:hAnsi="Arial"/>
-          <w:color w:val="4236F6"/>
-          <w:sz w:val="19"/>
-          <w:szCs w:val="19"/>
-        </w:rPr>
-        <w:t xml:space="preserve">academiaseul.com/programas/Programa_Basico2_Octubre_2026.pdf</w:t>
-      </w:r>
-    </w:p>
-    <w:p>
-      <w:pPr>
-        <w:keepNext/>
-        <w:spacing w:after="110" w:before="220"/>
-      </w:pPr>
-      <w:r>
-        <w:rPr>
-          <w:rFonts w:ascii="Arial" w:cs="Arial" w:eastAsia="Arial" w:hAnsi="Arial"/>
-          <w:b/>
-          <w:bCs/>
-          <w:color w:val="4236F6"/>
-          <w:sz w:val="23"/>
-          <w:szCs w:val="23"/>
-        </w:rPr>
-        <w:t xml:space="preserve">💬 Conversacional A2.1 · Corea que amas · A2.1 · requiere A1 completo (o quiz de nivel)</w:t>
-      </w:r>
-    </w:p>
-    <w:p>
-      <w:pPr>
-        <w:spacing w:after="90"/>
-      </w:pPr>
-      <w:r>
-        <w:rPr>
-          <w:rFonts w:ascii="Arial" w:cs="Arial" w:eastAsia="Arial" w:hAnsi="Arial"/>
-          <w:color w:val="1B1C24"/>
-          <w:sz w:val="20"/>
-          <w:szCs w:val="20"/>
-        </w:rPr>
-        <w:t xml:space="preserve">Puro hablar: cada semana un tema de la Corea que amas — K-pop, Jeju, comida, hanbok, e-sports — con una profesora coreana nativa y grupos pequeños. La mitad de las sesiones son laboratorio oral.</w:t>
-      </w:r>
-    </w:p>
-    <w:p>
-      <w:pPr>
-        <w:spacing w:after="90"/>
-      </w:pPr>
-      <w:r>
-        <w:rPr>
-          <w:rFonts w:ascii="Arial" w:cs="Arial" w:eastAsia="Arial" w:hAnsi="Arial"/>
-          <w:b/>
-          <w:bCs/>
-          <w:color w:val="1B1C24"/>
-          <w:sz w:val="20"/>
-          <w:szCs w:val="20"/>
-        </w:rPr>
-        <w:t xml:space="preserve">Material: </w:t>
-      </w:r>
-      <w:r>
-        <w:rPr>
-          <w:rFonts w:ascii="Arial" w:cs="Arial" w:eastAsia="Arial" w:hAnsi="Arial"/>
-          <w:color w:val="1B1C24"/>
-          <w:sz w:val="20"/>
-          <w:szCs w:val="20"/>
-        </w:rPr>
-        <w:t xml:space="preserve">Módulos conversacionales propios (K-pop, viajes, comida…) · con profesora nativa</w:t>
-      </w:r>
-      <w:r>
-        <w:rPr>
-          <w:rFonts w:ascii="Arial" w:cs="Arial" w:eastAsia="Arial" w:hAnsi="Arial"/>
-          <w:b/>
-          <w:bCs/>
-          <w:color w:val="1B1C24"/>
-          <w:sz w:val="20"/>
-          <w:szCs w:val="20"/>
-        </w:rPr>
-        <w:t xml:space="preserve">   ·   Horario: </w:t>
-      </w:r>
-      <w:r>
-        <w:rPr>
-          <w:rFonts w:ascii="Arial" w:cs="Arial" w:eastAsia="Arial" w:hAnsi="Arial"/>
-          <w:color w:val="1B1C24"/>
-          <w:sz w:val="20"/>
-          <w:szCs w:val="20"/>
-        </w:rPr>
-        <w:t xml:space="preserve">Martes 21:00 · Abby (홍미영)</w:t>
-      </w:r>
-    </w:p>
-    <w:tbl>
-      <w:tblPr>
-        <w:tblW w:type="dxa" w:w="9360"/>
-        <w:tblBorders>
-          <w:top w:val="single" w:color="CCCCCC" w:sz="4"/>
-          <w:left w:val="single" w:color="CCCCCC" w:sz="4"/>
-          <w:bottom w:val="single" w:color="CCCCCC" w:sz="4"/>
-          <w:right w:val="single" w:color="CCCCCC" w:sz="4"/>
-          <w:insideH w:val="single" w:color="CCCCCC" w:sz="4"/>
-          <w:insideV w:val="single" w:color="CCCCCC" w:sz="4"/>
-        </w:tblBorders>
-      </w:tblPr>
-      <w:tblGrid>
-        <w:gridCol w:w="500"/>
-        <w:gridCol w:w="3200"/>
-        <w:gridCol w:w="5660"/>
-      </w:tblGrid>
-      <w:tr>
-        <w:trPr>
-          <w:tblHeader/>
-        </w:trPr>
-        <w:tc>
-          <w:tcPr>
-            <w:tcW w:type="dxa" w:w="500"/>
-            <w:shd w:fill="003478" w:val="clear"/>
-            <w:tcMar>
-              <w:top w:type="dxa" w:w="70"/>
-              <w:left w:type="dxa" w:w="100"/>
-              <w:bottom w:type="dxa" w:w="70"/>
-              <w:right w:type="dxa" w:w="100"/>
-            </w:tcMar>
-            <w:vAlign w:val="center"/>
-          </w:tcPr>
-          <w:p>
-            <w:pPr>
-              <w:spacing w:after="0" w:line="264"/>
-            </w:pPr>
-            <w:r>
-              <w:rPr>
-                <w:rFonts w:ascii="Arial" w:cs="Arial" w:eastAsia="Arial" w:hAnsi="Arial"/>
-                <w:b/>
-                <w:bCs/>
-                <w:color w:val="FFFFFF"/>
-                <w:sz w:val="19"/>
-                <w:szCs w:val="19"/>
-              </w:rPr>
-              <w:t xml:space="preserve">#</w:t>
-            </w:r>
-          </w:p>
-        </w:tc>
-        <w:tc>
-          <w:tcPr>
-            <w:tcW w:type="dxa" w:w="3200"/>
-            <w:shd w:fill="003478" w:val="clear"/>
-            <w:tcMar>
-              <w:top w:type="dxa" w:w="70"/>
-              <w:left w:type="dxa" w:w="100"/>
-              <w:bottom w:type="dxa" w:w="70"/>
-              <w:right w:type="dxa" w:w="100"/>
-            </w:tcMar>
-            <w:vAlign w:val="center"/>
-          </w:tcPr>
-          <w:p>
-            <w:pPr>
-              <w:spacing w:after="0" w:line="264"/>
-            </w:pPr>
-            <w:r>
-              <w:rPr>
-                <w:rFonts w:ascii="Arial" w:cs="Arial" w:eastAsia="Arial" w:hAnsi="Arial"/>
-                <w:b/>
-                <w:bCs/>
-                <w:color w:val="FFFFFF"/>
-                <w:sz w:val="19"/>
-                <w:szCs w:val="19"/>
-              </w:rPr>
-              <w:t xml:space="preserve">Clase</w:t>
-            </w:r>
-          </w:p>
-        </w:tc>
-        <w:tc>
-          <w:tcPr>
-            <w:tcW w:type="dxa" w:w="5660"/>
-            <w:shd w:fill="003478" w:val="clear"/>
-            <w:tcMar>
-              <w:top w:type="dxa" w:w="70"/>
-              <w:left w:type="dxa" w:w="100"/>
-              <w:bottom w:type="dxa" w:w="70"/>
-              <w:right w:type="dxa" w:w="100"/>
-            </w:tcMar>
-            <w:vAlign w:val="center"/>
-          </w:tcPr>
-          <w:p>
-            <w:pPr>
-              <w:spacing w:after="0" w:line="264"/>
-            </w:pPr>
-            <w:r>
-              <w:rPr>
-                <w:rFonts w:ascii="Arial" w:cs="Arial" w:eastAsia="Arial" w:hAnsi="Arial"/>
-                <w:b/>
-                <w:bCs/>
-                <w:color w:val="FFFFFF"/>
-                <w:sz w:val="19"/>
-                <w:szCs w:val="19"/>
-              </w:rPr>
-              <w:t xml:space="preserve">Foco</w:t>
-            </w:r>
-          </w:p>
-        </w:tc>
-      </w:tr>
-      <w:tr>
-        <w:trPr>
-          <w:cantSplit/>
-        </w:trPr>
-        <w:tc>
-          <w:tcPr>
-            <w:tcW w:type="dxa" w:w="500"/>
-            <w:tcMar>
-              <w:top w:type="dxa" w:w="70"/>
-              <w:left w:type="dxa" w:w="100"/>
-              <w:bottom w:type="dxa" w:w="70"/>
-              <w:right w:type="dxa" w:w="100"/>
-            </w:tcMar>
-            <w:vAlign w:val="center"/>
-          </w:tcPr>
-          <w:p>
-            <w:pPr>
-              <w:spacing w:after="0" w:line="264"/>
-            </w:pPr>
-            <w:r>
-              <w:rPr>
-                <w:rFonts w:ascii="Arial" w:cs="Arial" w:eastAsia="Arial" w:hAnsi="Arial"/>
-                <w:color w:val="1B1C24"/>
-                <w:sz w:val="20"/>
-                <w:szCs w:val="20"/>
-              </w:rPr>
-              <w:t xml:space="preserve">1</w:t>
-            </w:r>
-          </w:p>
-        </w:tc>
-        <w:tc>
-          <w:tcPr>
-            <w:tcW w:type="dxa" w:w="3200"/>
-            <w:tcMar>
-              <w:top w:type="dxa" w:w="70"/>
-              <w:left w:type="dxa" w:w="100"/>
-              <w:bottom w:type="dxa" w:w="70"/>
-              <w:right w:type="dxa" w:w="100"/>
-            </w:tcMar>
-            <w:vAlign w:val="center"/>
-          </w:tcPr>
-          <w:p>
-            <w:pPr>
-              <w:spacing w:after="0" w:line="264"/>
-            </w:pPr>
-            <w:r>
-              <w:rPr>
-                <w:rFonts w:ascii="Arial" w:cs="Arial" w:eastAsia="Arial" w:hAnsi="Arial"/>
-                <w:b/>
-                <w:bCs/>
-                <w:color w:val="1B1C24"/>
-                <w:sz w:val="20"/>
-                <w:szCs w:val="20"/>
-              </w:rPr>
-              <w:t xml:space="preserve">Orientación + diagnóstico oral</w:t>
-            </w:r>
-          </w:p>
-        </w:tc>
-        <w:tc>
-          <w:tcPr>
-            <w:tcW w:type="dxa" w:w="5660"/>
-            <w:tcMar>
-              <w:top w:type="dxa" w:w="70"/>
-              <w:left w:type="dxa" w:w="100"/>
-              <w:bottom w:type="dxa" w:w="70"/>
-              <w:right w:type="dxa" w:w="100"/>
-            </w:tcMar>
-            <w:vAlign w:val="center"/>
-          </w:tcPr>
-          <w:p>
-            <w:pPr>
-              <w:spacing w:after="0" w:line="264"/>
-            </w:pPr>
-            <w:r>
-              <w:rPr>
-                <w:rFonts w:ascii="Arial" w:cs="Arial" w:eastAsia="Arial" w:hAnsi="Arial"/>
-                <w:color w:val="1B1C24"/>
-                <w:sz w:val="20"/>
-                <w:szCs w:val="20"/>
-              </w:rPr>
-              <w:t xml:space="preserve">Romper el hielo · fijar tus metas personales de conversación</w:t>
-            </w:r>
-          </w:p>
-        </w:tc>
-      </w:tr>
-      <w:tr>
-        <w:trPr>
-          <w:cantSplit/>
-        </w:trPr>
-        <w:tc>
-          <w:tcPr>
-            <w:tcW w:type="dxa" w:w="500"/>
-            <w:shd w:fill="F7F8FA" w:val="clear"/>
-            <w:tcMar>
-              <w:top w:type="dxa" w:w="70"/>
-              <w:left w:type="dxa" w:w="100"/>
-              <w:bottom w:type="dxa" w:w="70"/>
-              <w:right w:type="dxa" w:w="100"/>
-            </w:tcMar>
-            <w:vAlign w:val="center"/>
-          </w:tcPr>
-          <w:p>
-            <w:pPr>
-              <w:spacing w:after="0" w:line="264"/>
-            </w:pPr>
-            <w:r>
-              <w:rPr>
-                <w:rFonts w:ascii="Arial" w:cs="Arial" w:eastAsia="Arial" w:hAnsi="Arial"/>
-                <w:color w:val="1B1C24"/>
-                <w:sz w:val="20"/>
-                <w:szCs w:val="20"/>
-              </w:rPr>
-              <w:t xml:space="preserve">2</w:t>
-            </w:r>
-          </w:p>
-        </w:tc>
-        <w:tc>
-          <w:tcPr>
-            <w:tcW w:type="dxa" w:w="3200"/>
-            <w:shd w:fill="F7F8FA" w:val="clear"/>
-            <w:tcMar>
-              <w:top w:type="dxa" w:w="70"/>
-              <w:left w:type="dxa" w:w="100"/>
-              <w:bottom w:type="dxa" w:w="70"/>
-              <w:right w:type="dxa" w:w="100"/>
-            </w:tcMar>
-            <w:vAlign w:val="center"/>
-          </w:tcPr>
-          <w:p>
-            <w:pPr>
-              <w:spacing w:after="0" w:line="264"/>
-            </w:pPr>
-            <w:r>
-              <w:rPr>
-                <w:rFonts w:ascii="Arial" w:cs="Arial" w:eastAsia="Arial" w:hAnsi="Arial"/>
-                <w:b/>
-                <w:bCs/>
-                <w:color w:val="1B1C24"/>
-                <w:sz w:val="20"/>
-                <w:szCs w:val="20"/>
-              </w:rPr>
-              <w:t xml:space="preserve">K-pop y cultura fan</w:t>
-            </w:r>
-          </w:p>
-        </w:tc>
-        <w:tc>
-          <w:tcPr>
-            <w:tcW w:type="dxa" w:w="5660"/>
-            <w:shd w:fill="F7F8FA" w:val="clear"/>
-            <w:tcMar>
-              <w:top w:type="dxa" w:w="70"/>
-              <w:left w:type="dxa" w:w="100"/>
-              <w:bottom w:type="dxa" w:w="70"/>
-              <w:right w:type="dxa" w:w="100"/>
-            </w:tcMar>
-            <w:vAlign w:val="center"/>
-          </w:tcPr>
-          <w:p>
-            <w:pPr>
-              <w:spacing w:after="0" w:line="264"/>
-            </w:pPr>
-            <w:r>
-              <w:rPr>
-                <w:rFonts w:ascii="Arial" w:cs="Arial" w:eastAsia="Arial" w:hAnsi="Arial"/>
-                <w:color w:val="1B1C24"/>
-                <w:sz w:val="20"/>
-                <w:szCs w:val="20"/>
-              </w:rPr>
-              <w:t xml:space="preserve">Hablar de tu grupo, tu bias y los conciertos</w:t>
-            </w:r>
-          </w:p>
-        </w:tc>
-      </w:tr>
-      <w:tr>
-        <w:trPr>
-          <w:cantSplit/>
-        </w:trPr>
-        <w:tc>
-          <w:tcPr>
-            <w:tcW w:type="dxa" w:w="500"/>
-            <w:tcMar>
-              <w:top w:type="dxa" w:w="70"/>
-              <w:left w:type="dxa" w:w="100"/>
-              <w:bottom w:type="dxa" w:w="70"/>
-              <w:right w:type="dxa" w:w="100"/>
-            </w:tcMar>
-            <w:vAlign w:val="center"/>
-          </w:tcPr>
-          <w:p>
-            <w:pPr>
-              <w:spacing w:after="0" w:line="264"/>
-            </w:pPr>
-            <w:r>
-              <w:rPr>
-                <w:rFonts w:ascii="Arial" w:cs="Arial" w:eastAsia="Arial" w:hAnsi="Arial"/>
-                <w:color w:val="1B1C24"/>
-                <w:sz w:val="20"/>
-                <w:szCs w:val="20"/>
-              </w:rPr>
-              <w:t xml:space="preserve">3</w:t>
-            </w:r>
-          </w:p>
-        </w:tc>
-        <w:tc>
-          <w:tcPr>
-            <w:tcW w:type="dxa" w:w="3200"/>
-            <w:tcMar>
-              <w:top w:type="dxa" w:w="70"/>
-              <w:left w:type="dxa" w:w="100"/>
-              <w:bottom w:type="dxa" w:w="70"/>
-              <w:right w:type="dxa" w:w="100"/>
-            </w:tcMar>
-            <w:vAlign w:val="center"/>
-          </w:tcPr>
-          <w:p>
-            <w:pPr>
-              <w:spacing w:after="0" w:line="264"/>
-            </w:pPr>
-            <w:r>
-              <w:rPr>
-                <w:rFonts w:ascii="Arial" w:cs="Arial" w:eastAsia="Arial" w:hAnsi="Arial"/>
-                <w:b/>
-                <w:bCs/>
-                <w:color w:val="1B1C24"/>
-                <w:sz w:val="20"/>
-                <w:szCs w:val="20"/>
-              </w:rPr>
-              <w:t xml:space="preserve">Viajes: Jeju y Seúl</w:t>
-            </w:r>
-          </w:p>
-        </w:tc>
-        <w:tc>
-          <w:tcPr>
-            <w:tcW w:type="dxa" w:w="5660"/>
-            <w:tcMar>
-              <w:top w:type="dxa" w:w="70"/>
-              <w:left w:type="dxa" w:w="100"/>
-              <w:bottom w:type="dxa" w:w="70"/>
-              <w:right w:type="dxa" w:w="100"/>
-            </w:tcMar>
-            <w:vAlign w:val="center"/>
-          </w:tcPr>
-          <w:p>
-            <w:pPr>
-              <w:spacing w:after="0" w:line="264"/>
-            </w:pPr>
-            <w:r>
-              <w:rPr>
-                <w:rFonts w:ascii="Arial" w:cs="Arial" w:eastAsia="Arial" w:hAnsi="Arial"/>
-                <w:color w:val="1B1C24"/>
-                <w:sz w:val="20"/>
-                <w:szCs w:val="20"/>
-              </w:rPr>
-              <w:t xml:space="preserve">Planear y contar viajes por Corea</w:t>
-            </w:r>
-          </w:p>
-        </w:tc>
-      </w:tr>
-      <w:tr>
-        <w:trPr>
-          <w:cantSplit/>
-        </w:trPr>
-        <w:tc>
-          <w:tcPr>
-            <w:tcW w:type="dxa" w:w="500"/>
-            <w:shd w:fill="F7F8FA" w:val="clear"/>
-            <w:tcMar>
-              <w:top w:type="dxa" w:w="70"/>
-              <w:left w:type="dxa" w:w="100"/>
-              <w:bottom w:type="dxa" w:w="70"/>
-              <w:right w:type="dxa" w:w="100"/>
-            </w:tcMar>
-            <w:vAlign w:val="center"/>
-          </w:tcPr>
-          <w:p>
-            <w:pPr>
-              <w:spacing w:after="0" w:line="264"/>
-            </w:pPr>
-            <w:r>
-              <w:rPr>
-                <w:rFonts w:ascii="Arial" w:cs="Arial" w:eastAsia="Arial" w:hAnsi="Arial"/>
-                <w:color w:val="1B1C24"/>
-                <w:sz w:val="20"/>
-                <w:szCs w:val="20"/>
-              </w:rPr>
-              <w:t xml:space="preserve">4</w:t>
-            </w:r>
-          </w:p>
-        </w:tc>
-        <w:tc>
-          <w:tcPr>
-            <w:tcW w:type="dxa" w:w="3200"/>
-            <w:shd w:fill="F7F8FA" w:val="clear"/>
-            <w:tcMar>
-              <w:top w:type="dxa" w:w="70"/>
-              <w:left w:type="dxa" w:w="100"/>
-              <w:bottom w:type="dxa" w:w="70"/>
-              <w:right w:type="dxa" w:w="100"/>
-            </w:tcMar>
-            <w:vAlign w:val="center"/>
-          </w:tcPr>
-          <w:p>
-            <w:pPr>
-              <w:spacing w:after="0" w:line="264"/>
-            </w:pPr>
-            <w:r>
-              <w:rPr>
-                <w:rFonts w:ascii="Arial" w:cs="Arial" w:eastAsia="Arial" w:hAnsi="Arial"/>
-                <w:b/>
-                <w:bCs/>
-                <w:color w:val="1B1C24"/>
-                <w:sz w:val="20"/>
-                <w:szCs w:val="20"/>
-              </w:rPr>
-              <w:t xml:space="preserve">Cultura gastronómica</w:t>
-            </w:r>
-          </w:p>
-        </w:tc>
-        <w:tc>
-          <w:tcPr>
-            <w:tcW w:type="dxa" w:w="5660"/>
-            <w:shd w:fill="F7F8FA" w:val="clear"/>
-            <w:tcMar>
-              <w:top w:type="dxa" w:w="70"/>
-              <w:left w:type="dxa" w:w="100"/>
-              <w:bottom w:type="dxa" w:w="70"/>
-              <w:right w:type="dxa" w:w="100"/>
-            </w:tcMar>
-            <w:vAlign w:val="center"/>
-          </w:tcPr>
-          <w:p>
-            <w:pPr>
-              <w:spacing w:after="0" w:line="264"/>
-            </w:pPr>
-            <w:r>
-              <w:rPr>
-                <w:rFonts w:ascii="Arial" w:cs="Arial" w:eastAsia="Arial" w:hAnsi="Arial"/>
-                <w:color w:val="1B1C24"/>
-                <w:sz w:val="20"/>
-                <w:szCs w:val="20"/>
-              </w:rPr>
-              <w:t xml:space="preserve">Pedir, recomendar y describir sabores</w:t>
-            </w:r>
-          </w:p>
-        </w:tc>
-      </w:tr>
-      <w:tr>
-        <w:trPr>
-          <w:cantSplit/>
-        </w:trPr>
-        <w:tc>
-          <w:tcPr>
-            <w:tcW w:type="dxa" w:w="500"/>
-            <w:tcMar>
-              <w:top w:type="dxa" w:w="70"/>
-              <w:left w:type="dxa" w:w="100"/>
-              <w:bottom w:type="dxa" w:w="70"/>
-              <w:right w:type="dxa" w:w="100"/>
-            </w:tcMar>
-            <w:vAlign w:val="center"/>
-          </w:tcPr>
-          <w:p>
-            <w:pPr>
-              <w:spacing w:after="0" w:line="264"/>
-            </w:pPr>
-            <w:r>
-              <w:rPr>
-                <w:rFonts w:ascii="Arial" w:cs="Arial" w:eastAsia="Arial" w:hAnsi="Arial"/>
-                <w:color w:val="1B1C24"/>
-                <w:sz w:val="20"/>
-                <w:szCs w:val="20"/>
-              </w:rPr>
-              <w:t xml:space="preserve">5</w:t>
-            </w:r>
-          </w:p>
-        </w:tc>
-        <w:tc>
-          <w:tcPr>
-            <w:tcW w:type="dxa" w:w="3200"/>
-            <w:tcMar>
-              <w:top w:type="dxa" w:w="70"/>
-              <w:left w:type="dxa" w:w="100"/>
-              <w:bottom w:type="dxa" w:w="70"/>
-              <w:right w:type="dxa" w:w="100"/>
-            </w:tcMar>
-            <w:vAlign w:val="center"/>
-          </w:tcPr>
-          <w:p>
-            <w:pPr>
-              <w:spacing w:after="0" w:line="264"/>
-            </w:pPr>
-            <w:r>
-              <w:rPr>
-                <w:rFonts w:ascii="Arial" w:cs="Arial" w:eastAsia="Arial" w:hAnsi="Arial"/>
-                <w:b/>
-                <w:bCs/>
-                <w:color w:val="1B1C24"/>
-                <w:sz w:val="20"/>
-                <w:szCs w:val="20"/>
-              </w:rPr>
-              <w:t xml:space="preserve">Lab de conversación 1</w:t>
-            </w:r>
-          </w:p>
-        </w:tc>
-        <w:tc>
-          <w:tcPr>
-            <w:tcW w:type="dxa" w:w="5660"/>
-            <w:tcMar>
-              <w:top w:type="dxa" w:w="70"/>
-              <w:left w:type="dxa" w:w="100"/>
-              <w:bottom w:type="dxa" w:w="70"/>
-              <w:right w:type="dxa" w:w="100"/>
-            </w:tcMar>
-            <w:vAlign w:val="center"/>
-          </w:tcPr>
-          <w:p>
-            <w:pPr>
-              <w:spacing w:after="0" w:line="264"/>
-            </w:pPr>
-            <w:r>
-              <w:rPr>
-                <w:rFonts w:ascii="Arial" w:cs="Arial" w:eastAsia="Arial" w:hAnsi="Arial"/>
-                <w:color w:val="1B1C24"/>
-                <w:sz w:val="20"/>
-                <w:szCs w:val="20"/>
-              </w:rPr>
-              <w:t xml:space="preserve">Práctica oral pura en grupos pequeños (módulos 1–3)</w:t>
-            </w:r>
-          </w:p>
-        </w:tc>
-      </w:tr>
-      <w:tr>
-        <w:trPr>
-          <w:cantSplit/>
-        </w:trPr>
-        <w:tc>
-          <w:tcPr>
-            <w:tcW w:type="dxa" w:w="500"/>
-            <w:shd w:fill="F7F8FA" w:val="clear"/>
-            <w:tcMar>
-              <w:top w:type="dxa" w:w="70"/>
-              <w:left w:type="dxa" w:w="100"/>
-              <w:bottom w:type="dxa" w:w="70"/>
-              <w:right w:type="dxa" w:w="100"/>
-            </w:tcMar>
-            <w:vAlign w:val="center"/>
-          </w:tcPr>
-          <w:p>
-            <w:pPr>
-              <w:spacing w:after="0" w:line="264"/>
-            </w:pPr>
-            <w:r>
-              <w:rPr>
-                <w:rFonts w:ascii="Arial" w:cs="Arial" w:eastAsia="Arial" w:hAnsi="Arial"/>
-                <w:color w:val="1B1C24"/>
-                <w:sz w:val="20"/>
-                <w:szCs w:val="20"/>
-              </w:rPr>
-              <w:t xml:space="preserve">6</w:t>
-            </w:r>
-          </w:p>
-        </w:tc>
-        <w:tc>
-          <w:tcPr>
-            <w:tcW w:type="dxa" w:w="3200"/>
-            <w:shd w:fill="F7F8FA" w:val="clear"/>
-            <w:tcMar>
-              <w:top w:type="dxa" w:w="70"/>
-              <w:left w:type="dxa" w:w="100"/>
-              <w:bottom w:type="dxa" w:w="70"/>
-              <w:right w:type="dxa" w:w="100"/>
-            </w:tcMar>
-            <w:vAlign w:val="center"/>
-          </w:tcPr>
-          <w:p>
-            <w:pPr>
-              <w:spacing w:after="0" w:line="264"/>
-            </w:pPr>
-            <w:r>
-              <w:rPr>
-                <w:rFonts w:ascii="Arial" w:cs="Arial" w:eastAsia="Arial" w:hAnsi="Arial"/>
-                <w:b/>
-                <w:bCs/>
-                <w:color w:val="1B1C24"/>
-                <w:sz w:val="20"/>
-                <w:szCs w:val="20"/>
-              </w:rPr>
-              <w:t xml:space="preserve">Hanbok y estética</w:t>
-            </w:r>
-          </w:p>
-        </w:tc>
-        <w:tc>
-          <w:tcPr>
-            <w:tcW w:type="dxa" w:w="5660"/>
-            <w:shd w:fill="F7F8FA" w:val="clear"/>
-            <w:tcMar>
-              <w:top w:type="dxa" w:w="70"/>
-              <w:left w:type="dxa" w:w="100"/>
-              <w:bottom w:type="dxa" w:w="70"/>
-              <w:right w:type="dxa" w:w="100"/>
-            </w:tcMar>
-            <w:vAlign w:val="center"/>
-          </w:tcPr>
-          <w:p>
-            <w:pPr>
-              <w:spacing w:after="0" w:line="264"/>
-            </w:pPr>
-            <w:r>
-              <w:rPr>
-                <w:rFonts w:ascii="Arial" w:cs="Arial" w:eastAsia="Arial" w:hAnsi="Arial"/>
-                <w:color w:val="1B1C24"/>
-                <w:sz w:val="20"/>
-                <w:szCs w:val="20"/>
-              </w:rPr>
-              <w:t xml:space="preserve">Describir y opinar</w:t>
-            </w:r>
-          </w:p>
-        </w:tc>
-      </w:tr>
-      <w:tr>
-        <w:trPr>
-          <w:cantSplit/>
-        </w:trPr>
-        <w:tc>
-          <w:tcPr>
-            <w:tcW w:type="dxa" w:w="500"/>
-            <w:tcMar>
-              <w:top w:type="dxa" w:w="70"/>
-              <w:left w:type="dxa" w:w="100"/>
-              <w:bottom w:type="dxa" w:w="70"/>
-              <w:right w:type="dxa" w:w="100"/>
-            </w:tcMar>
-            <w:vAlign w:val="center"/>
-          </w:tcPr>
-          <w:p>
-            <w:pPr>
-              <w:spacing w:after="0" w:line="264"/>
-            </w:pPr>
-            <w:r>
-              <w:rPr>
-                <w:rFonts w:ascii="Arial" w:cs="Arial" w:eastAsia="Arial" w:hAnsi="Arial"/>
-                <w:color w:val="1B1C24"/>
-                <w:sz w:val="20"/>
-                <w:szCs w:val="20"/>
-              </w:rPr>
-              <w:t xml:space="preserve">7</w:t>
-            </w:r>
-          </w:p>
-        </w:tc>
-        <w:tc>
-          <w:tcPr>
-            <w:tcW w:type="dxa" w:w="3200"/>
-            <w:tcMar>
-              <w:top w:type="dxa" w:w="70"/>
-              <w:left w:type="dxa" w:w="100"/>
-              <w:bottom w:type="dxa" w:w="70"/>
-              <w:right w:type="dxa" w:w="100"/>
-            </w:tcMar>
-            <w:vAlign w:val="center"/>
-          </w:tcPr>
-          <w:p>
-            <w:pPr>
-              <w:spacing w:after="0" w:line="264"/>
-            </w:pPr>
-            <w:r>
-              <w:rPr>
-                <w:rFonts w:ascii="Arial" w:cs="Arial" w:eastAsia="Arial" w:hAnsi="Arial"/>
-                <w:b/>
-                <w:bCs/>
-                <w:color w:val="1B1C24"/>
-                <w:sz w:val="20"/>
-                <w:szCs w:val="20"/>
-              </w:rPr>
-              <w:t xml:space="preserve">PC방 y e-sports</w:t>
-            </w:r>
-          </w:p>
-        </w:tc>
-        <w:tc>
-          <w:tcPr>
-            <w:tcW w:type="dxa" w:w="5660"/>
-            <w:tcMar>
-              <w:top w:type="dxa" w:w="70"/>
-              <w:left w:type="dxa" w:w="100"/>
-              <w:bottom w:type="dxa" w:w="70"/>
-              <w:right w:type="dxa" w:w="100"/>
-            </w:tcMar>
-            <w:vAlign w:val="center"/>
-          </w:tcPr>
-          <w:p>
-            <w:pPr>
-              <w:spacing w:after="0" w:line="264"/>
-            </w:pPr>
-            <w:r>
-              <w:rPr>
-                <w:rFonts w:ascii="Arial" w:cs="Arial" w:eastAsia="Arial" w:hAnsi="Arial"/>
-                <w:color w:val="1B1C24"/>
-                <w:sz w:val="20"/>
-                <w:szCs w:val="20"/>
-              </w:rPr>
-              <w:t xml:space="preserve">La Corea gamer</w:t>
-            </w:r>
-          </w:p>
-        </w:tc>
-      </w:tr>
-      <w:tr>
-        <w:trPr>
-          <w:cantSplit/>
-        </w:trPr>
-        <w:tc>
-          <w:tcPr>
-            <w:tcW w:type="dxa" w:w="500"/>
-            <w:shd w:fill="F7F8FA" w:val="clear"/>
-            <w:tcMar>
-              <w:top w:type="dxa" w:w="70"/>
-              <w:left w:type="dxa" w:w="100"/>
-              <w:bottom w:type="dxa" w:w="70"/>
-              <w:right w:type="dxa" w:w="100"/>
-            </w:tcMar>
-            <w:vAlign w:val="center"/>
-          </w:tcPr>
-          <w:p>
-            <w:pPr>
-              <w:spacing w:after="0" w:line="264"/>
-            </w:pPr>
-            <w:r>
-              <w:rPr>
-                <w:rFonts w:ascii="Arial" w:cs="Arial" w:eastAsia="Arial" w:hAnsi="Arial"/>
-                <w:color w:val="1B1C24"/>
-                <w:sz w:val="20"/>
-                <w:szCs w:val="20"/>
-              </w:rPr>
-              <w:t xml:space="preserve">8</w:t>
-            </w:r>
-          </w:p>
-        </w:tc>
-        <w:tc>
-          <w:tcPr>
-            <w:tcW w:type="dxa" w:w="3200"/>
-            <w:shd w:fill="F7F8FA" w:val="clear"/>
-            <w:tcMar>
-              <w:top w:type="dxa" w:w="70"/>
-              <w:left w:type="dxa" w:w="100"/>
-              <w:bottom w:type="dxa" w:w="70"/>
-              <w:right w:type="dxa" w:w="100"/>
-            </w:tcMar>
-            <w:vAlign w:val="center"/>
-          </w:tcPr>
-          <w:p>
-            <w:pPr>
-              <w:spacing w:after="0" w:line="264"/>
-            </w:pPr>
-            <w:r>
-              <w:rPr>
-                <w:rFonts w:ascii="Arial" w:cs="Arial" w:eastAsia="Arial" w:hAnsi="Arial"/>
-                <w:b/>
-                <w:bCs/>
-                <w:color w:val="1B1C24"/>
-                <w:sz w:val="20"/>
-                <w:szCs w:val="20"/>
-              </w:rPr>
-              <w:t xml:space="preserve">Lab 2 + evaluación oral</w:t>
-            </w:r>
-          </w:p>
-        </w:tc>
-        <w:tc>
-          <w:tcPr>
-            <w:tcW w:type="dxa" w:w="5660"/>
-            <w:shd w:fill="F7F8FA" w:val="clear"/>
-            <w:tcMar>
-              <w:top w:type="dxa" w:w="70"/>
-              <w:left w:type="dxa" w:w="100"/>
-              <w:bottom w:type="dxa" w:w="70"/>
-              <w:right w:type="dxa" w:w="100"/>
-            </w:tcMar>
-            <w:vAlign w:val="center"/>
-          </w:tcPr>
-          <w:p>
-            <w:pPr>
-              <w:spacing w:after="0" w:line="264"/>
-            </w:pPr>
-            <w:r>
-              <w:rPr>
-                <w:rFonts w:ascii="Arial" w:cs="Arial" w:eastAsia="Arial" w:hAnsi="Arial"/>
-                <w:color w:val="1B1C24"/>
-                <w:sz w:val="20"/>
-                <w:szCs w:val="20"/>
-              </w:rPr>
-              <w:t xml:space="preserve">Evaluación de etapa · certificado A2.1 · invitación a A2.2 (enero)</w:t>
-            </w:r>
-          </w:p>
-        </w:tc>
-      </w:tr>
-    </w:tbl>
-    <w:p>
-      <w:pPr>
-        <w:spacing w:after="200" w:before="80"/>
-      </w:pPr>
-      <w:r>
-        <w:rPr>
-          <w:rFonts w:ascii="Arial" w:cs="Arial" w:eastAsia="Arial" w:hAnsi="Arial"/>
-          <w:color w:val="5C5F6B"/>
-          <w:sz w:val="19"/>
-          <w:szCs w:val="19"/>
-        </w:rPr>
-        <w:t xml:space="preserve">Programa completo con fechas: </w:t>
-      </w:r>
-      <w:r>
-        <w:rPr>
-          <w:rFonts w:ascii="Arial" w:cs="Arial" w:eastAsia="Arial" w:hAnsi="Arial"/>
-          <w:color w:val="4236F6"/>
-          <w:sz w:val="19"/>
-          <w:szCs w:val="19"/>
-        </w:rPr>
-        <w:t xml:space="preserve">academiaseul.com/programas/Programa_ConversacionalA21_Octubre_2026.pdf</w:t>
-      </w:r>
-    </w:p>
-    <w:p>
-      <w:pPr>
-        <w:keepNext/>
-        <w:spacing w:after="110" w:before="220"/>
-      </w:pPr>
-      <w:r>
-        <w:rPr>
-          <w:rFonts w:ascii="Arial" w:cs="Arial" w:eastAsia="Arial" w:hAnsi="Arial"/>
-          <w:b/>
-          <w:bCs/>
-          <w:color w:val="4236F6"/>
-          <w:sz w:val="23"/>
-          <w:szCs w:val="23"/>
-        </w:rPr>
-        <w:t xml:space="preserve">🎯 Preparación TOPIK II · B1+ · para rendir el examen oficial 한국어능력시험</w:t>
-      </w:r>
-    </w:p>
-    <w:p>
-      <w:pPr>
-        <w:spacing w:after="90"/>
-      </w:pPr>
-      <w:r>
-        <w:rPr>
-          <w:rFonts w:ascii="Arial" w:cs="Arial" w:eastAsia="Arial" w:hAnsi="Arial"/>
-          <w:color w:val="1B1C24"/>
-          <w:sz w:val="20"/>
-          <w:szCs w:val="20"/>
-        </w:rPr>
-        <w:t xml:space="preserve">Grupo chico (máx. 8) enfocado 100% en el examen: estrategia por sección, corrección personalizada de escritura (쓰기) y simulacros cronometrados. Ideal si apuntas al TOPIK de abril 2027.</w:t>
-      </w:r>
-    </w:p>
-    <w:p>
-      <w:pPr>
-        <w:spacing w:after="90"/>
-      </w:pPr>
-      <w:r>
-        <w:rPr>
-          <w:rFonts w:ascii="Arial" w:cs="Arial" w:eastAsia="Arial" w:hAnsi="Arial"/>
-          <w:b/>
-          <w:bCs/>
-          <w:color w:val="1B1C24"/>
-          <w:sz w:val="20"/>
-          <w:szCs w:val="20"/>
-        </w:rPr>
-        <w:t xml:space="preserve">Material: </w:t>
-      </w:r>
-      <w:r>
-        <w:rPr>
-          <w:rFonts w:ascii="Arial" w:cs="Arial" w:eastAsia="Arial" w:hAnsi="Arial"/>
-          <w:color w:val="1B1C24"/>
-          <w:sz w:val="20"/>
-          <w:szCs w:val="20"/>
-        </w:rPr>
-        <w:t xml:space="preserve">Exámenes TOPIK oficiales + material de estrategia propio</w:t>
-      </w:r>
-      <w:r>
-        <w:rPr>
-          <w:rFonts w:ascii="Arial" w:cs="Arial" w:eastAsia="Arial" w:hAnsi="Arial"/>
-          <w:b/>
-          <w:bCs/>
-          <w:color w:val="1B1C24"/>
-          <w:sz w:val="20"/>
-          <w:szCs w:val="20"/>
-        </w:rPr>
-        <w:t xml:space="preserve">   ·   Horario: </w:t>
-      </w:r>
-      <w:r>
-        <w:rPr>
-          <w:rFonts w:ascii="Arial" w:cs="Arial" w:eastAsia="Arial" w:hAnsi="Arial"/>
-          <w:color w:val="1B1C24"/>
-          <w:sz w:val="20"/>
-          <w:szCs w:val="20"/>
-        </w:rPr>
-        <w:t xml:space="preserve">Jueves 21:00 · Jay (김재희)</w:t>
-      </w:r>
-    </w:p>
-    <w:tbl>
-      <w:tblPr>
-        <w:tblW w:type="dxa" w:w="9360"/>
-        <w:tblBorders>
-          <w:top w:val="single" w:color="CCCCCC" w:sz="4"/>
-          <w:left w:val="single" w:color="CCCCCC" w:sz="4"/>
-          <w:bottom w:val="single" w:color="CCCCCC" w:sz="4"/>
-          <w:right w:val="single" w:color="CCCCCC" w:sz="4"/>
-          <w:insideH w:val="single" w:color="CCCCCC" w:sz="4"/>
-          <w:insideV w:val="single" w:color="CCCCCC" w:sz="4"/>
-        </w:tblBorders>
-      </w:tblPr>
-      <w:tblGrid>
-        <w:gridCol w:w="500"/>
-        <w:gridCol w:w="3200"/>
-        <w:gridCol w:w="5660"/>
-      </w:tblGrid>
-      <w:tr>
-        <w:trPr>
-          <w:tblHeader/>
-        </w:trPr>
-        <w:tc>
-          <w:tcPr>
-            <w:tcW w:type="dxa" w:w="500"/>
-            <w:shd w:fill="003478" w:val="clear"/>
-            <w:tcMar>
-              <w:top w:type="dxa" w:w="70"/>
-              <w:left w:type="dxa" w:w="100"/>
-              <w:bottom w:type="dxa" w:w="70"/>
-              <w:right w:type="dxa" w:w="100"/>
-            </w:tcMar>
-            <w:vAlign w:val="center"/>
-          </w:tcPr>
-          <w:p>
-            <w:pPr>
-              <w:spacing w:after="0" w:line="264"/>
-            </w:pPr>
-            <w:r>
-              <w:rPr>
-                <w:rFonts w:ascii="Arial" w:cs="Arial" w:eastAsia="Arial" w:hAnsi="Arial"/>
-                <w:b/>
-                <w:bCs/>
-                <w:color w:val="FFFFFF"/>
-                <w:sz w:val="19"/>
-                <w:szCs w:val="19"/>
-              </w:rPr>
-              <w:t xml:space="preserve">#</w:t>
-            </w:r>
-          </w:p>
-        </w:tc>
-        <w:tc>
-          <w:tcPr>
-            <w:tcW w:type="dxa" w:w="3200"/>
-            <w:shd w:fill="003478" w:val="clear"/>
-            <w:tcMar>
-              <w:top w:type="dxa" w:w="70"/>
-              <w:left w:type="dxa" w:w="100"/>
-              <w:bottom w:type="dxa" w:w="70"/>
-              <w:right w:type="dxa" w:w="100"/>
-            </w:tcMar>
-            <w:vAlign w:val="center"/>
-          </w:tcPr>
-          <w:p>
-            <w:pPr>
-              <w:spacing w:after="0" w:line="264"/>
-            </w:pPr>
-            <w:r>
-              <w:rPr>
-                <w:rFonts w:ascii="Arial" w:cs="Arial" w:eastAsia="Arial" w:hAnsi="Arial"/>
-                <w:b/>
-                <w:bCs/>
-                <w:color w:val="FFFFFF"/>
-                <w:sz w:val="19"/>
-                <w:szCs w:val="19"/>
-              </w:rPr>
-              <w:t xml:space="preserve">Clase</w:t>
-            </w:r>
-          </w:p>
-        </w:tc>
-        <w:tc>
-          <w:tcPr>
-            <w:tcW w:type="dxa" w:w="5660"/>
-            <w:shd w:fill="003478" w:val="clear"/>
-            <w:tcMar>
-              <w:top w:type="dxa" w:w="70"/>
-              <w:left w:type="dxa" w:w="100"/>
-              <w:bottom w:type="dxa" w:w="70"/>
-              <w:right w:type="dxa" w:w="100"/>
-            </w:tcMar>
-            <w:vAlign w:val="center"/>
-          </w:tcPr>
-          <w:p>
-            <w:pPr>
-              <w:spacing w:after="0" w:line="264"/>
-            </w:pPr>
-            <w:r>
-              <w:rPr>
-                <w:rFonts w:ascii="Arial" w:cs="Arial" w:eastAsia="Arial" w:hAnsi="Arial"/>
-                <w:b/>
-                <w:bCs/>
-                <w:color w:val="FFFFFF"/>
-                <w:sz w:val="19"/>
-                <w:szCs w:val="19"/>
-              </w:rPr>
-              <w:t xml:space="preserve">Foco</w:t>
-            </w:r>
-          </w:p>
-        </w:tc>
-      </w:tr>
-      <w:tr>
-        <w:trPr>
-          <w:cantSplit/>
-        </w:trPr>
-        <w:tc>
-          <w:tcPr>
-            <w:tcW w:type="dxa" w:w="500"/>
-            <w:tcMar>
-              <w:top w:type="dxa" w:w="70"/>
-              <w:left w:type="dxa" w:w="100"/>
-              <w:bottom w:type="dxa" w:w="70"/>
-              <w:right w:type="dxa" w:w="100"/>
-            </w:tcMar>
-            <w:vAlign w:val="center"/>
-          </w:tcPr>
-          <w:p>
-            <w:pPr>
-              <w:spacing w:after="0" w:line="264"/>
-            </w:pPr>
-            <w:r>
-              <w:rPr>
-                <w:rFonts w:ascii="Arial" w:cs="Arial" w:eastAsia="Arial" w:hAnsi="Arial"/>
-                <w:color w:val="1B1C24"/>
-                <w:sz w:val="20"/>
-                <w:szCs w:val="20"/>
-              </w:rPr>
-              <w:t xml:space="preserve">1</w:t>
-            </w:r>
-          </w:p>
-        </w:tc>
-        <w:tc>
-          <w:tcPr>
-            <w:tcW w:type="dxa" w:w="3200"/>
-            <w:tcMar>
-              <w:top w:type="dxa" w:w="70"/>
-              <w:left w:type="dxa" w:w="100"/>
-              <w:bottom w:type="dxa" w:w="70"/>
-              <w:right w:type="dxa" w:w="100"/>
-            </w:tcMar>
-            <w:vAlign w:val="center"/>
-          </w:tcPr>
-          <w:p>
-            <w:pPr>
-              <w:spacing w:after="0" w:line="264"/>
-            </w:pPr>
-            <w:r>
-              <w:rPr>
-                <w:rFonts w:ascii="Arial" w:cs="Arial" w:eastAsia="Arial" w:hAnsi="Arial"/>
-                <w:b/>
-                <w:bCs/>
-                <w:color w:val="1B1C24"/>
-                <w:sz w:val="20"/>
-                <w:szCs w:val="20"/>
-              </w:rPr>
-              <w:t xml:space="preserve">Diagnóstico + radiografía del TOPIK II</w:t>
-            </w:r>
-          </w:p>
-        </w:tc>
-        <w:tc>
-          <w:tcPr>
-            <w:tcW w:type="dxa" w:w="5660"/>
-            <w:tcMar>
-              <w:top w:type="dxa" w:w="70"/>
-              <w:left w:type="dxa" w:w="100"/>
-              <w:bottom w:type="dxa" w:w="70"/>
-              <w:right w:type="dxa" w:w="100"/>
-            </w:tcMar>
-            <w:vAlign w:val="center"/>
-          </w:tcPr>
-          <w:p>
-            <w:pPr>
-              <w:spacing w:after="0" w:line="264"/>
-            </w:pPr>
-            <w:r>
-              <w:rPr>
-                <w:rFonts w:ascii="Arial" w:cs="Arial" w:eastAsia="Arial" w:hAnsi="Arial"/>
-                <w:color w:val="1B1C24"/>
-                <w:sz w:val="20"/>
-                <w:szCs w:val="20"/>
-              </w:rPr>
-              <w:t xml:space="preserve">Simulacro diagnóstico · cómo se puntúa · tu nivel de partida</w:t>
-            </w:r>
-          </w:p>
-        </w:tc>
-      </w:tr>
-      <w:tr>
-        <w:trPr>
-          <w:cantSplit/>
-        </w:trPr>
-        <w:tc>
-          <w:tcPr>
-            <w:tcW w:type="dxa" w:w="500"/>
-            <w:shd w:fill="F7F8FA" w:val="clear"/>
-            <w:tcMar>
-              <w:top w:type="dxa" w:w="70"/>
-              <w:left w:type="dxa" w:w="100"/>
-              <w:bottom w:type="dxa" w:w="70"/>
-              <w:right w:type="dxa" w:w="100"/>
-            </w:tcMar>
-            <w:vAlign w:val="center"/>
-          </w:tcPr>
-          <w:p>
-            <w:pPr>
-              <w:spacing w:after="0" w:line="264"/>
-            </w:pPr>
-            <w:r>
-              <w:rPr>
-                <w:rFonts w:ascii="Arial" w:cs="Arial" w:eastAsia="Arial" w:hAnsi="Arial"/>
-                <w:color w:val="1B1C24"/>
-                <w:sz w:val="20"/>
-                <w:szCs w:val="20"/>
-              </w:rPr>
-              <w:t xml:space="preserve">2</w:t>
-            </w:r>
-          </w:p>
-        </w:tc>
-        <w:tc>
-          <w:tcPr>
-            <w:tcW w:type="dxa" w:w="3200"/>
-            <w:shd w:fill="F7F8FA" w:val="clear"/>
-            <w:tcMar>
-              <w:top w:type="dxa" w:w="70"/>
-              <w:left w:type="dxa" w:w="100"/>
-              <w:bottom w:type="dxa" w:w="70"/>
-              <w:right w:type="dxa" w:w="100"/>
-            </w:tcMar>
-            <w:vAlign w:val="center"/>
-          </w:tcPr>
-          <w:p>
-            <w:pPr>
-              <w:spacing w:after="0" w:line="264"/>
-            </w:pPr>
-            <w:r>
-              <w:rPr>
-                <w:rFonts w:ascii="Arial" w:cs="Arial" w:eastAsia="Arial" w:hAnsi="Arial"/>
-                <w:b/>
-                <w:bCs/>
-                <w:color w:val="1B1C24"/>
-                <w:sz w:val="20"/>
-                <w:szCs w:val="20"/>
-              </w:rPr>
-              <w:t xml:space="preserve">읽기 I · Lectura</w:t>
-            </w:r>
-          </w:p>
-        </w:tc>
-        <w:tc>
-          <w:tcPr>
-            <w:tcW w:type="dxa" w:w="5660"/>
-            <w:shd w:fill="F7F8FA" w:val="clear"/>
-            <w:tcMar>
-              <w:top w:type="dxa" w:w="70"/>
-              <w:left w:type="dxa" w:w="100"/>
-              <w:bottom w:type="dxa" w:w="70"/>
-              <w:right w:type="dxa" w:w="100"/>
-            </w:tcMar>
-            <w:vAlign w:val="center"/>
-          </w:tcPr>
-          <w:p>
-            <w:pPr>
-              <w:spacing w:after="0" w:line="264"/>
-            </w:pPr>
-            <w:r>
-              <w:rPr>
-                <w:rFonts w:ascii="Arial" w:cs="Arial" w:eastAsia="Arial" w:hAnsi="Arial"/>
-                <w:color w:val="1B1C24"/>
-                <w:sz w:val="20"/>
-                <w:szCs w:val="20"/>
-              </w:rPr>
-              <w:t xml:space="preserve">Preguntas 1–20: tipos, trampas y manejo del tiempo</w:t>
-            </w:r>
-          </w:p>
-        </w:tc>
-      </w:tr>
-      <w:tr>
-        <w:trPr>
-          <w:cantSplit/>
-        </w:trPr>
-        <w:tc>
-          <w:tcPr>
-            <w:tcW w:type="dxa" w:w="500"/>
-            <w:tcMar>
-              <w:top w:type="dxa" w:w="70"/>
-              <w:left w:type="dxa" w:w="100"/>
-              <w:bottom w:type="dxa" w:w="70"/>
-              <w:right w:type="dxa" w:w="100"/>
-            </w:tcMar>
-            <w:vAlign w:val="center"/>
-          </w:tcPr>
-          <w:p>
-            <w:pPr>
-              <w:spacing w:after="0" w:line="264"/>
-            </w:pPr>
-            <w:r>
-              <w:rPr>
-                <w:rFonts w:ascii="Arial" w:cs="Arial" w:eastAsia="Arial" w:hAnsi="Arial"/>
-                <w:color w:val="1B1C24"/>
-                <w:sz w:val="20"/>
-                <w:szCs w:val="20"/>
-              </w:rPr>
-              <w:t xml:space="preserve">3</w:t>
-            </w:r>
-          </w:p>
-        </w:tc>
-        <w:tc>
-          <w:tcPr>
-            <w:tcW w:type="dxa" w:w="3200"/>
-            <w:tcMar>
-              <w:top w:type="dxa" w:w="70"/>
-              <w:left w:type="dxa" w:w="100"/>
-              <w:bottom w:type="dxa" w:w="70"/>
-              <w:right w:type="dxa" w:w="100"/>
-            </w:tcMar>
-            <w:vAlign w:val="center"/>
-          </w:tcPr>
-          <w:p>
-            <w:pPr>
-              <w:spacing w:after="0" w:line="264"/>
-            </w:pPr>
-            <w:r>
-              <w:rPr>
-                <w:rFonts w:ascii="Arial" w:cs="Arial" w:eastAsia="Arial" w:hAnsi="Arial"/>
-                <w:b/>
-                <w:bCs/>
-                <w:color w:val="1B1C24"/>
-                <w:sz w:val="20"/>
-                <w:szCs w:val="20"/>
-              </w:rPr>
-              <w:t xml:space="preserve">듣기 I · Escucha</w:t>
-            </w:r>
-          </w:p>
-        </w:tc>
-        <w:tc>
-          <w:tcPr>
-            <w:tcW w:type="dxa" w:w="5660"/>
-            <w:tcMar>
-              <w:top w:type="dxa" w:w="70"/>
-              <w:left w:type="dxa" w:w="100"/>
-              <w:bottom w:type="dxa" w:w="70"/>
-              <w:right w:type="dxa" w:w="100"/>
-            </w:tcMar>
-            <w:vAlign w:val="center"/>
-          </w:tcPr>
-          <w:p>
-            <w:pPr>
-              <w:spacing w:after="0" w:line="264"/>
-            </w:pPr>
-            <w:r>
-              <w:rPr>
-                <w:rFonts w:ascii="Arial" w:cs="Arial" w:eastAsia="Arial" w:hAnsi="Arial"/>
-                <w:color w:val="1B1C24"/>
-                <w:sz w:val="20"/>
-                <w:szCs w:val="20"/>
-              </w:rPr>
-              <w:t xml:space="preserve">Dictado activo · preguntas 1–20 · notas mientras escuchas</w:t>
-            </w:r>
-          </w:p>
-        </w:tc>
-      </w:tr>
-      <w:tr>
-        <w:trPr>
-          <w:cantSplit/>
-        </w:trPr>
-        <w:tc>
-          <w:tcPr>
-            <w:tcW w:type="dxa" w:w="500"/>
-            <w:shd w:fill="F7F8FA" w:val="clear"/>
-            <w:tcMar>
-              <w:top w:type="dxa" w:w="70"/>
-              <w:left w:type="dxa" w:w="100"/>
-              <w:bottom w:type="dxa" w:w="70"/>
-              <w:right w:type="dxa" w:w="100"/>
-            </w:tcMar>
-            <w:vAlign w:val="center"/>
-          </w:tcPr>
-          <w:p>
-            <w:pPr>
-              <w:spacing w:after="0" w:line="264"/>
-            </w:pPr>
-            <w:r>
-              <w:rPr>
-                <w:rFonts w:ascii="Arial" w:cs="Arial" w:eastAsia="Arial" w:hAnsi="Arial"/>
-                <w:color w:val="1B1C24"/>
-                <w:sz w:val="20"/>
-                <w:szCs w:val="20"/>
-              </w:rPr>
-              <w:t xml:space="preserve">4</w:t>
-            </w:r>
-          </w:p>
-        </w:tc>
-        <w:tc>
-          <w:tcPr>
-            <w:tcW w:type="dxa" w:w="3200"/>
-            <w:shd w:fill="F7F8FA" w:val="clear"/>
-            <w:tcMar>
-              <w:top w:type="dxa" w:w="70"/>
-              <w:left w:type="dxa" w:w="100"/>
-              <w:bottom w:type="dxa" w:w="70"/>
-              <w:right w:type="dxa" w:w="100"/>
-            </w:tcMar>
-            <w:vAlign w:val="center"/>
-          </w:tcPr>
-          <w:p>
-            <w:pPr>
-              <w:spacing w:after="0" w:line="264"/>
-            </w:pPr>
-            <w:r>
-              <w:rPr>
-                <w:rFonts w:ascii="Arial" w:cs="Arial" w:eastAsia="Arial" w:hAnsi="Arial"/>
-                <w:b/>
-                <w:bCs/>
-                <w:color w:val="1B1C24"/>
-                <w:sz w:val="20"/>
-                <w:szCs w:val="20"/>
-              </w:rPr>
-              <w:t xml:space="preserve">쓰기 51–52</w:t>
-            </w:r>
-          </w:p>
-        </w:tc>
-        <w:tc>
-          <w:tcPr>
-            <w:tcW w:type="dxa" w:w="5660"/>
-            <w:shd w:fill="F7F8FA" w:val="clear"/>
-            <w:tcMar>
-              <w:top w:type="dxa" w:w="70"/>
-              <w:left w:type="dxa" w:w="100"/>
-              <w:bottom w:type="dxa" w:w="70"/>
-              <w:right w:type="dxa" w:w="100"/>
-            </w:tcMar>
-            <w:vAlign w:val="center"/>
-          </w:tcPr>
-          <w:p>
-            <w:pPr>
-              <w:spacing w:after="0" w:line="264"/>
-            </w:pPr>
-            <w:r>
-              <w:rPr>
-                <w:rFonts w:ascii="Arial" w:cs="Arial" w:eastAsia="Arial" w:hAnsi="Arial"/>
-                <w:color w:val="1B1C24"/>
-                <w:sz w:val="20"/>
-                <w:szCs w:val="20"/>
-              </w:rPr>
-              <w:t xml:space="preserve">Completar oraciones: los puntos más rentables del examen</w:t>
-            </w:r>
-          </w:p>
-        </w:tc>
-      </w:tr>
-      <w:tr>
-        <w:trPr>
-          <w:cantSplit/>
-        </w:trPr>
-        <w:tc>
-          <w:tcPr>
-            <w:tcW w:type="dxa" w:w="500"/>
-            <w:tcMar>
-              <w:top w:type="dxa" w:w="70"/>
-              <w:left w:type="dxa" w:w="100"/>
-              <w:bottom w:type="dxa" w:w="70"/>
-              <w:right w:type="dxa" w:w="100"/>
-            </w:tcMar>
-            <w:vAlign w:val="center"/>
-          </w:tcPr>
-          <w:p>
-            <w:pPr>
-              <w:spacing w:after="0" w:line="264"/>
-            </w:pPr>
-            <w:r>
-              <w:rPr>
-                <w:rFonts w:ascii="Arial" w:cs="Arial" w:eastAsia="Arial" w:hAnsi="Arial"/>
-                <w:color w:val="1B1C24"/>
-                <w:sz w:val="20"/>
-                <w:szCs w:val="20"/>
-              </w:rPr>
-              <w:t xml:space="preserve">5</w:t>
-            </w:r>
-          </w:p>
-        </w:tc>
-        <w:tc>
-          <w:tcPr>
-            <w:tcW w:type="dxa" w:w="3200"/>
-            <w:tcMar>
-              <w:top w:type="dxa" w:w="70"/>
-              <w:left w:type="dxa" w:w="100"/>
-              <w:bottom w:type="dxa" w:w="70"/>
-              <w:right w:type="dxa" w:w="100"/>
-            </w:tcMar>
-            <w:vAlign w:val="center"/>
-          </w:tcPr>
-          <w:p>
-            <w:pPr>
-              <w:spacing w:after="0" w:line="264"/>
-            </w:pPr>
-            <w:r>
-              <w:rPr>
-                <w:rFonts w:ascii="Arial" w:cs="Arial" w:eastAsia="Arial" w:hAnsi="Arial"/>
-                <w:b/>
-                <w:bCs/>
-                <w:color w:val="1B1C24"/>
-                <w:sz w:val="20"/>
-                <w:szCs w:val="20"/>
-              </w:rPr>
-              <w:t xml:space="preserve">쓰기 53 · El gráfico</w:t>
-            </w:r>
-          </w:p>
-        </w:tc>
-        <w:tc>
-          <w:tcPr>
-            <w:tcW w:type="dxa" w:w="5660"/>
-            <w:tcMar>
-              <w:top w:type="dxa" w:w="70"/>
-              <w:left w:type="dxa" w:w="100"/>
-              <w:bottom w:type="dxa" w:w="70"/>
-              <w:right w:type="dxa" w:w="100"/>
-            </w:tcMar>
-            <w:vAlign w:val="center"/>
-          </w:tcPr>
-          <w:p>
-            <w:pPr>
-              <w:spacing w:after="0" w:line="264"/>
-            </w:pPr>
-            <w:r>
-              <w:rPr>
-                <w:rFonts w:ascii="Arial" w:cs="Arial" w:eastAsia="Arial" w:hAnsi="Arial"/>
-                <w:color w:val="1B1C24"/>
-                <w:sz w:val="20"/>
-                <w:szCs w:val="20"/>
-              </w:rPr>
-              <w:t xml:space="preserve">Describir datos en 200–300 caracteres con la plantilla que funciona</w:t>
-            </w:r>
-          </w:p>
-        </w:tc>
-      </w:tr>
-      <w:tr>
-        <w:trPr>
-          <w:cantSplit/>
-        </w:trPr>
-        <w:tc>
-          <w:tcPr>
-            <w:tcW w:type="dxa" w:w="500"/>
-            <w:shd w:fill="F7F8FA" w:val="clear"/>
-            <w:tcMar>
-              <w:top w:type="dxa" w:w="70"/>
-              <w:left w:type="dxa" w:w="100"/>
-              <w:bottom w:type="dxa" w:w="70"/>
-              <w:right w:type="dxa" w:w="100"/>
-            </w:tcMar>
-            <w:vAlign w:val="center"/>
-          </w:tcPr>
-          <w:p>
-            <w:pPr>
-              <w:spacing w:after="0" w:line="264"/>
-            </w:pPr>
-            <w:r>
-              <w:rPr>
-                <w:rFonts w:ascii="Arial" w:cs="Arial" w:eastAsia="Arial" w:hAnsi="Arial"/>
-                <w:color w:val="1B1C24"/>
-                <w:sz w:val="20"/>
-                <w:szCs w:val="20"/>
-              </w:rPr>
-              <w:t xml:space="preserve">6</w:t>
-            </w:r>
-          </w:p>
-        </w:tc>
-        <w:tc>
-          <w:tcPr>
-            <w:tcW w:type="dxa" w:w="3200"/>
-            <w:shd w:fill="F7F8FA" w:val="clear"/>
-            <w:tcMar>
-              <w:top w:type="dxa" w:w="70"/>
-              <w:left w:type="dxa" w:w="100"/>
-              <w:bottom w:type="dxa" w:w="70"/>
-              <w:right w:type="dxa" w:w="100"/>
-            </w:tcMar>
-            <w:vAlign w:val="center"/>
-          </w:tcPr>
-          <w:p>
-            <w:pPr>
-              <w:spacing w:after="0" w:line="264"/>
-            </w:pPr>
-            <w:r>
-              <w:rPr>
-                <w:rFonts w:ascii="Arial" w:cs="Arial" w:eastAsia="Arial" w:hAnsi="Arial"/>
-                <w:b/>
-                <w:bCs/>
-                <w:color w:val="1B1C24"/>
-                <w:sz w:val="20"/>
-                <w:szCs w:val="20"/>
-              </w:rPr>
-              <w:t xml:space="preserve">읽기/듣기 II · Nivel 4–6</w:t>
-            </w:r>
-          </w:p>
-        </w:tc>
-        <w:tc>
-          <w:tcPr>
-            <w:tcW w:type="dxa" w:w="5660"/>
-            <w:shd w:fill="F7F8FA" w:val="clear"/>
-            <w:tcMar>
-              <w:top w:type="dxa" w:w="70"/>
-              <w:left w:type="dxa" w:w="100"/>
-              <w:bottom w:type="dxa" w:w="70"/>
-              <w:right w:type="dxa" w:w="100"/>
-            </w:tcMar>
-            <w:vAlign w:val="center"/>
-          </w:tcPr>
-          <w:p>
-            <w:pPr>
-              <w:spacing w:after="0" w:line="264"/>
-            </w:pPr>
-            <w:r>
-              <w:rPr>
-                <w:rFonts w:ascii="Arial" w:cs="Arial" w:eastAsia="Arial" w:hAnsi="Arial"/>
-                <w:color w:val="1B1C24"/>
-                <w:sz w:val="20"/>
-                <w:szCs w:val="20"/>
-              </w:rPr>
-              <w:t xml:space="preserve">Las preguntas difíciles: inferencia, orden y actitud del hablante</w:t>
-            </w:r>
-          </w:p>
-        </w:tc>
-      </w:tr>
-      <w:tr>
-        <w:trPr>
-          <w:cantSplit/>
-        </w:trPr>
-        <w:tc>
-          <w:tcPr>
-            <w:tcW w:type="dxa" w:w="500"/>
-            <w:tcMar>
-              <w:top w:type="dxa" w:w="70"/>
-              <w:left w:type="dxa" w:w="100"/>
-              <w:bottom w:type="dxa" w:w="70"/>
-              <w:right w:type="dxa" w:w="100"/>
-            </w:tcMar>
-            <w:vAlign w:val="center"/>
-          </w:tcPr>
-          <w:p>
-            <w:pPr>
-              <w:spacing w:after="0" w:line="264"/>
-            </w:pPr>
-            <w:r>
-              <w:rPr>
-                <w:rFonts w:ascii="Arial" w:cs="Arial" w:eastAsia="Arial" w:hAnsi="Arial"/>
-                <w:color w:val="1B1C24"/>
-                <w:sz w:val="20"/>
-                <w:szCs w:val="20"/>
-              </w:rPr>
-              <w:t xml:space="preserve">7</w:t>
-            </w:r>
-          </w:p>
-        </w:tc>
-        <w:tc>
-          <w:tcPr>
-            <w:tcW w:type="dxa" w:w="3200"/>
-            <w:tcMar>
-              <w:top w:type="dxa" w:w="70"/>
-              <w:left w:type="dxa" w:w="100"/>
-              <w:bottom w:type="dxa" w:w="70"/>
-              <w:right w:type="dxa" w:w="100"/>
-            </w:tcMar>
-            <w:vAlign w:val="center"/>
-          </w:tcPr>
-          <w:p>
-            <w:pPr>
-              <w:spacing w:after="0" w:line="264"/>
-            </w:pPr>
-            <w:r>
-              <w:rPr>
-                <w:rFonts w:ascii="Arial" w:cs="Arial" w:eastAsia="Arial" w:hAnsi="Arial"/>
-                <w:b/>
-                <w:bCs/>
-                <w:color w:val="1B1C24"/>
-                <w:sz w:val="20"/>
-                <w:szCs w:val="20"/>
-              </w:rPr>
-              <w:t xml:space="preserve">쓰기 54 · El ensayo</w:t>
-            </w:r>
-          </w:p>
-        </w:tc>
-        <w:tc>
-          <w:tcPr>
-            <w:tcW w:type="dxa" w:w="5660"/>
-            <w:tcMar>
-              <w:top w:type="dxa" w:w="70"/>
-              <w:left w:type="dxa" w:w="100"/>
-              <w:bottom w:type="dxa" w:w="70"/>
-              <w:right w:type="dxa" w:w="100"/>
-            </w:tcMar>
-            <w:vAlign w:val="center"/>
-          </w:tcPr>
-          <w:p>
-            <w:pPr>
-              <w:spacing w:after="0" w:line="264"/>
-            </w:pPr>
-            <w:r>
-              <w:rPr>
-                <w:rFonts w:ascii="Arial" w:cs="Arial" w:eastAsia="Arial" w:hAnsi="Arial"/>
-                <w:color w:val="1B1C24"/>
-                <w:sz w:val="20"/>
-                <w:szCs w:val="20"/>
-              </w:rPr>
-              <w:t xml:space="preserve">Opinión en 600–700 caracteres · estructura + corrección personal</w:t>
-            </w:r>
-          </w:p>
-        </w:tc>
-      </w:tr>
-      <w:tr>
-        <w:trPr>
-          <w:cantSplit/>
-        </w:trPr>
-        <w:tc>
-          <w:tcPr>
-            <w:tcW w:type="dxa" w:w="500"/>
-            <w:shd w:fill="F7F8FA" w:val="clear"/>
-            <w:tcMar>
-              <w:top w:type="dxa" w:w="70"/>
-              <w:left w:type="dxa" w:w="100"/>
-              <w:bottom w:type="dxa" w:w="70"/>
-              <w:right w:type="dxa" w:w="100"/>
-            </w:tcMar>
-            <w:vAlign w:val="center"/>
-          </w:tcPr>
-          <w:p>
-            <w:pPr>
-              <w:spacing w:after="0" w:line="264"/>
-            </w:pPr>
-            <w:r>
-              <w:rPr>
-                <w:rFonts w:ascii="Arial" w:cs="Arial" w:eastAsia="Arial" w:hAnsi="Arial"/>
-                <w:color w:val="1B1C24"/>
-                <w:sz w:val="20"/>
-                <w:szCs w:val="20"/>
-              </w:rPr>
-              <w:t xml:space="preserve">8</w:t>
-            </w:r>
-          </w:p>
-        </w:tc>
-        <w:tc>
-          <w:tcPr>
-            <w:tcW w:type="dxa" w:w="3200"/>
-            <w:shd w:fill="F7F8FA" w:val="clear"/>
-            <w:tcMar>
-              <w:top w:type="dxa" w:w="70"/>
-              <w:left w:type="dxa" w:w="100"/>
-              <w:bottom w:type="dxa" w:w="70"/>
-              <w:right w:type="dxa" w:w="100"/>
-            </w:tcMar>
-            <w:vAlign w:val="center"/>
-          </w:tcPr>
-          <w:p>
-            <w:pPr>
-              <w:spacing w:after="0" w:line="264"/>
-            </w:pPr>
-            <w:r>
-              <w:rPr>
-                <w:rFonts w:ascii="Arial" w:cs="Arial" w:eastAsia="Arial" w:hAnsi="Arial"/>
-                <w:b/>
-                <w:bCs/>
-                <w:color w:val="1B1C24"/>
-                <w:sz w:val="20"/>
-                <w:szCs w:val="20"/>
-              </w:rPr>
-              <w:t xml:space="preserve">Simulacro final + plan personal</w:t>
-            </w:r>
-          </w:p>
-        </w:tc>
-        <w:tc>
-          <w:tcPr>
-            <w:tcW w:type="dxa" w:w="5660"/>
-            <w:shd w:fill="F7F8FA" w:val="clear"/>
-            <w:tcMar>
-              <w:top w:type="dxa" w:w="70"/>
-              <w:left w:type="dxa" w:w="100"/>
-              <w:bottom w:type="dxa" w:w="70"/>
-              <w:right w:type="dxa" w:w="100"/>
-            </w:tcMar>
-            <w:vAlign w:val="center"/>
-          </w:tcPr>
-          <w:p>
-            <w:pPr>
-              <w:spacing w:after="0" w:line="264"/>
-            </w:pPr>
-            <w:r>
-              <w:rPr>
-                <w:rFonts w:ascii="Arial" w:cs="Arial" w:eastAsia="Arial" w:hAnsi="Arial"/>
-                <w:color w:val="1B1C24"/>
-                <w:sz w:val="20"/>
-                <w:szCs w:val="20"/>
-              </w:rPr>
-              <w:t xml:space="preserve">Examen completo cronometrado · análisis · tu plan hasta el TOPIK real</w:t>
-            </w:r>
-          </w:p>
-        </w:tc>
-      </w:tr>
-    </w:tbl>
-    <w:p>
-      <w:pPr>
-        <w:spacing w:after="200" w:before="80"/>
-      </w:pPr>
-      <w:r>
-        <w:rPr>
-          <w:rFonts w:ascii="Arial" w:cs="Arial" w:eastAsia="Arial" w:hAnsi="Arial"/>
-          <w:color w:val="5C5F6B"/>
-          <w:sz w:val="19"/>
-          <w:szCs w:val="19"/>
-        </w:rPr>
-        <w:t xml:space="preserve">Programa completo con fechas: </w:t>
-      </w:r>
-      <w:r>
-        <w:rPr>
-          <w:rFonts w:ascii="Arial" w:cs="Arial" w:eastAsia="Arial" w:hAnsi="Arial"/>
-          <w:color w:val="4236F6"/>
-          <w:sz w:val="19"/>
-          <w:szCs w:val="19"/>
-        </w:rPr>
-        <w:t xml:space="preserve">academiaseul.com/programas/Programa_TOPIK2_Octubre_2026.pdf</w:t>
       </w:r>
     </w:p>
     <w:p>
@@ -10922,7 +10922,7 @@
                 <w:sz w:val="20"/>
                 <w:szCs w:val="20"/>
               </w:rPr>
-              <w:t xml:space="preserve">Plan mensual</w:t>
+              <w:t xml:space="preserve">2 cuotas</w:t>
             </w:r>
           </w:p>
         </w:tc>
@@ -10949,7 +10949,7 @@
                 <w:sz w:val="20"/>
                 <w:szCs w:val="20"/>
               </w:rPr>
-              <w:t xml:space="preserve">US$75/mes</w:t>
+              <w:t xml:space="preserve">2 × US75</w:t>
             </w:r>
           </w:p>
         </w:tc>
@@ -11454,7 +11454,7 @@
                 <w:sz w:val="20"/>
                 <w:szCs w:val="20"/>
               </w:rPr>
-              <w:t xml:space="preserve">Básico 2 · TOPIK II</w:t>
+              <w:t xml:space="preserve">Fundador · Básico 2 y TOPIK II</w:t>
             </w:r>
           </w:p>
         </w:tc>
@@ -11480,7 +11480,7 @@
                 <w:sz w:val="20"/>
                 <w:szCs w:val="20"/>
               </w:rPr>
-              <w:t xml:space="preserve">Fundador. Coreano nativo radicado en Chile, creador del Método Chingu™ y del Lector de Hangul. 8+ años enseñando a hispanohablantes.</w:t>
+              <w:t xml:space="preserve">Coreano nativo radicado en Chile. Creador del Método Chingu™ y del Lector de Hangul. 8+ años enseñando a hispanohablantes.</w:t>
             </w:r>
           </w:p>
         </w:tc>
@@ -11512,7 +11512,7 @@
                 <w:sz w:val="20"/>
                 <w:szCs w:val="20"/>
               </w:rPr>
-              <w:t xml:space="preserve">Abby · 홍미영</w:t>
+              <w:t xml:space="preserve">Guiran · 기란</w:t>
             </w:r>
           </w:p>
         </w:tc>
@@ -11539,7 +11539,7 @@
                 <w:sz w:val="20"/>
                 <w:szCs w:val="20"/>
               </w:rPr>
-              <w:t xml:space="preserve">Conversacional A2.1</w:t>
+              <w:t xml:space="preserve">Básico 1 (martes y jueves)</w:t>
             </w:r>
           </w:p>
         </w:tc>
@@ -11566,7 +11566,7 @@
                 <w:sz w:val="20"/>
                 <w:szCs w:val="20"/>
               </w:rPr>
-              <w:t xml:space="preserve">Profesora coreana nativa, pedagoga (MSU). Dicta el conversacional desde Corea.</w:t>
+              <w:t xml:space="preserve">Profesora coreana criada en Argentina — bilingüe perfecta. Años de experiencia enseñando coreano en español.</w:t>
             </w:r>
           </w:p>
         </w:tc>
@@ -11597,7 +11597,7 @@
                 <w:sz w:val="20"/>
                 <w:szCs w:val="20"/>
               </w:rPr>
-              <w:t xml:space="preserve">Guiran · 기란</w:t>
+              <w:t xml:space="preserve">Abby · 홍미영</w:t>
             </w:r>
           </w:p>
         </w:tc>
@@ -11623,7 +11623,7 @@
                 <w:sz w:val="20"/>
                 <w:szCs w:val="20"/>
               </w:rPr>
-              <w:t xml:space="preserve">Básico 1 (martes y jueves)</w:t>
+              <w:t xml:space="preserve">Conversacional 1</w:t>
             </w:r>
           </w:p>
         </w:tc>
@@ -11649,7 +11649,93 @@
                 <w:sz w:val="20"/>
                 <w:szCs w:val="20"/>
               </w:rPr>
-              <w:t xml:space="preserve">Profesora coreana criada en Argentina — bilingüe. Años de experiencia enseñando coreano en español.</w:t>
+              <w:t xml:space="preserve">Profesora coreana nativa, pedagoga (MSU). Dicta el conversacional desde Corea — clases donde solo se habla.</w:t>
+            </w:r>
+          </w:p>
+        </w:tc>
+      </w:tr>
+      <w:tr>
+        <w:trPr>
+          <w:cantSplit/>
+        </w:trPr>
+        <w:tc>
+          <w:tcPr>
+            <w:tcW w:type="dxa" w:w="2200"/>
+            <w:shd w:fill="F7F8FA" w:val="clear"/>
+            <w:tcMar>
+              <w:top w:type="dxa" w:w="70"/>
+              <w:left w:type="dxa" w:w="100"/>
+              <w:bottom w:type="dxa" w:w="70"/>
+              <w:right w:type="dxa" w:w="100"/>
+            </w:tcMar>
+            <w:vAlign w:val="center"/>
+          </w:tcPr>
+          <w:p>
+            <w:pPr>
+              <w:spacing w:after="0" w:line="264"/>
+            </w:pPr>
+            <w:r>
+              <w:rPr>
+                <w:rFonts w:ascii="Arial" w:cs="Arial" w:eastAsia="Arial" w:hAnsi="Arial"/>
+                <w:color w:val="1B1C24"/>
+                <w:sz w:val="20"/>
+                <w:szCs w:val="20"/>
+              </w:rPr>
+              <w:t xml:space="preserve">Profesor/a de Niños (por confirmar)</w:t>
+            </w:r>
+          </w:p>
+        </w:tc>
+        <w:tc>
+          <w:tcPr>
+            <w:tcW w:type="dxa" w:w="2300"/>
+            <w:shd w:fill="F7F8FA" w:val="clear"/>
+            <w:tcMar>
+              <w:top w:type="dxa" w:w="70"/>
+              <w:left w:type="dxa" w:w="100"/>
+              <w:bottom w:type="dxa" w:w="70"/>
+              <w:right w:type="dxa" w:w="100"/>
+            </w:tcMar>
+            <w:vAlign w:val="center"/>
+          </w:tcPr>
+          <w:p>
+            <w:pPr>
+              <w:spacing w:after="0" w:line="264"/>
+            </w:pPr>
+            <w:r>
+              <w:rPr>
+                <w:rFonts w:ascii="Arial" w:cs="Arial" w:eastAsia="Arial" w:hAnsi="Arial"/>
+                <w:color w:val="1B1C24"/>
+                <w:sz w:val="20"/>
+                <w:szCs w:val="20"/>
+              </w:rPr>
+              <w:t xml:space="preserve">Coreano para Niños</w:t>
+            </w:r>
+          </w:p>
+        </w:tc>
+        <w:tc>
+          <w:tcPr>
+            <w:tcW w:type="dxa" w:w="4860"/>
+            <w:shd w:fill="F7F8FA" w:val="clear"/>
+            <w:tcMar>
+              <w:top w:type="dxa" w:w="70"/>
+              <w:left w:type="dxa" w:w="100"/>
+              <w:bottom w:type="dxa" w:w="70"/>
+              <w:right w:type="dxa" w:w="100"/>
+            </w:tcMar>
+            <w:vAlign w:val="center"/>
+          </w:tcPr>
+          <w:p>
+            <w:pPr>
+              <w:spacing w:after="0" w:line="264"/>
+            </w:pPr>
+            <w:r>
+              <w:rPr>
+                <w:rFonts w:ascii="Arial" w:cs="Arial" w:eastAsia="Arial" w:hAnsi="Arial"/>
+                <w:color w:val="1B1C24"/>
+                <w:sz w:val="20"/>
+                <w:szCs w:val="20"/>
+              </w:rPr>
+              <w:t xml:space="preserve">Docente con experiencia en clases para 8–12 años. Te lo presentamos por WhatsApp antes de que pagues.</w:t>
             </w:r>
           </w:p>
         </w:tc>

--- a/public/programas/Programa_Cursos_Octubre_2026.docx
+++ b/public/programas/Programa_Cursos_Octubre_2026.docx
@@ -2400,7 +2400,7 @@
                 <w:sz w:val="20"/>
                 <w:szCs w:val="20"/>
               </w:rPr>
-              <w:t xml:space="preserve">Profesor/a por confirmar</w:t>
+              <w:t xml:space="preserve">Jay y Abby · 김재희 · 홍미영</w:t>
             </w:r>
           </w:p>
         </w:tc>
@@ -9854,7 +9854,7 @@
           <w:sz w:val="20"/>
           <w:szCs w:val="20"/>
         </w:rPr>
-        <w:t xml:space="preserve">Lunes 18:00 · por confirmar</w:t>
+        <w:t xml:space="preserve">Lunes 18:00 · Jay y Abby</w:t>
       </w:r>
     </w:p>
     <w:tbl>
@@ -11681,7 +11681,7 @@
                 <w:sz w:val="20"/>
                 <w:szCs w:val="20"/>
               </w:rPr>
-              <w:t xml:space="preserve">Profesor/a de Niños (por confirmar)</w:t>
+              <w:t xml:space="preserve">Jay y Abby · 김재희 · 홍미영</w:t>
             </w:r>
           </w:p>
         </w:tc>
@@ -11735,7 +11735,7 @@
                 <w:sz w:val="20"/>
                 <w:szCs w:val="20"/>
               </w:rPr>
-              <w:t xml:space="preserve">Docente con experiencia en clases para 8–12 años. Te lo presentamos por WhatsApp antes de que pagues.</w:t>
+              <w:t xml:space="preserve">Dos profes coreanos nativos para la clase de niños: Jay (fundador, criado en Chile) y Abby (pedagoga). Juegos, canciones y dibujos en un grupo de máximo 12.</w:t>
             </w:r>
           </w:p>
         </w:tc>

--- a/public/programas/Programa_Cursos_Octubre_2026.docx
+++ b/public/programas/Programa_Cursos_Octubre_2026.docx
@@ -111,7 +111,7 @@
           <w:sz w:val="23"/>
           <w:szCs w:val="23"/>
         </w:rPr>
-        <w:t xml:space="preserve">Semana del 5 de octubre de 2026 → semana del 23 de noviembre de 2026</w:t>
+        <w:t xml:space="preserve">Semana del 12 de octubre de 2026 → semana del 30 de noviembre de 2026</w:t>
       </w:r>
     </w:p>
     <w:p>
@@ -1579,7 +1579,7 @@
                 <w:sz w:val="20"/>
                 <w:szCs w:val="20"/>
               </w:rPr>
-              <w:t xml:space="preserve">Guiran · 기란</w:t>
+              <w:t xml:space="preserve">Kiran · 기란</w:t>
             </w:r>
           </w:p>
         </w:tc>
@@ -1605,7 +1605,7 @@
                 <w:sz w:val="20"/>
                 <w:szCs w:val="20"/>
               </w:rPr>
-              <w:t xml:space="preserve">martes 6 de octubre</w:t>
+              <w:t xml:space="preserve">martes 13 de octubre</w:t>
             </w:r>
           </w:p>
         </w:tc>
@@ -1744,7 +1744,7 @@
                 <w:sz w:val="20"/>
                 <w:szCs w:val="20"/>
               </w:rPr>
-              <w:t xml:space="preserve">Guiran · 기란</w:t>
+              <w:t xml:space="preserve">Kiran · 기란</w:t>
             </w:r>
           </w:p>
         </w:tc>
@@ -1771,7 +1771,7 @@
                 <w:sz w:val="20"/>
                 <w:szCs w:val="20"/>
               </w:rPr>
-              <w:t xml:space="preserve">jueves 8 de octubre</w:t>
+              <w:t xml:space="preserve">jueves 15 de octubre</w:t>
             </w:r>
           </w:p>
         </w:tc>
@@ -1933,7 +1933,7 @@
                 <w:sz w:val="20"/>
                 <w:szCs w:val="20"/>
               </w:rPr>
-              <w:t xml:space="preserve">miércoles 7 de octubre</w:t>
+              <w:t xml:space="preserve">miércoles 14 de octubre</w:t>
             </w:r>
           </w:p>
         </w:tc>
@@ -2099,7 +2099,7 @@
                 <w:sz w:val="20"/>
                 <w:szCs w:val="20"/>
               </w:rPr>
-              <w:t xml:space="preserve">martes 6 de octubre</w:t>
+              <w:t xml:space="preserve">martes 13 de octubre</w:t>
             </w:r>
           </w:p>
         </w:tc>
@@ -2261,7 +2261,7 @@
                 <w:sz w:val="20"/>
                 <w:szCs w:val="20"/>
               </w:rPr>
-              <w:t xml:space="preserve">jueves 8 de octubre</w:t>
+              <w:t xml:space="preserve">jueves 15 de octubre</w:t>
             </w:r>
           </w:p>
         </w:tc>
@@ -2427,7 +2427,7 @@
                 <w:sz w:val="20"/>
                 <w:szCs w:val="20"/>
               </w:rPr>
-              <w:t xml:space="preserve">lunes 5 de octubre</w:t>
+              <w:t xml:space="preserve">lunes 19 de octubre</w:t>
             </w:r>
           </w:p>
         </w:tc>
@@ -4246,7 +4246,7 @@
                 <w:sz w:val="20"/>
                 <w:szCs w:val="20"/>
               </w:rPr>
-              <w:t xml:space="preserve">6 oct</w:t>
+              <w:t xml:space="preserve">13 oct</w:t>
             </w:r>
           </w:p>
         </w:tc>
@@ -4272,7 +4272,7 @@
                 <w:sz w:val="20"/>
                 <w:szCs w:val="20"/>
               </w:rPr>
-              <w:t xml:space="preserve">13 oct</w:t>
+              <w:t xml:space="preserve">20 oct</w:t>
             </w:r>
           </w:p>
         </w:tc>
@@ -4298,7 +4298,7 @@
                 <w:sz w:val="20"/>
                 <w:szCs w:val="20"/>
               </w:rPr>
-              <w:t xml:space="preserve">20 oct</w:t>
+              <w:t xml:space="preserve">27 oct</w:t>
             </w:r>
           </w:p>
         </w:tc>
@@ -4324,7 +4324,7 @@
                 <w:sz w:val="20"/>
                 <w:szCs w:val="20"/>
               </w:rPr>
-              <w:t xml:space="preserve">27 oct</w:t>
+              <w:t xml:space="preserve">3 nov</w:t>
             </w:r>
           </w:p>
         </w:tc>
@@ -4350,7 +4350,7 @@
                 <w:sz w:val="20"/>
                 <w:szCs w:val="20"/>
               </w:rPr>
-              <w:t xml:space="preserve">3 nov</w:t>
+              <w:t xml:space="preserve">10 nov</w:t>
             </w:r>
           </w:p>
         </w:tc>
@@ -4376,7 +4376,7 @@
                 <w:sz w:val="20"/>
                 <w:szCs w:val="20"/>
               </w:rPr>
-              <w:t xml:space="preserve">10 nov</w:t>
+              <w:t xml:space="preserve">17 nov</w:t>
             </w:r>
           </w:p>
         </w:tc>
@@ -4402,7 +4402,7 @@
                 <w:sz w:val="20"/>
                 <w:szCs w:val="20"/>
               </w:rPr>
-              <w:t xml:space="preserve">17 nov</w:t>
+              <w:t xml:space="preserve">24 nov</w:t>
             </w:r>
           </w:p>
         </w:tc>
@@ -4428,7 +4428,7 @@
                 <w:sz w:val="20"/>
                 <w:szCs w:val="20"/>
               </w:rPr>
-              <w:t xml:space="preserve">24 nov</w:t>
+              <w:t xml:space="preserve">1 dic</w:t>
             </w:r>
           </w:p>
         </w:tc>
@@ -4487,7 +4487,7 @@
                 <w:sz w:val="20"/>
                 <w:szCs w:val="20"/>
               </w:rPr>
-              <w:t xml:space="preserve">8 oct</w:t>
+              <w:t xml:space="preserve">15 oct</w:t>
             </w:r>
           </w:p>
         </w:tc>
@@ -4514,7 +4514,7 @@
                 <w:sz w:val="20"/>
                 <w:szCs w:val="20"/>
               </w:rPr>
-              <w:t xml:space="preserve">15 oct</w:t>
+              <w:t xml:space="preserve">22 oct</w:t>
             </w:r>
           </w:p>
         </w:tc>
@@ -4541,7 +4541,7 @@
                 <w:sz w:val="20"/>
                 <w:szCs w:val="20"/>
               </w:rPr>
-              <w:t xml:space="preserve">22 oct</w:t>
+              <w:t xml:space="preserve">29 oct</w:t>
             </w:r>
           </w:p>
         </w:tc>
@@ -4568,7 +4568,7 @@
                 <w:sz w:val="20"/>
                 <w:szCs w:val="20"/>
               </w:rPr>
-              <w:t xml:space="preserve">29 oct</w:t>
+              <w:t xml:space="preserve">5 nov</w:t>
             </w:r>
           </w:p>
         </w:tc>
@@ -4595,7 +4595,7 @@
                 <w:sz w:val="20"/>
                 <w:szCs w:val="20"/>
               </w:rPr>
-              <w:t xml:space="preserve">5 nov</w:t>
+              <w:t xml:space="preserve">12 nov</w:t>
             </w:r>
           </w:p>
         </w:tc>
@@ -4622,7 +4622,7 @@
                 <w:sz w:val="20"/>
                 <w:szCs w:val="20"/>
               </w:rPr>
-              <w:t xml:space="preserve">12 nov</w:t>
+              <w:t xml:space="preserve">19 nov</w:t>
             </w:r>
           </w:p>
         </w:tc>
@@ -4649,7 +4649,7 @@
                 <w:sz w:val="20"/>
                 <w:szCs w:val="20"/>
               </w:rPr>
-              <w:t xml:space="preserve">19 nov</w:t>
+              <w:t xml:space="preserve">26 nov</w:t>
             </w:r>
           </w:p>
         </w:tc>
@@ -4676,7 +4676,7 @@
                 <w:sz w:val="20"/>
                 <w:szCs w:val="20"/>
               </w:rPr>
-              <w:t xml:space="preserve">26 nov</w:t>
+              <w:t xml:space="preserve">3 dic</w:t>
             </w:r>
           </w:p>
         </w:tc>
@@ -4733,7 +4733,7 @@
                 <w:sz w:val="20"/>
                 <w:szCs w:val="20"/>
               </w:rPr>
-              <w:t xml:space="preserve">7 oct</w:t>
+              <w:t xml:space="preserve">14 oct</w:t>
             </w:r>
           </w:p>
         </w:tc>
@@ -4759,7 +4759,7 @@
                 <w:sz w:val="20"/>
                 <w:szCs w:val="20"/>
               </w:rPr>
-              <w:t xml:space="preserve">14 oct</w:t>
+              <w:t xml:space="preserve">21 oct</w:t>
             </w:r>
           </w:p>
         </w:tc>
@@ -4785,7 +4785,7 @@
                 <w:sz w:val="20"/>
                 <w:szCs w:val="20"/>
               </w:rPr>
-              <w:t xml:space="preserve">21 oct</w:t>
+              <w:t xml:space="preserve">28 oct</w:t>
             </w:r>
           </w:p>
         </w:tc>
@@ -4811,7 +4811,7 @@
                 <w:sz w:val="20"/>
                 <w:szCs w:val="20"/>
               </w:rPr>
-              <w:t xml:space="preserve">28 oct</w:t>
+              <w:t xml:space="preserve">4 nov</w:t>
             </w:r>
           </w:p>
         </w:tc>
@@ -4837,7 +4837,7 @@
                 <w:sz w:val="20"/>
                 <w:szCs w:val="20"/>
               </w:rPr>
-              <w:t xml:space="preserve">4 nov</w:t>
+              <w:t xml:space="preserve">11 nov</w:t>
             </w:r>
           </w:p>
         </w:tc>
@@ -4863,7 +4863,7 @@
                 <w:sz w:val="20"/>
                 <w:szCs w:val="20"/>
               </w:rPr>
-              <w:t xml:space="preserve">11 nov</w:t>
+              <w:t xml:space="preserve">18 nov</w:t>
             </w:r>
           </w:p>
         </w:tc>
@@ -4889,7 +4889,7 @@
                 <w:sz w:val="20"/>
                 <w:szCs w:val="20"/>
               </w:rPr>
-              <w:t xml:space="preserve">18 nov</w:t>
+              <w:t xml:space="preserve">25 nov</w:t>
             </w:r>
           </w:p>
         </w:tc>
@@ -4915,7 +4915,7 @@
                 <w:sz w:val="20"/>
                 <w:szCs w:val="20"/>
               </w:rPr>
-              <w:t xml:space="preserve">25 nov</w:t>
+              <w:t xml:space="preserve">2 dic</w:t>
             </w:r>
           </w:p>
         </w:tc>
@@ -4974,7 +4974,7 @@
                 <w:sz w:val="20"/>
                 <w:szCs w:val="20"/>
               </w:rPr>
-              <w:t xml:space="preserve">6 oct</w:t>
+              <w:t xml:space="preserve">13 oct</w:t>
             </w:r>
           </w:p>
         </w:tc>
@@ -5001,7 +5001,7 @@
                 <w:sz w:val="20"/>
                 <w:szCs w:val="20"/>
               </w:rPr>
-              <w:t xml:space="preserve">13 oct</w:t>
+              <w:t xml:space="preserve">20 oct</w:t>
             </w:r>
           </w:p>
         </w:tc>
@@ -5028,7 +5028,7 @@
                 <w:sz w:val="20"/>
                 <w:szCs w:val="20"/>
               </w:rPr>
-              <w:t xml:space="preserve">20 oct</w:t>
+              <w:t xml:space="preserve">27 oct</w:t>
             </w:r>
           </w:p>
         </w:tc>
@@ -5055,7 +5055,7 @@
                 <w:sz w:val="20"/>
                 <w:szCs w:val="20"/>
               </w:rPr>
-              <w:t xml:space="preserve">27 oct</w:t>
+              <w:t xml:space="preserve">3 nov</w:t>
             </w:r>
           </w:p>
         </w:tc>
@@ -5082,7 +5082,7 @@
                 <w:sz w:val="20"/>
                 <w:szCs w:val="20"/>
               </w:rPr>
-              <w:t xml:space="preserve">3 nov</w:t>
+              <w:t xml:space="preserve">10 nov</w:t>
             </w:r>
           </w:p>
         </w:tc>
@@ -5109,7 +5109,7 @@
                 <w:sz w:val="20"/>
                 <w:szCs w:val="20"/>
               </w:rPr>
-              <w:t xml:space="preserve">10 nov</w:t>
+              <w:t xml:space="preserve">17 nov</w:t>
             </w:r>
           </w:p>
         </w:tc>
@@ -5136,7 +5136,7 @@
                 <w:sz w:val="20"/>
                 <w:szCs w:val="20"/>
               </w:rPr>
-              <w:t xml:space="preserve">17 nov</w:t>
+              <w:t xml:space="preserve">24 nov</w:t>
             </w:r>
           </w:p>
         </w:tc>
@@ -5163,7 +5163,7 @@
                 <w:sz w:val="20"/>
                 <w:szCs w:val="20"/>
               </w:rPr>
-              <w:t xml:space="preserve">24 nov</w:t>
+              <w:t xml:space="preserve">1 dic</w:t>
             </w:r>
           </w:p>
         </w:tc>
@@ -5220,7 +5220,7 @@
                 <w:sz w:val="20"/>
                 <w:szCs w:val="20"/>
               </w:rPr>
-              <w:t xml:space="preserve">8 oct</w:t>
+              <w:t xml:space="preserve">15 oct</w:t>
             </w:r>
           </w:p>
         </w:tc>
@@ -5246,7 +5246,7 @@
                 <w:sz w:val="20"/>
                 <w:szCs w:val="20"/>
               </w:rPr>
-              <w:t xml:space="preserve">15 oct</w:t>
+              <w:t xml:space="preserve">22 oct</w:t>
             </w:r>
           </w:p>
         </w:tc>
@@ -5272,7 +5272,7 @@
                 <w:sz w:val="20"/>
                 <w:szCs w:val="20"/>
               </w:rPr>
-              <w:t xml:space="preserve">22 oct</w:t>
+              <w:t xml:space="preserve">29 oct</w:t>
             </w:r>
           </w:p>
         </w:tc>
@@ -5298,7 +5298,7 @@
                 <w:sz w:val="20"/>
                 <w:szCs w:val="20"/>
               </w:rPr>
-              <w:t xml:space="preserve">29 oct</w:t>
+              <w:t xml:space="preserve">5 nov</w:t>
             </w:r>
           </w:p>
         </w:tc>
@@ -5324,7 +5324,7 @@
                 <w:sz w:val="20"/>
                 <w:szCs w:val="20"/>
               </w:rPr>
-              <w:t xml:space="preserve">5 nov</w:t>
+              <w:t xml:space="preserve">12 nov</w:t>
             </w:r>
           </w:p>
         </w:tc>
@@ -5350,7 +5350,7 @@
                 <w:sz w:val="20"/>
                 <w:szCs w:val="20"/>
               </w:rPr>
-              <w:t xml:space="preserve">12 nov</w:t>
+              <w:t xml:space="preserve">19 nov</w:t>
             </w:r>
           </w:p>
         </w:tc>
@@ -5376,7 +5376,7 @@
                 <w:sz w:val="20"/>
                 <w:szCs w:val="20"/>
               </w:rPr>
-              <w:t xml:space="preserve">19 nov</w:t>
+              <w:t xml:space="preserve">26 nov</w:t>
             </w:r>
           </w:p>
         </w:tc>
@@ -5402,7 +5402,7 @@
                 <w:sz w:val="20"/>
                 <w:szCs w:val="20"/>
               </w:rPr>
-              <w:t xml:space="preserve">26 nov</w:t>
+              <w:t xml:space="preserve">3 dic</w:t>
             </w:r>
           </w:p>
         </w:tc>
@@ -5461,7 +5461,7 @@
                 <w:sz w:val="20"/>
                 <w:szCs w:val="20"/>
               </w:rPr>
-              <w:t xml:space="preserve">5 oct</w:t>
+              <w:t xml:space="preserve">19 oct</w:t>
             </w:r>
           </w:p>
         </w:tc>
@@ -5488,7 +5488,7 @@
                 <w:sz w:val="20"/>
                 <w:szCs w:val="20"/>
               </w:rPr>
-              <w:t xml:space="preserve">12 oct*</w:t>
+              <w:t xml:space="preserve">26 oct</w:t>
             </w:r>
           </w:p>
         </w:tc>
@@ -5515,7 +5515,7 @@
                 <w:sz w:val="20"/>
                 <w:szCs w:val="20"/>
               </w:rPr>
-              <w:t xml:space="preserve">19 oct</w:t>
+              <w:t xml:space="preserve">2 nov</w:t>
             </w:r>
           </w:p>
         </w:tc>
@@ -5542,7 +5542,7 @@
                 <w:sz w:val="20"/>
                 <w:szCs w:val="20"/>
               </w:rPr>
-              <w:t xml:space="preserve">26 oct</w:t>
+              <w:t xml:space="preserve">9 nov</w:t>
             </w:r>
           </w:p>
         </w:tc>
@@ -5569,7 +5569,7 @@
                 <w:sz w:val="20"/>
                 <w:szCs w:val="20"/>
               </w:rPr>
-              <w:t xml:space="preserve">2 nov</w:t>
+              <w:t xml:space="preserve">16 nov</w:t>
             </w:r>
           </w:p>
         </w:tc>
@@ -5596,7 +5596,7 @@
                 <w:sz w:val="20"/>
                 <w:szCs w:val="20"/>
               </w:rPr>
-              <w:t xml:space="preserve">9 nov</w:t>
+              <w:t xml:space="preserve">23 nov</w:t>
             </w:r>
           </w:p>
         </w:tc>
@@ -5623,7 +5623,7 @@
                 <w:sz w:val="20"/>
                 <w:szCs w:val="20"/>
               </w:rPr>
-              <w:t xml:space="preserve">16 nov</w:t>
+              <w:t xml:space="preserve">30 nov</w:t>
             </w:r>
           </w:p>
         </w:tc>
@@ -5650,7 +5650,7 @@
                 <w:sz w:val="20"/>
                 <w:szCs w:val="20"/>
               </w:rPr>
-              <w:t xml:space="preserve">23 nov</w:t>
+              <w:t xml:space="preserve">7 dic</w:t>
             </w:r>
           </w:p>
         </w:tc>
@@ -6250,7 +6250,7 @@
           <w:sz w:val="20"/>
           <w:szCs w:val="20"/>
         </w:rPr>
-        <w:t xml:space="preserve">Martes 20:00 · Guiran / Jueves 20:00 · Guiran</w:t>
+        <w:t xml:space="preserve">Martes 20:00 · Kiran / Jueves 20:00 · Kiran</w:t>
       </w:r>
     </w:p>
     <w:tbl>
@@ -9809,7 +9809,7 @@
           <w:sz w:val="20"/>
           <w:szCs w:val="20"/>
         </w:rPr>
-        <w:t xml:space="preserve">Coreano desde cero para niños y niñas, con juegos, canciones y dibujos. Aprenden a leer el alfabeto, presentarse y decir sus primeras frases — y terminan con un mini-show para la familia.</w:t>
+        <w:t xml:space="preserve">Coreano desde cero para niños y niñas, con juegos, canciones y dibujos. Aprenden a leer el alfabeto, presentarse y decir sus primeras frases — y terminan con un mini-show para la familia. Empieza el lunes 19 de octubre (el 12 es feriado en Chile) y termina el 7 de diciembre.</w:t>
       </w:r>
     </w:p>
     <w:p>
@@ -11512,7 +11512,7 @@
                 <w:sz w:val="20"/>
                 <w:szCs w:val="20"/>
               </w:rPr>
-              <w:t xml:space="preserve">Guiran · 기란</w:t>
+              <w:t xml:space="preserve">Kiran · 기란</w:t>
             </w:r>
           </w:p>
         </w:tc>

--- a/public/programas/Programa_Cursos_Octubre_2026.docx
+++ b/public/programas/Programa_Cursos_Octubre_2026.docx
@@ -1152,7 +1152,7 @@
                 <w:sz w:val="20"/>
                 <w:szCs w:val="20"/>
               </w:rPr>
-              <w:t xml:space="preserve">Coreano para Niños (8–12) · Juega y aprende</w:t>
+              <w:t xml:space="preserve">Coreano para Niños (8–15) · Juega y aprende</w:t>
             </w:r>
           </w:p>
         </w:tc>
@@ -1179,7 +1179,7 @@
                 <w:sz w:val="20"/>
                 <w:szCs w:val="20"/>
               </w:rPr>
-              <w:t xml:space="preserve">8–12 años</w:t>
+              <w:t xml:space="preserve">8–15 años</w:t>
             </w:r>
           </w:p>
         </w:tc>
@@ -2373,7 +2373,7 @@
                 <w:sz w:val="20"/>
                 <w:szCs w:val="20"/>
               </w:rPr>
-              <w:t xml:space="preserve">🧒 Coreano para Niños (8–12)</w:t>
+              <w:t xml:space="preserve">🧒 Coreano para Niños (8–15)</w:t>
             </w:r>
           </w:p>
         </w:tc>
@@ -2698,7 +2698,7 @@
                 <w:sz w:val="20"/>
                 <w:szCs w:val="20"/>
               </w:rPr>
-              <w:t xml:space="preserve">🧒 Niños (8–12)</w:t>
+              <w:t xml:space="preserve">🧒 Niños (8–15)</w:t>
             </w:r>
           </w:p>
         </w:tc>
@@ -9795,7 +9795,7 @@
           <w:sz w:val="23"/>
           <w:szCs w:val="23"/>
         </w:rPr>
-        <w:t xml:space="preserve">🧒 Coreano para Niños (8–12) · Juega y aprende · desde cero</w:t>
+        <w:t xml:space="preserve">🧒 Coreano para Niños (8–15) · Juega y aprende · desde cero</w:t>
       </w:r>
     </w:p>
     <w:p>

--- a/public/programas/Programa_Cursos_Octubre_2026.docx
+++ b/public/programas/Programa_Cursos_Octubre_2026.docx
@@ -10949,7 +10949,7 @@
                 <w:sz w:val="20"/>
                 <w:szCs w:val="20"/>
               </w:rPr>
-              <w:t xml:space="preserve">2 × US75</w:t>
+              <w:t xml:space="preserve">2 × US$75</w:t>
             </w:r>
           </w:p>
         </w:tc>

--- a/public/programas/Programa_Cursos_Octubre_2026.docx
+++ b/public/programas/Programa_Cursos_Octubre_2026.docx
@@ -683,7 +683,7 @@
                 <w:sz w:val="20"/>
                 <w:szCs w:val="20"/>
               </w:rPr>
-              <w:t xml:space="preserve">Conversacional 1 / TOPIK I</w:t>
+              <w:t xml:space="preserve">Conversacional 1</w:t>
             </w:r>
           </w:p>
         </w:tc>
@@ -958,7 +958,7 @@
                 <w:sz w:val="20"/>
                 <w:szCs w:val="20"/>
               </w:rPr>
-              <w:t xml:space="preserve">TOPIK I-2 / B1</w:t>
+              <w:t xml:space="preserve">Intermedio (B1)</w:t>
             </w:r>
           </w:p>
         </w:tc>
@@ -1233,7 +1233,7 @@
                 <w:sz w:val="20"/>
                 <w:szCs w:val="20"/>
               </w:rPr>
-              <w:t xml:space="preserve">Niños 2 / Básico 1</w:t>
+              <w:t xml:space="preserve">Básico 1 desde los 13</w:t>
             </w:r>
           </w:p>
         </w:tc>
@@ -5656,22 +5656,6 @@
         </w:tc>
       </w:tr>
     </w:tbl>
-    <w:p>
-      <w:pPr>
-        <w:spacing w:before="80"/>
-      </w:pPr>
-      <w:r>
-        <w:rPr>
-          <w:rFonts w:ascii="Arial" w:cs="Arial" w:eastAsia="Arial" w:hAnsi="Arial"/>
-          <w:i/>
-          <w:iCs/>
-          <w:color w:val="5C5F6B"/>
-          <w:sz w:val="18"/>
-          <w:szCs w:val="18"/>
-        </w:rPr>
-        <w:t xml:space="preserve">* El 12 oct es feriado en Chile; esa clase se confirma con el grupo.</w:t>
-      </w:r>
-    </w:p>
     <w:p>
       <w:pPr>
         <w:keepNext/>

--- a/public/programas/Programa_Cursos_Octubre_2026.docx
+++ b/public/programas/Programa_Cursos_Octubre_2026.docx
@@ -111,7 +111,7 @@
           <w:sz w:val="23"/>
           <w:szCs w:val="23"/>
         </w:rPr>
-        <w:t xml:space="preserve">Semana del 12 de octubre de 2026 → semana del 30 de noviembre de 2026</w:t>
+        <w:t xml:space="preserve">Semana del 19 de octubre de 2026 → semana del 7 de diciembre de 2026</w:t>
       </w:r>
     </w:p>
     <w:p>
@@ -1605,7 +1605,7 @@
                 <w:sz w:val="20"/>
                 <w:szCs w:val="20"/>
               </w:rPr>
-              <w:t xml:space="preserve">martes 13 de octubre</w:t>
+              <w:t xml:space="preserve">martes 20 de octubre</w:t>
             </w:r>
           </w:p>
         </w:tc>
@@ -1771,7 +1771,7 @@
                 <w:sz w:val="20"/>
                 <w:szCs w:val="20"/>
               </w:rPr>
-              <w:t xml:space="preserve">jueves 15 de octubre</w:t>
+              <w:t xml:space="preserve">jueves 22 de octubre</w:t>
             </w:r>
           </w:p>
         </w:tc>
@@ -1933,7 +1933,7 @@
                 <w:sz w:val="20"/>
                 <w:szCs w:val="20"/>
               </w:rPr>
-              <w:t xml:space="preserve">miércoles 14 de octubre</w:t>
+              <w:t xml:space="preserve">miércoles 21 de octubre</w:t>
             </w:r>
           </w:p>
         </w:tc>
@@ -2099,7 +2099,7 @@
                 <w:sz w:val="20"/>
                 <w:szCs w:val="20"/>
               </w:rPr>
-              <w:t xml:space="preserve">martes 13 de octubre</w:t>
+              <w:t xml:space="preserve">martes 20 de octubre</w:t>
             </w:r>
           </w:p>
         </w:tc>
@@ -2261,7 +2261,7 @@
                 <w:sz w:val="20"/>
                 <w:szCs w:val="20"/>
               </w:rPr>
-              <w:t xml:space="preserve">jueves 15 de octubre</w:t>
+              <w:t xml:space="preserve">jueves 22 de octubre</w:t>
             </w:r>
           </w:p>
         </w:tc>
@@ -4246,7 +4246,7 @@
                 <w:sz w:val="20"/>
                 <w:szCs w:val="20"/>
               </w:rPr>
-              <w:t xml:space="preserve">13 oct</w:t>
+              <w:t xml:space="preserve">20 oct</w:t>
             </w:r>
           </w:p>
         </w:tc>
@@ -4272,7 +4272,7 @@
                 <w:sz w:val="20"/>
                 <w:szCs w:val="20"/>
               </w:rPr>
-              <w:t xml:space="preserve">20 oct</w:t>
+              <w:t xml:space="preserve">27 oct</w:t>
             </w:r>
           </w:p>
         </w:tc>
@@ -4298,7 +4298,7 @@
                 <w:sz w:val="20"/>
                 <w:szCs w:val="20"/>
               </w:rPr>
-              <w:t xml:space="preserve">27 oct</w:t>
+              <w:t xml:space="preserve">3 nov</w:t>
             </w:r>
           </w:p>
         </w:tc>
@@ -4324,7 +4324,7 @@
                 <w:sz w:val="20"/>
                 <w:szCs w:val="20"/>
               </w:rPr>
-              <w:t xml:space="preserve">3 nov</w:t>
+              <w:t xml:space="preserve">10 nov</w:t>
             </w:r>
           </w:p>
         </w:tc>
@@ -4350,7 +4350,7 @@
                 <w:sz w:val="20"/>
                 <w:szCs w:val="20"/>
               </w:rPr>
-              <w:t xml:space="preserve">10 nov</w:t>
+              <w:t xml:space="preserve">17 nov</w:t>
             </w:r>
           </w:p>
         </w:tc>
@@ -4376,7 +4376,7 @@
                 <w:sz w:val="20"/>
                 <w:szCs w:val="20"/>
               </w:rPr>
-              <w:t xml:space="preserve">17 nov</w:t>
+              <w:t xml:space="preserve">24 nov</w:t>
             </w:r>
           </w:p>
         </w:tc>
@@ -4402,7 +4402,7 @@
                 <w:sz w:val="20"/>
                 <w:szCs w:val="20"/>
               </w:rPr>
-              <w:t xml:space="preserve">24 nov</w:t>
+              <w:t xml:space="preserve">1 dic</w:t>
             </w:r>
           </w:p>
         </w:tc>
@@ -4428,7 +4428,7 @@
                 <w:sz w:val="20"/>
                 <w:szCs w:val="20"/>
               </w:rPr>
-              <w:t xml:space="preserve">1 dic</w:t>
+              <w:t xml:space="preserve">8 dic*</w:t>
             </w:r>
           </w:p>
         </w:tc>
@@ -4487,7 +4487,7 @@
                 <w:sz w:val="20"/>
                 <w:szCs w:val="20"/>
               </w:rPr>
-              <w:t xml:space="preserve">15 oct</w:t>
+              <w:t xml:space="preserve">22 oct</w:t>
             </w:r>
           </w:p>
         </w:tc>
@@ -4514,7 +4514,7 @@
                 <w:sz w:val="20"/>
                 <w:szCs w:val="20"/>
               </w:rPr>
-              <w:t xml:space="preserve">22 oct</w:t>
+              <w:t xml:space="preserve">29 oct</w:t>
             </w:r>
           </w:p>
         </w:tc>
@@ -4541,7 +4541,7 @@
                 <w:sz w:val="20"/>
                 <w:szCs w:val="20"/>
               </w:rPr>
-              <w:t xml:space="preserve">29 oct</w:t>
+              <w:t xml:space="preserve">5 nov</w:t>
             </w:r>
           </w:p>
         </w:tc>
@@ -4568,7 +4568,7 @@
                 <w:sz w:val="20"/>
                 <w:szCs w:val="20"/>
               </w:rPr>
-              <w:t xml:space="preserve">5 nov</w:t>
+              <w:t xml:space="preserve">12 nov</w:t>
             </w:r>
           </w:p>
         </w:tc>
@@ -4595,7 +4595,7 @@
                 <w:sz w:val="20"/>
                 <w:szCs w:val="20"/>
               </w:rPr>
-              <w:t xml:space="preserve">12 nov</w:t>
+              <w:t xml:space="preserve">19 nov</w:t>
             </w:r>
           </w:p>
         </w:tc>
@@ -4622,7 +4622,7 @@
                 <w:sz w:val="20"/>
                 <w:szCs w:val="20"/>
               </w:rPr>
-              <w:t xml:space="preserve">19 nov</w:t>
+              <w:t xml:space="preserve">26 nov</w:t>
             </w:r>
           </w:p>
         </w:tc>
@@ -4649,7 +4649,7 @@
                 <w:sz w:val="20"/>
                 <w:szCs w:val="20"/>
               </w:rPr>
-              <w:t xml:space="preserve">26 nov</w:t>
+              <w:t xml:space="preserve">3 dic</w:t>
             </w:r>
           </w:p>
         </w:tc>
@@ -4676,7 +4676,7 @@
                 <w:sz w:val="20"/>
                 <w:szCs w:val="20"/>
               </w:rPr>
-              <w:t xml:space="preserve">3 dic</w:t>
+              <w:t xml:space="preserve">10 dic</w:t>
             </w:r>
           </w:p>
         </w:tc>
@@ -4733,7 +4733,7 @@
                 <w:sz w:val="20"/>
                 <w:szCs w:val="20"/>
               </w:rPr>
-              <w:t xml:space="preserve">14 oct</w:t>
+              <w:t xml:space="preserve">21 oct</w:t>
             </w:r>
           </w:p>
         </w:tc>
@@ -4759,7 +4759,7 @@
                 <w:sz w:val="20"/>
                 <w:szCs w:val="20"/>
               </w:rPr>
-              <w:t xml:space="preserve">21 oct</w:t>
+              <w:t xml:space="preserve">28 oct</w:t>
             </w:r>
           </w:p>
         </w:tc>
@@ -4785,7 +4785,7 @@
                 <w:sz w:val="20"/>
                 <w:szCs w:val="20"/>
               </w:rPr>
-              <w:t xml:space="preserve">28 oct</w:t>
+              <w:t xml:space="preserve">4 nov</w:t>
             </w:r>
           </w:p>
         </w:tc>
@@ -4811,7 +4811,7 @@
                 <w:sz w:val="20"/>
                 <w:szCs w:val="20"/>
               </w:rPr>
-              <w:t xml:space="preserve">4 nov</w:t>
+              <w:t xml:space="preserve">11 nov</w:t>
             </w:r>
           </w:p>
         </w:tc>
@@ -4837,7 +4837,7 @@
                 <w:sz w:val="20"/>
                 <w:szCs w:val="20"/>
               </w:rPr>
-              <w:t xml:space="preserve">11 nov</w:t>
+              <w:t xml:space="preserve">18 nov</w:t>
             </w:r>
           </w:p>
         </w:tc>
@@ -4863,7 +4863,7 @@
                 <w:sz w:val="20"/>
                 <w:szCs w:val="20"/>
               </w:rPr>
-              <w:t xml:space="preserve">18 nov</w:t>
+              <w:t xml:space="preserve">25 nov</w:t>
             </w:r>
           </w:p>
         </w:tc>
@@ -4889,7 +4889,7 @@
                 <w:sz w:val="20"/>
                 <w:szCs w:val="20"/>
               </w:rPr>
-              <w:t xml:space="preserve">25 nov</w:t>
+              <w:t xml:space="preserve">2 dic</w:t>
             </w:r>
           </w:p>
         </w:tc>
@@ -4915,7 +4915,7 @@
                 <w:sz w:val="20"/>
                 <w:szCs w:val="20"/>
               </w:rPr>
-              <w:t xml:space="preserve">2 dic</w:t>
+              <w:t xml:space="preserve">9 dic</w:t>
             </w:r>
           </w:p>
         </w:tc>
@@ -4974,7 +4974,7 @@
                 <w:sz w:val="20"/>
                 <w:szCs w:val="20"/>
               </w:rPr>
-              <w:t xml:space="preserve">13 oct</w:t>
+              <w:t xml:space="preserve">20 oct</w:t>
             </w:r>
           </w:p>
         </w:tc>
@@ -5001,7 +5001,7 @@
                 <w:sz w:val="20"/>
                 <w:szCs w:val="20"/>
               </w:rPr>
-              <w:t xml:space="preserve">20 oct</w:t>
+              <w:t xml:space="preserve">27 oct</w:t>
             </w:r>
           </w:p>
         </w:tc>
@@ -5028,7 +5028,7 @@
                 <w:sz w:val="20"/>
                 <w:szCs w:val="20"/>
               </w:rPr>
-              <w:t xml:space="preserve">27 oct</w:t>
+              <w:t xml:space="preserve">3 nov</w:t>
             </w:r>
           </w:p>
         </w:tc>
@@ -5055,7 +5055,7 @@
                 <w:sz w:val="20"/>
                 <w:szCs w:val="20"/>
               </w:rPr>
-              <w:t xml:space="preserve">3 nov</w:t>
+              <w:t xml:space="preserve">10 nov</w:t>
             </w:r>
           </w:p>
         </w:tc>
@@ -5082,7 +5082,7 @@
                 <w:sz w:val="20"/>
                 <w:szCs w:val="20"/>
               </w:rPr>
-              <w:t xml:space="preserve">10 nov</w:t>
+              <w:t xml:space="preserve">17 nov</w:t>
             </w:r>
           </w:p>
         </w:tc>
@@ -5109,7 +5109,7 @@
                 <w:sz w:val="20"/>
                 <w:szCs w:val="20"/>
               </w:rPr>
-              <w:t xml:space="preserve">17 nov</w:t>
+              <w:t xml:space="preserve">24 nov</w:t>
             </w:r>
           </w:p>
         </w:tc>
@@ -5136,7 +5136,7 @@
                 <w:sz w:val="20"/>
                 <w:szCs w:val="20"/>
               </w:rPr>
-              <w:t xml:space="preserve">24 nov</w:t>
+              <w:t xml:space="preserve">1 dic</w:t>
             </w:r>
           </w:p>
         </w:tc>
@@ -5163,7 +5163,7 @@
                 <w:sz w:val="20"/>
                 <w:szCs w:val="20"/>
               </w:rPr>
-              <w:t xml:space="preserve">1 dic</w:t>
+              <w:t xml:space="preserve">8 dic*</w:t>
             </w:r>
           </w:p>
         </w:tc>
@@ -5220,7 +5220,7 @@
                 <w:sz w:val="20"/>
                 <w:szCs w:val="20"/>
               </w:rPr>
-              <w:t xml:space="preserve">15 oct</w:t>
+              <w:t xml:space="preserve">22 oct</w:t>
             </w:r>
           </w:p>
         </w:tc>
@@ -5246,7 +5246,7 @@
                 <w:sz w:val="20"/>
                 <w:szCs w:val="20"/>
               </w:rPr>
-              <w:t xml:space="preserve">22 oct</w:t>
+              <w:t xml:space="preserve">29 oct</w:t>
             </w:r>
           </w:p>
         </w:tc>
@@ -5272,7 +5272,7 @@
                 <w:sz w:val="20"/>
                 <w:szCs w:val="20"/>
               </w:rPr>
-              <w:t xml:space="preserve">29 oct</w:t>
+              <w:t xml:space="preserve">5 nov</w:t>
             </w:r>
           </w:p>
         </w:tc>
@@ -5298,7 +5298,7 @@
                 <w:sz w:val="20"/>
                 <w:szCs w:val="20"/>
               </w:rPr>
-              <w:t xml:space="preserve">5 nov</w:t>
+              <w:t xml:space="preserve">12 nov</w:t>
             </w:r>
           </w:p>
         </w:tc>
@@ -5324,7 +5324,7 @@
                 <w:sz w:val="20"/>
                 <w:szCs w:val="20"/>
               </w:rPr>
-              <w:t xml:space="preserve">12 nov</w:t>
+              <w:t xml:space="preserve">19 nov</w:t>
             </w:r>
           </w:p>
         </w:tc>
@@ -5350,7 +5350,7 @@
                 <w:sz w:val="20"/>
                 <w:szCs w:val="20"/>
               </w:rPr>
-              <w:t xml:space="preserve">19 nov</w:t>
+              <w:t xml:space="preserve">26 nov</w:t>
             </w:r>
           </w:p>
         </w:tc>
@@ -5376,7 +5376,7 @@
                 <w:sz w:val="20"/>
                 <w:szCs w:val="20"/>
               </w:rPr>
-              <w:t xml:space="preserve">26 nov</w:t>
+              <w:t xml:space="preserve">3 dic</w:t>
             </w:r>
           </w:p>
         </w:tc>
@@ -5402,7 +5402,7 @@
                 <w:sz w:val="20"/>
                 <w:szCs w:val="20"/>
               </w:rPr>
-              <w:t xml:space="preserve">3 dic</w:t>
+              <w:t xml:space="preserve">10 dic</w:t>
             </w:r>
           </w:p>
         </w:tc>
@@ -5656,6 +5656,22 @@
         </w:tc>
       </w:tr>
     </w:tbl>
+    <w:p>
+      <w:pPr>
+        <w:spacing w:before="80"/>
+      </w:pPr>
+      <w:r>
+        <w:rPr>
+          <w:rFonts w:ascii="Arial" w:cs="Arial" w:eastAsia="Arial" w:hAnsi="Arial"/>
+          <w:i/>
+          <w:iCs/>
+          <w:color w:val="5C5F6B"/>
+          <w:sz w:val="18"/>
+          <w:szCs w:val="18"/>
+        </w:rPr>
+        <w:t xml:space="preserve">* El 8 dic es feriado en Chile: esa clase está por confirmar.</w:t>
+      </w:r>
+    </w:p>
     <w:p>
       <w:pPr>
         <w:keepNext/>
@@ -9793,7 +9809,7 @@
           <w:sz w:val="20"/>
           <w:szCs w:val="20"/>
         </w:rPr>
-        <w:t xml:space="preserve">Coreano desde cero para niños y niñas, con juegos, canciones y dibujos. Aprenden a leer el alfabeto, presentarse y decir sus primeras frases — y terminan con un mini-show para la familia. Empieza el lunes 19 de octubre (el 12 es feriado en Chile) y termina el 7 de diciembre.</w:t>
+        <w:t xml:space="preserve">Coreano desde cero para niños y niñas, con juegos, canciones y dibujos. Aprenden a leer el alfabeto, presentarse y decir sus primeras frases — y terminan con un mini-show para la familia. Empieza el lunes 19 de octubre y termina el 7 de diciembre.</w:t>
       </w:r>
     </w:p>
     <w:p>
